--- a/core/management/commands/Engagement_Letter_TEMPLATE_BW_v3.docx
+++ b/core/management/commands/Engagement_Letter_TEMPLATE_BW_v3.docx
@@ -712,7 +712,18 @@
           </w:tcPr>
           <w:p>
             <w:r>
-              <w:t>{% if show_service_compilation %}</w:t>
+              <w:rPr>
+                <w:b/>
+                <w:sz w:val="22"/>
+              </w:rPr>
+              <w:t>{%tr for service in selected_services %}</w:t>
+            </w:r>
+            <w:r>
+              <w:rPr>
+                <w:b/>
+                <w:sz w:val="22"/>
+              </w:rPr>
+              <w:t xml:space="preserve">✓</w:t>
             </w:r>
           </w:p>
         </w:tc>
@@ -721,46 +732,12 @@
             <w:tcW w:type="dxa" w:w="2552"/>
           </w:tcPr>
           <w:p>
-            <w:r/>
-          </w:p>
-        </w:tc>
-        <w:tc>
-          <w:tcPr>
-            <w:tcW w:type="dxa" w:w="6407"/>
-          </w:tcPr>
-          <w:p>
-            <w:r/>
-          </w:p>
-        </w:tc>
-      </w:tr>
-      <w:tr>
-        <w:tc>
-          <w:tcPr>
-            <w:tcW w:type="dxa" w:w="397"/>
-          </w:tcPr>
-          <w:p>
-            <w:r/>
-            <w:r>
-              <w:rPr>
-                <w:b/>
-                <w:sz w:val="22"/>
-              </w:rPr>
-              <w:t>✓</w:t>
-            </w:r>
-          </w:p>
-        </w:tc>
-        <w:tc>
-          <w:tcPr>
-            <w:tcW w:type="dxa" w:w="2552"/>
-          </w:tcPr>
-          <w:p>
-            <w:r/>
             <w:r>
               <w:rPr>
                 <w:b/>
                 <w:sz w:val="20"/>
               </w:rPr>
-              <w:t>Compilation of Financial Statements</w:t>
+              <w:t>{{ service.name }}</w:t>
             </w:r>
           </w:p>
         </w:tc>
@@ -769,1999 +746,13 @@
             <w:tcW w:type="dxa" w:w="6407"/>
           </w:tcPr>
           <w:p>
-            <w:r/>
             <w:r>
               <w:rPr>
                 <w:b w:val="0"/>
                 <w:sz w:val="20"/>
               </w:rPr>
-              <w:t>Compilation of annual financial statements in accordance with APES 315 Compilation of Financial Information. Includes Balance Sheet, Profit &amp; Loss Statement, and Notes to Financial Statements.</w:t>
+              <w:t>{{ service.description }}{%tr endfor %}</w:t>
             </w:r>
-          </w:p>
-        </w:tc>
-      </w:tr>
-      <w:tr>
-        <w:tc>
-          <w:tcPr>
-            <w:tcW w:type="dxa" w:w="397"/>
-          </w:tcPr>
-          <w:p>
-            <w:r>
-              <w:t>{% endif %}</w:t>
-            </w:r>
-          </w:p>
-        </w:tc>
-        <w:tc>
-          <w:tcPr>
-            <w:tcW w:type="dxa" w:w="2552"/>
-          </w:tcPr>
-          <w:p>
-            <w:r/>
-          </w:p>
-        </w:tc>
-        <w:tc>
-          <w:tcPr>
-            <w:tcW w:type="dxa" w:w="6407"/>
-          </w:tcPr>
-          <w:p>
-            <w:r/>
-          </w:p>
-        </w:tc>
-      </w:tr>
-      <w:tr>
-        <w:tc>
-          <w:tcPr>
-            <w:tcW w:type="dxa" w:w="397"/>
-          </w:tcPr>
-          <w:p>
-            <w:r>
-              <w:t>{% if show_service_financial_statements %}</w:t>
-            </w:r>
-          </w:p>
-        </w:tc>
-        <w:tc>
-          <w:tcPr>
-            <w:tcW w:type="dxa" w:w="2552"/>
-          </w:tcPr>
-          <w:p>
-            <w:r/>
-          </w:p>
-        </w:tc>
-        <w:tc>
-          <w:tcPr>
-            <w:tcW w:type="dxa" w:w="6407"/>
-          </w:tcPr>
-          <w:p>
-            <w:r/>
-          </w:p>
-        </w:tc>
-      </w:tr>
-      <w:tr>
-        <w:tc>
-          <w:tcPr>
-            <w:tcW w:type="dxa" w:w="397"/>
-          </w:tcPr>
-          <w:p>
-            <w:r/>
-            <w:r>
-              <w:rPr>
-                <w:b/>
-                <w:sz w:val="22"/>
-              </w:rPr>
-              <w:t>✓</w:t>
-            </w:r>
-          </w:p>
-        </w:tc>
-        <w:tc>
-          <w:tcPr>
-            <w:tcW w:type="dxa" w:w="2552"/>
-          </w:tcPr>
-          <w:p>
-            <w:r/>
-            <w:r>
-              <w:rPr>
-                <w:b/>
-                <w:sz w:val="20"/>
-              </w:rPr>
-              <w:t>Financial Statements</w:t>
-            </w:r>
-          </w:p>
-        </w:tc>
-        <w:tc>
-          <w:tcPr>
-            <w:tcW w:type="dxa" w:w="6407"/>
-          </w:tcPr>
-          <w:p>
-            <w:r/>
-            <w:r>
-              <w:rPr>
-                <w:b w:val="0"/>
-                <w:sz w:val="20"/>
-              </w:rPr>
-              <w:t>Preparation of annual financial statements including Balance Sheet, Profit &amp; Loss Statement, and Notes to Financial Statements.</w:t>
-            </w:r>
-          </w:p>
-        </w:tc>
-      </w:tr>
-      <w:tr>
-        <w:tc>
-          <w:tcPr>
-            <w:tcW w:type="dxa" w:w="397"/>
-          </w:tcPr>
-          <w:p>
-            <w:r>
-              <w:t>{% endif %}</w:t>
-            </w:r>
-          </w:p>
-        </w:tc>
-        <w:tc>
-          <w:tcPr>
-            <w:tcW w:type="dxa" w:w="2552"/>
-          </w:tcPr>
-          <w:p>
-            <w:r/>
-          </w:p>
-        </w:tc>
-        <w:tc>
-          <w:tcPr>
-            <w:tcW w:type="dxa" w:w="6407"/>
-          </w:tcPr>
-          <w:p>
-            <w:r/>
-          </w:p>
-        </w:tc>
-      </w:tr>
-      <w:tr>
-        <w:tc>
-          <w:tcPr>
-            <w:tcW w:type="dxa" w:w="397"/>
-          </w:tcPr>
-          <w:p>
-            <w:r>
-              <w:t>{% if show_service_tax_return %}</w:t>
-            </w:r>
-          </w:p>
-        </w:tc>
-        <w:tc>
-          <w:tcPr>
-            <w:tcW w:type="dxa" w:w="2552"/>
-          </w:tcPr>
-          <w:p>
-            <w:r/>
-          </w:p>
-        </w:tc>
-        <w:tc>
-          <w:tcPr>
-            <w:tcW w:type="dxa" w:w="6407"/>
-          </w:tcPr>
-          <w:p>
-            <w:r/>
-          </w:p>
-        </w:tc>
-      </w:tr>
-      <w:tr>
-        <w:tc>
-          <w:tcPr>
-            <w:tcW w:type="dxa" w:w="397"/>
-          </w:tcPr>
-          <w:p>
-            <w:r/>
-            <w:r>
-              <w:rPr>
-                <w:b/>
-                <w:sz w:val="22"/>
-              </w:rPr>
-              <w:t>✓</w:t>
-            </w:r>
-          </w:p>
-        </w:tc>
-        <w:tc>
-          <w:tcPr>
-            <w:tcW w:type="dxa" w:w="2552"/>
-          </w:tcPr>
-          <w:p>
-            <w:r/>
-            <w:r>
-              <w:rPr>
-                <w:b/>
-                <w:sz w:val="20"/>
-              </w:rPr>
-              <w:t>Income Tax Return</w:t>
-            </w:r>
-          </w:p>
-        </w:tc>
-        <w:tc>
-          <w:tcPr>
-            <w:tcW w:type="dxa" w:w="6407"/>
-          </w:tcPr>
-          <w:p>
-            <w:r/>
-            <w:r>
-              <w:rPr>
-                <w:b w:val="0"/>
-                <w:sz w:val="20"/>
-              </w:rPr>
-              <w:t>Preparation and lodgement of the income tax return for the entity for the relevant income year.</w:t>
-            </w:r>
-          </w:p>
-        </w:tc>
-      </w:tr>
-      <w:tr>
-        <w:tc>
-          <w:tcPr>
-            <w:tcW w:type="dxa" w:w="397"/>
-          </w:tcPr>
-          <w:p>
-            <w:r>
-              <w:t>{% endif %}</w:t>
-            </w:r>
-          </w:p>
-        </w:tc>
-        <w:tc>
-          <w:tcPr>
-            <w:tcW w:type="dxa" w:w="2552"/>
-          </w:tcPr>
-          <w:p>
-            <w:r/>
-          </w:p>
-        </w:tc>
-        <w:tc>
-          <w:tcPr>
-            <w:tcW w:type="dxa" w:w="6407"/>
-          </w:tcPr>
-          <w:p>
-            <w:r/>
-          </w:p>
-        </w:tc>
-      </w:tr>
-      <w:tr>
-        <w:tc>
-          <w:tcPr>
-            <w:tcW w:type="dxa" w:w="397"/>
-          </w:tcPr>
-          <w:p>
-            <w:r>
-              <w:t>{% if show_service_bas %}</w:t>
-            </w:r>
-          </w:p>
-        </w:tc>
-        <w:tc>
-          <w:tcPr>
-            <w:tcW w:type="dxa" w:w="2552"/>
-          </w:tcPr>
-          <w:p>
-            <w:r/>
-          </w:p>
-        </w:tc>
-        <w:tc>
-          <w:tcPr>
-            <w:tcW w:type="dxa" w:w="6407"/>
-          </w:tcPr>
-          <w:p>
-            <w:r/>
-          </w:p>
-        </w:tc>
-      </w:tr>
-      <w:tr>
-        <w:tc>
-          <w:tcPr>
-            <w:tcW w:type="dxa" w:w="397"/>
-          </w:tcPr>
-          <w:p>
-            <w:r/>
-            <w:r>
-              <w:rPr>
-                <w:b/>
-                <w:sz w:val="22"/>
-              </w:rPr>
-              <w:t>✓</w:t>
-            </w:r>
-          </w:p>
-        </w:tc>
-        <w:tc>
-          <w:tcPr>
-            <w:tcW w:type="dxa" w:w="2552"/>
-          </w:tcPr>
-          <w:p>
-            <w:r/>
-            <w:r>
-              <w:rPr>
-                <w:b/>
-                <w:sz w:val="20"/>
-              </w:rPr>
-              <w:t>BAS Preparation &amp; Lodgement</w:t>
-            </w:r>
-          </w:p>
-        </w:tc>
-        <w:tc>
-          <w:tcPr>
-            <w:tcW w:type="dxa" w:w="6407"/>
-          </w:tcPr>
-          <w:p>
-            <w:r/>
-            <w:r>
-              <w:rPr>
-                <w:b w:val="0"/>
-                <w:sz w:val="20"/>
-              </w:rPr>
-              <w:t>Preparation and lodgement of Business Activity Statements for each applicable BAS period. Includes GST reconciliation.</w:t>
-            </w:r>
-          </w:p>
-        </w:tc>
-      </w:tr>
-      <w:tr>
-        <w:tc>
-          <w:tcPr>
-            <w:tcW w:type="dxa" w:w="397"/>
-          </w:tcPr>
-          <w:p>
-            <w:r>
-              <w:t>{% endif %}</w:t>
-            </w:r>
-          </w:p>
-        </w:tc>
-        <w:tc>
-          <w:tcPr>
-            <w:tcW w:type="dxa" w:w="2552"/>
-          </w:tcPr>
-          <w:p>
-            <w:r/>
-          </w:p>
-        </w:tc>
-        <w:tc>
-          <w:tcPr>
-            <w:tcW w:type="dxa" w:w="6407"/>
-          </w:tcPr>
-          <w:p>
-            <w:r/>
-          </w:p>
-        </w:tc>
-      </w:tr>
-      <w:tr>
-        <w:tc>
-          <w:tcPr>
-            <w:tcW w:type="dxa" w:w="397"/>
-          </w:tcPr>
-          <w:p>
-            <w:r>
-              <w:t>{% if show_service_bookkeeping %}</w:t>
-            </w:r>
-          </w:p>
-        </w:tc>
-        <w:tc>
-          <w:tcPr>
-            <w:tcW w:type="dxa" w:w="2552"/>
-          </w:tcPr>
-          <w:p>
-            <w:r/>
-          </w:p>
-        </w:tc>
-        <w:tc>
-          <w:tcPr>
-            <w:tcW w:type="dxa" w:w="6407"/>
-          </w:tcPr>
-          <w:p>
-            <w:r/>
-          </w:p>
-        </w:tc>
-      </w:tr>
-      <w:tr>
-        <w:tc>
-          <w:tcPr>
-            <w:tcW w:type="dxa" w:w="397"/>
-          </w:tcPr>
-          <w:p>
-            <w:r/>
-            <w:r>
-              <w:rPr>
-                <w:b/>
-                <w:sz w:val="22"/>
-              </w:rPr>
-              <w:t>✓</w:t>
-            </w:r>
-          </w:p>
-        </w:tc>
-        <w:tc>
-          <w:tcPr>
-            <w:tcW w:type="dxa" w:w="2552"/>
-          </w:tcPr>
-          <w:p>
-            <w:r/>
-            <w:r>
-              <w:rPr>
-                <w:b/>
-                <w:sz w:val="20"/>
-              </w:rPr>
-              <w:t>Bookkeeping</w:t>
-            </w:r>
-          </w:p>
-        </w:tc>
-        <w:tc>
-          <w:tcPr>
-            <w:tcW w:type="dxa" w:w="6407"/>
-          </w:tcPr>
-          <w:p>
-            <w:r/>
-            <w:r>
-              <w:rPr>
-                <w:b w:val="0"/>
-                <w:sz w:val="20"/>
-              </w:rPr>
-              <w:t>Ongoing bookkeeping services including data entry, bank reconciliations, and maintenance of the general ledger.</w:t>
-            </w:r>
-          </w:p>
-        </w:tc>
-      </w:tr>
-      <w:tr>
-        <w:tc>
-          <w:tcPr>
-            <w:tcW w:type="dxa" w:w="397"/>
-          </w:tcPr>
-          <w:p>
-            <w:r>
-              <w:t>{% endif %}</w:t>
-            </w:r>
-          </w:p>
-        </w:tc>
-        <w:tc>
-          <w:tcPr>
-            <w:tcW w:type="dxa" w:w="2552"/>
-          </w:tcPr>
-          <w:p>
-            <w:r/>
-          </w:p>
-        </w:tc>
-        <w:tc>
-          <w:tcPr>
-            <w:tcW w:type="dxa" w:w="6407"/>
-          </w:tcPr>
-          <w:p>
-            <w:r/>
-          </w:p>
-        </w:tc>
-      </w:tr>
-      <w:tr>
-        <w:tc>
-          <w:tcPr>
-            <w:tcW w:type="dxa" w:w="397"/>
-          </w:tcPr>
-          <w:p>
-            <w:r>
-              <w:t>{% if show_service_tax_planning %}</w:t>
-            </w:r>
-          </w:p>
-        </w:tc>
-        <w:tc>
-          <w:tcPr>
-            <w:tcW w:type="dxa" w:w="2552"/>
-          </w:tcPr>
-          <w:p>
-            <w:r/>
-          </w:p>
-        </w:tc>
-        <w:tc>
-          <w:tcPr>
-            <w:tcW w:type="dxa" w:w="6407"/>
-          </w:tcPr>
-          <w:p>
-            <w:r/>
-          </w:p>
-        </w:tc>
-      </w:tr>
-      <w:tr>
-        <w:tc>
-          <w:tcPr>
-            <w:tcW w:type="dxa" w:w="397"/>
-          </w:tcPr>
-          <w:p>
-            <w:r/>
-            <w:r>
-              <w:rPr>
-                <w:b/>
-                <w:sz w:val="22"/>
-              </w:rPr>
-              <w:t>✓</w:t>
-            </w:r>
-          </w:p>
-        </w:tc>
-        <w:tc>
-          <w:tcPr>
-            <w:tcW w:type="dxa" w:w="2552"/>
-          </w:tcPr>
-          <w:p>
-            <w:r/>
-            <w:r>
-              <w:rPr>
-                <w:b/>
-                <w:sz w:val="20"/>
-              </w:rPr>
-              <w:t>Tax Planning &amp; Advisory</w:t>
-            </w:r>
-          </w:p>
-        </w:tc>
-        <w:tc>
-          <w:tcPr>
-            <w:tcW w:type="dxa" w:w="6407"/>
-          </w:tcPr>
-          <w:p>
-            <w:r/>
-            <w:r>
-              <w:rPr>
-                <w:b w:val="0"/>
-                <w:sz w:val="20"/>
-              </w:rPr>
-              <w:t>Proactive tax planning advice including review of tax position, identification of tax minimisation opportunities, and year-end planning strategies.</w:t>
-            </w:r>
-          </w:p>
-        </w:tc>
-      </w:tr>
-      <w:tr>
-        <w:tc>
-          <w:tcPr>
-            <w:tcW w:type="dxa" w:w="397"/>
-          </w:tcPr>
-          <w:p>
-            <w:r>
-              <w:t>{% endif %}</w:t>
-            </w:r>
-          </w:p>
-        </w:tc>
-        <w:tc>
-          <w:tcPr>
-            <w:tcW w:type="dxa" w:w="2552"/>
-          </w:tcPr>
-          <w:p>
-            <w:r/>
-          </w:p>
-        </w:tc>
-        <w:tc>
-          <w:tcPr>
-            <w:tcW w:type="dxa" w:w="6407"/>
-          </w:tcPr>
-          <w:p>
-            <w:r/>
-          </w:p>
-        </w:tc>
-      </w:tr>
-      <w:tr>
-        <w:tc>
-          <w:tcPr>
-            <w:tcW w:type="dxa" w:w="397"/>
-          </w:tcPr>
-          <w:p>
-            <w:r>
-              <w:t>{% if show_service_payroll %}</w:t>
-            </w:r>
-          </w:p>
-        </w:tc>
-        <w:tc>
-          <w:tcPr>
-            <w:tcW w:type="dxa" w:w="2552"/>
-          </w:tcPr>
-          <w:p>
-            <w:r/>
-          </w:p>
-        </w:tc>
-        <w:tc>
-          <w:tcPr>
-            <w:tcW w:type="dxa" w:w="6407"/>
-          </w:tcPr>
-          <w:p>
-            <w:r/>
-          </w:p>
-        </w:tc>
-      </w:tr>
-      <w:tr>
-        <w:tc>
-          <w:tcPr>
-            <w:tcW w:type="dxa" w:w="397"/>
-          </w:tcPr>
-          <w:p>
-            <w:r/>
-            <w:r>
-              <w:rPr>
-                <w:b/>
-                <w:sz w:val="22"/>
-              </w:rPr>
-              <w:t>✓</w:t>
-            </w:r>
-          </w:p>
-        </w:tc>
-        <w:tc>
-          <w:tcPr>
-            <w:tcW w:type="dxa" w:w="2552"/>
-          </w:tcPr>
-          <w:p>
-            <w:r/>
-            <w:r>
-              <w:rPr>
-                <w:b/>
-                <w:sz w:val="20"/>
-              </w:rPr>
-              <w:t>Payroll Services</w:t>
-            </w:r>
-          </w:p>
-        </w:tc>
-        <w:tc>
-          <w:tcPr>
-            <w:tcW w:type="dxa" w:w="6407"/>
-          </w:tcPr>
-          <w:p>
-            <w:r/>
-            <w:r>
-              <w:rPr>
-                <w:b w:val="0"/>
-                <w:sz w:val="20"/>
-              </w:rPr>
-              <w:t>Processing of employee payroll including calculation of wages, superannuation, PAYG withholding, and preparation of payroll summaries.</w:t>
-            </w:r>
-          </w:p>
-        </w:tc>
-      </w:tr>
-      <w:tr>
-        <w:tc>
-          <w:tcPr>
-            <w:tcW w:type="dxa" w:w="397"/>
-          </w:tcPr>
-          <w:p>
-            <w:r>
-              <w:t>{% endif %}</w:t>
-            </w:r>
-          </w:p>
-        </w:tc>
-        <w:tc>
-          <w:tcPr>
-            <w:tcW w:type="dxa" w:w="2552"/>
-          </w:tcPr>
-          <w:p>
-            <w:r/>
-          </w:p>
-        </w:tc>
-        <w:tc>
-          <w:tcPr>
-            <w:tcW w:type="dxa" w:w="6407"/>
-          </w:tcPr>
-          <w:p>
-            <w:r/>
-          </w:p>
-        </w:tc>
-      </w:tr>
-      <w:tr>
-        <w:tc>
-          <w:tcPr>
-            <w:tcW w:type="dxa" w:w="397"/>
-          </w:tcPr>
-          <w:p>
-            <w:r>
-              <w:t>{% if show_service_asic %}</w:t>
-            </w:r>
-          </w:p>
-        </w:tc>
-        <w:tc>
-          <w:tcPr>
-            <w:tcW w:type="dxa" w:w="2552"/>
-          </w:tcPr>
-          <w:p>
-            <w:r/>
-          </w:p>
-        </w:tc>
-        <w:tc>
-          <w:tcPr>
-            <w:tcW w:type="dxa" w:w="6407"/>
-          </w:tcPr>
-          <w:p>
-            <w:r/>
-          </w:p>
-        </w:tc>
-      </w:tr>
-      <w:tr>
-        <w:tc>
-          <w:tcPr>
-            <w:tcW w:type="dxa" w:w="397"/>
-          </w:tcPr>
-          <w:p>
-            <w:r/>
-            <w:r>
-              <w:rPr>
-                <w:b/>
-                <w:sz w:val="22"/>
-              </w:rPr>
-              <w:t>✓</w:t>
-            </w:r>
-          </w:p>
-        </w:tc>
-        <w:tc>
-          <w:tcPr>
-            <w:tcW w:type="dxa" w:w="2552"/>
-          </w:tcPr>
-          <w:p>
-            <w:r/>
-            <w:r>
-              <w:rPr>
-                <w:b/>
-                <w:sz w:val="20"/>
-              </w:rPr>
-              <w:t>ASIC Annual Review &amp; Compliance</w:t>
-            </w:r>
-          </w:p>
-        </w:tc>
-        <w:tc>
-          <w:tcPr>
-            <w:tcW w:type="dxa" w:w="6407"/>
-          </w:tcPr>
-          <w:p>
-            <w:r/>
-            <w:r>
-              <w:rPr>
-                <w:b w:val="0"/>
-                <w:sz w:val="20"/>
-              </w:rPr>
-              <w:t>Review of ASIC annual statement and payment of annual review fee. Preparation of any required solvency declaration.</w:t>
-            </w:r>
-          </w:p>
-        </w:tc>
-      </w:tr>
-      <w:tr>
-        <w:tc>
-          <w:tcPr>
-            <w:tcW w:type="dxa" w:w="397"/>
-          </w:tcPr>
-          <w:p>
-            <w:r>
-              <w:t>{% endif %}</w:t>
-            </w:r>
-          </w:p>
-        </w:tc>
-        <w:tc>
-          <w:tcPr>
-            <w:tcW w:type="dxa" w:w="2552"/>
-          </w:tcPr>
-          <w:p>
-            <w:r/>
-          </w:p>
-        </w:tc>
-        <w:tc>
-          <w:tcPr>
-            <w:tcW w:type="dxa" w:w="6407"/>
-          </w:tcPr>
-          <w:p>
-            <w:r/>
-          </w:p>
-        </w:tc>
-      </w:tr>
-      <w:tr>
-        <w:tc>
-          <w:tcPr>
-            <w:tcW w:type="dxa" w:w="397"/>
-          </w:tcPr>
-          <w:p>
-            <w:r>
-              <w:t>{% if show_service_dividend_management %}</w:t>
-            </w:r>
-          </w:p>
-        </w:tc>
-        <w:tc>
-          <w:tcPr>
-            <w:tcW w:type="dxa" w:w="2552"/>
-          </w:tcPr>
-          <w:p>
-            <w:r/>
-          </w:p>
-        </w:tc>
-        <w:tc>
-          <w:tcPr>
-            <w:tcW w:type="dxa" w:w="6407"/>
-          </w:tcPr>
-          <w:p>
-            <w:r/>
-          </w:p>
-        </w:tc>
-      </w:tr>
-      <w:tr>
-        <w:tc>
-          <w:tcPr>
-            <w:tcW w:type="dxa" w:w="397"/>
-          </w:tcPr>
-          <w:p>
-            <w:r/>
-            <w:r>
-              <w:rPr>
-                <w:b/>
-                <w:sz w:val="22"/>
-              </w:rPr>
-              <w:t>✓</w:t>
-            </w:r>
-          </w:p>
-        </w:tc>
-        <w:tc>
-          <w:tcPr>
-            <w:tcW w:type="dxa" w:w="2552"/>
-          </w:tcPr>
-          <w:p>
-            <w:r/>
-            <w:r>
-              <w:rPr>
-                <w:b/>
-                <w:sz w:val="20"/>
-              </w:rPr>
-              <w:t>Dividend Management</w:t>
-            </w:r>
-          </w:p>
-        </w:tc>
-        <w:tc>
-          <w:tcPr>
-            <w:tcW w:type="dxa" w:w="6407"/>
-          </w:tcPr>
-          <w:p>
-            <w:r/>
-            <w:r>
-              <w:rPr>
-                <w:b w:val="0"/>
-                <w:sz w:val="20"/>
-              </w:rPr>
-              <w:t>Preparation of dividend resolutions, dividend statements, and associated documentation for distributions to shareholders.</w:t>
-            </w:r>
-          </w:p>
-        </w:tc>
-      </w:tr>
-      <w:tr>
-        <w:tc>
-          <w:tcPr>
-            <w:tcW w:type="dxa" w:w="397"/>
-          </w:tcPr>
-          <w:p>
-            <w:r>
-              <w:t>{% endif %}</w:t>
-            </w:r>
-          </w:p>
-        </w:tc>
-        <w:tc>
-          <w:tcPr>
-            <w:tcW w:type="dxa" w:w="2552"/>
-          </w:tcPr>
-          <w:p>
-            <w:r/>
-          </w:p>
-        </w:tc>
-        <w:tc>
-          <w:tcPr>
-            <w:tcW w:type="dxa" w:w="6407"/>
-          </w:tcPr>
-          <w:p>
-            <w:r/>
-          </w:p>
-        </w:tc>
-      </w:tr>
-      <w:tr>
-        <w:tc>
-          <w:tcPr>
-            <w:tcW w:type="dxa" w:w="397"/>
-          </w:tcPr>
-          <w:p>
-            <w:r>
-              <w:t>{% if show_service_directors_report %}</w:t>
-            </w:r>
-          </w:p>
-        </w:tc>
-        <w:tc>
-          <w:tcPr>
-            <w:tcW w:type="dxa" w:w="2552"/>
-          </w:tcPr>
-          <w:p>
-            <w:r/>
-          </w:p>
-        </w:tc>
-        <w:tc>
-          <w:tcPr>
-            <w:tcW w:type="dxa" w:w="6407"/>
-          </w:tcPr>
-          <w:p>
-            <w:r/>
-          </w:p>
-        </w:tc>
-      </w:tr>
-      <w:tr>
-        <w:tc>
-          <w:tcPr>
-            <w:tcW w:type="dxa" w:w="397"/>
-          </w:tcPr>
-          <w:p>
-            <w:r/>
-            <w:r>
-              <w:rPr>
-                <w:b/>
-                <w:sz w:val="22"/>
-              </w:rPr>
-              <w:t>✓</w:t>
-            </w:r>
-          </w:p>
-        </w:tc>
-        <w:tc>
-          <w:tcPr>
-            <w:tcW w:type="dxa" w:w="2552"/>
-          </w:tcPr>
-          <w:p>
-            <w:r/>
-            <w:r>
-              <w:rPr>
-                <w:b/>
-                <w:sz w:val="20"/>
-              </w:rPr>
-              <w:t>Director's Report</w:t>
-            </w:r>
-          </w:p>
-        </w:tc>
-        <w:tc>
-          <w:tcPr>
-            <w:tcW w:type="dxa" w:w="6407"/>
-          </w:tcPr>
-          <w:p>
-            <w:r/>
-            <w:r>
-              <w:rPr>
-                <w:b w:val="0"/>
-                <w:sz w:val="20"/>
-              </w:rPr>
-              <w:t>Preparation of the Director's Report as required under the Corporations Act 2001 for the relevant financial year.</w:t>
-            </w:r>
-          </w:p>
-        </w:tc>
-      </w:tr>
-      <w:tr>
-        <w:tc>
-          <w:tcPr>
-            <w:tcW w:type="dxa" w:w="397"/>
-          </w:tcPr>
-          <w:p>
-            <w:r>
-              <w:t>{% endif %}</w:t>
-            </w:r>
-          </w:p>
-        </w:tc>
-        <w:tc>
-          <w:tcPr>
-            <w:tcW w:type="dxa" w:w="2552"/>
-          </w:tcPr>
-          <w:p>
-            <w:r/>
-          </w:p>
-        </w:tc>
-        <w:tc>
-          <w:tcPr>
-            <w:tcW w:type="dxa" w:w="6407"/>
-          </w:tcPr>
-          <w:p>
-            <w:r/>
-          </w:p>
-        </w:tc>
-      </w:tr>
-      <w:tr>
-        <w:tc>
-          <w:tcPr>
-            <w:tcW w:type="dxa" w:w="397"/>
-          </w:tcPr>
-          <w:p>
-            <w:r>
-              <w:t>{% if show_service_trust_distribution %}</w:t>
-            </w:r>
-          </w:p>
-        </w:tc>
-        <w:tc>
-          <w:tcPr>
-            <w:tcW w:type="dxa" w:w="2552"/>
-          </w:tcPr>
-          <w:p>
-            <w:r/>
-          </w:p>
-        </w:tc>
-        <w:tc>
-          <w:tcPr>
-            <w:tcW w:type="dxa" w:w="6407"/>
-          </w:tcPr>
-          <w:p>
-            <w:r/>
-          </w:p>
-        </w:tc>
-      </w:tr>
-      <w:tr>
-        <w:tc>
-          <w:tcPr>
-            <w:tcW w:type="dxa" w:w="397"/>
-          </w:tcPr>
-          <w:p>
-            <w:r/>
-            <w:r>
-              <w:rPr>
-                <w:b/>
-                <w:sz w:val="22"/>
-              </w:rPr>
-              <w:t>✓</w:t>
-            </w:r>
-          </w:p>
-        </w:tc>
-        <w:tc>
-          <w:tcPr>
-            <w:tcW w:type="dxa" w:w="2552"/>
-          </w:tcPr>
-          <w:p>
-            <w:r/>
-            <w:r>
-              <w:rPr>
-                <w:b/>
-                <w:sz w:val="20"/>
-              </w:rPr>
-              <w:t>Trust Distribution Planning</w:t>
-            </w:r>
-          </w:p>
-        </w:tc>
-        <w:tc>
-          <w:tcPr>
-            <w:tcW w:type="dxa" w:w="6407"/>
-          </w:tcPr>
-          <w:p>
-            <w:r/>
-            <w:r>
-              <w:rPr>
-                <w:b w:val="0"/>
-                <w:sz w:val="20"/>
-              </w:rPr>
-              <w:t>Review of trust income, preparation of trustee resolutions, distribution minutes, and beneficiary statements prior to 30 June each year.</w:t>
-            </w:r>
-          </w:p>
-        </w:tc>
-      </w:tr>
-      <w:tr>
-        <w:tc>
-          <w:tcPr>
-            <w:tcW w:type="dxa" w:w="397"/>
-          </w:tcPr>
-          <w:p>
-            <w:r>
-              <w:t>{% endif %}</w:t>
-            </w:r>
-          </w:p>
-        </w:tc>
-        <w:tc>
-          <w:tcPr>
-            <w:tcW w:type="dxa" w:w="2552"/>
-          </w:tcPr>
-          <w:p>
-            <w:r/>
-          </w:p>
-        </w:tc>
-        <w:tc>
-          <w:tcPr>
-            <w:tcW w:type="dxa" w:w="6407"/>
-          </w:tcPr>
-          <w:p>
-            <w:r/>
-          </w:p>
-        </w:tc>
-      </w:tr>
-      <w:tr>
-        <w:tc>
-          <w:tcPr>
-            <w:tcW w:type="dxa" w:w="397"/>
-          </w:tcPr>
-          <w:p>
-            <w:r>
-              <w:t>{% if show_service_trust_deed_review %}</w:t>
-            </w:r>
-          </w:p>
-        </w:tc>
-        <w:tc>
-          <w:tcPr>
-            <w:tcW w:type="dxa" w:w="2552"/>
-          </w:tcPr>
-          <w:p>
-            <w:r/>
-          </w:p>
-        </w:tc>
-        <w:tc>
-          <w:tcPr>
-            <w:tcW w:type="dxa" w:w="6407"/>
-          </w:tcPr>
-          <w:p>
-            <w:r/>
-          </w:p>
-        </w:tc>
-      </w:tr>
-      <w:tr>
-        <w:tc>
-          <w:tcPr>
-            <w:tcW w:type="dxa" w:w="397"/>
-          </w:tcPr>
-          <w:p>
-            <w:r/>
-            <w:r>
-              <w:rPr>
-                <w:b/>
-                <w:sz w:val="22"/>
-              </w:rPr>
-              <w:t>✓</w:t>
-            </w:r>
-          </w:p>
-        </w:tc>
-        <w:tc>
-          <w:tcPr>
-            <w:tcW w:type="dxa" w:w="2552"/>
-          </w:tcPr>
-          <w:p>
-            <w:r/>
-            <w:r>
-              <w:rPr>
-                <w:b/>
-                <w:sz w:val="20"/>
-              </w:rPr>
-              <w:t>Trust Deed Review</w:t>
-            </w:r>
-          </w:p>
-        </w:tc>
-        <w:tc>
-          <w:tcPr>
-            <w:tcW w:type="dxa" w:w="6407"/>
-          </w:tcPr>
-          <w:p>
-            <w:r/>
-            <w:r>
-              <w:rPr>
-                <w:b w:val="0"/>
-                <w:sz w:val="20"/>
-              </w:rPr>
-              <w:t>Review of the trust deed to ensure it remains current and appropriate for the trust's activities and distribution strategy.</w:t>
-            </w:r>
-          </w:p>
-        </w:tc>
-      </w:tr>
-      <w:tr>
-        <w:tc>
-          <w:tcPr>
-            <w:tcW w:type="dxa" w:w="397"/>
-          </w:tcPr>
-          <w:p>
-            <w:r>
-              <w:t>{% endif %}</w:t>
-            </w:r>
-          </w:p>
-        </w:tc>
-        <w:tc>
-          <w:tcPr>
-            <w:tcW w:type="dxa" w:w="2552"/>
-          </w:tcPr>
-          <w:p>
-            <w:r/>
-          </w:p>
-        </w:tc>
-        <w:tc>
-          <w:tcPr>
-            <w:tcW w:type="dxa" w:w="6407"/>
-          </w:tcPr>
-          <w:p>
-            <w:r/>
-          </w:p>
-        </w:tc>
-      </w:tr>
-      <w:tr>
-        <w:tc>
-          <w:tcPr>
-            <w:tcW w:type="dxa" w:w="397"/>
-          </w:tcPr>
-          <w:p>
-            <w:r>
-              <w:t>{% if show_service_partner_statements %}</w:t>
-            </w:r>
-          </w:p>
-        </w:tc>
-        <w:tc>
-          <w:tcPr>
-            <w:tcW w:type="dxa" w:w="2552"/>
-          </w:tcPr>
-          <w:p>
-            <w:r/>
-          </w:p>
-        </w:tc>
-        <w:tc>
-          <w:tcPr>
-            <w:tcW w:type="dxa" w:w="6407"/>
-          </w:tcPr>
-          <w:p>
-            <w:r/>
-          </w:p>
-        </w:tc>
-      </w:tr>
-      <w:tr>
-        <w:tc>
-          <w:tcPr>
-            <w:tcW w:type="dxa" w:w="397"/>
-          </w:tcPr>
-          <w:p>
-            <w:r/>
-            <w:r>
-              <w:rPr>
-                <w:b/>
-                <w:sz w:val="22"/>
-              </w:rPr>
-              <w:t>✓</w:t>
-            </w:r>
-          </w:p>
-        </w:tc>
-        <w:tc>
-          <w:tcPr>
-            <w:tcW w:type="dxa" w:w="2552"/>
-          </w:tcPr>
-          <w:p>
-            <w:r/>
-            <w:r>
-              <w:rPr>
-                <w:b/>
-                <w:sz w:val="20"/>
-              </w:rPr>
-              <w:t>Partner Statements</w:t>
-            </w:r>
-          </w:p>
-        </w:tc>
-        <w:tc>
-          <w:tcPr>
-            <w:tcW w:type="dxa" w:w="6407"/>
-          </w:tcPr>
-          <w:p>
-            <w:r/>
-            <w:r>
-              <w:rPr>
-                <w:b w:val="0"/>
-                <w:sz w:val="20"/>
-              </w:rPr>
-              <w:t>Preparation of individual partner income statements showing each partner's share of partnership income, deductions, and tax offsets.</w:t>
-            </w:r>
-          </w:p>
-        </w:tc>
-      </w:tr>
-      <w:tr>
-        <w:tc>
-          <w:tcPr>
-            <w:tcW w:type="dxa" w:w="397"/>
-          </w:tcPr>
-          <w:p>
-            <w:r>
-              <w:t>{% endif %}</w:t>
-            </w:r>
-          </w:p>
-        </w:tc>
-        <w:tc>
-          <w:tcPr>
-            <w:tcW w:type="dxa" w:w="2552"/>
-          </w:tcPr>
-          <w:p>
-            <w:r/>
-          </w:p>
-        </w:tc>
-        <w:tc>
-          <w:tcPr>
-            <w:tcW w:type="dxa" w:w="6407"/>
-          </w:tcPr>
-          <w:p>
-            <w:r/>
-          </w:p>
-        </w:tc>
-      </w:tr>
-      <w:tr>
-        <w:tc>
-          <w:tcPr>
-            <w:tcW w:type="dxa" w:w="397"/>
-          </w:tcPr>
-          <w:p>
-            <w:r>
-              <w:t>{% if show_service_partnership_agreement_review %}</w:t>
-            </w:r>
-          </w:p>
-        </w:tc>
-        <w:tc>
-          <w:tcPr>
-            <w:tcW w:type="dxa" w:w="2552"/>
-          </w:tcPr>
-          <w:p>
-            <w:r/>
-          </w:p>
-        </w:tc>
-        <w:tc>
-          <w:tcPr>
-            <w:tcW w:type="dxa" w:w="6407"/>
-          </w:tcPr>
-          <w:p>
-            <w:r/>
-          </w:p>
-        </w:tc>
-      </w:tr>
-      <w:tr>
-        <w:tc>
-          <w:tcPr>
-            <w:tcW w:type="dxa" w:w="397"/>
-          </w:tcPr>
-          <w:p>
-            <w:r/>
-            <w:r>
-              <w:rPr>
-                <w:b/>
-                <w:sz w:val="22"/>
-              </w:rPr>
-              <w:t>✓</w:t>
-            </w:r>
-          </w:p>
-        </w:tc>
-        <w:tc>
-          <w:tcPr>
-            <w:tcW w:type="dxa" w:w="2552"/>
-          </w:tcPr>
-          <w:p>
-            <w:r/>
-            <w:r>
-              <w:rPr>
-                <w:b/>
-                <w:sz w:val="20"/>
-              </w:rPr>
-              <w:t>Partnership Agreement Review</w:t>
-            </w:r>
-          </w:p>
-        </w:tc>
-        <w:tc>
-          <w:tcPr>
-            <w:tcW w:type="dxa" w:w="6407"/>
-          </w:tcPr>
-          <w:p>
-            <w:r/>
-            <w:r>
-              <w:rPr>
-                <w:b w:val="0"/>
-                <w:sz w:val="20"/>
-              </w:rPr>
-              <w:t>Review of the partnership agreement to ensure it remains current and reflects the current profit-sharing arrangements and partner obligations.</w:t>
-            </w:r>
-          </w:p>
-        </w:tc>
-      </w:tr>
-      <w:tr>
-        <w:tc>
-          <w:tcPr>
-            <w:tcW w:type="dxa" w:w="397"/>
-          </w:tcPr>
-          <w:p>
-            <w:r>
-              <w:t>{% endif %}</w:t>
-            </w:r>
-          </w:p>
-        </w:tc>
-        <w:tc>
-          <w:tcPr>
-            <w:tcW w:type="dxa" w:w="2552"/>
-          </w:tcPr>
-          <w:p>
-            <w:r/>
-          </w:p>
-        </w:tc>
-        <w:tc>
-          <w:tcPr>
-            <w:tcW w:type="dxa" w:w="6407"/>
-          </w:tcPr>
-          <w:p>
-            <w:r/>
-          </w:p>
-        </w:tc>
-      </w:tr>
-      <w:tr>
-        <w:tc>
-          <w:tcPr>
-            <w:tcW w:type="dxa" w:w="397"/>
-          </w:tcPr>
-          <w:p>
-            <w:r>
-              <w:t>{% if show_service_smsf_audit %}</w:t>
-            </w:r>
-          </w:p>
-        </w:tc>
-        <w:tc>
-          <w:tcPr>
-            <w:tcW w:type="dxa" w:w="2552"/>
-          </w:tcPr>
-          <w:p>
-            <w:r/>
-          </w:p>
-        </w:tc>
-        <w:tc>
-          <w:tcPr>
-            <w:tcW w:type="dxa" w:w="6407"/>
-          </w:tcPr>
-          <w:p>
-            <w:r/>
-          </w:p>
-        </w:tc>
-      </w:tr>
-      <w:tr>
-        <w:tc>
-          <w:tcPr>
-            <w:tcW w:type="dxa" w:w="397"/>
-          </w:tcPr>
-          <w:p>
-            <w:r/>
-            <w:r>
-              <w:rPr>
-                <w:b/>
-                <w:sz w:val="22"/>
-              </w:rPr>
-              <w:t>✓</w:t>
-            </w:r>
-          </w:p>
-        </w:tc>
-        <w:tc>
-          <w:tcPr>
-            <w:tcW w:type="dxa" w:w="2552"/>
-          </w:tcPr>
-          <w:p>
-            <w:r/>
-            <w:r>
-              <w:rPr>
-                <w:b/>
-                <w:sz w:val="20"/>
-              </w:rPr>
-              <w:t>SMSF Audit Coordination</w:t>
-            </w:r>
-          </w:p>
-        </w:tc>
-        <w:tc>
-          <w:tcPr>
-            <w:tcW w:type="dxa" w:w="6407"/>
-          </w:tcPr>
-          <w:p>
-            <w:r/>
-            <w:r>
-              <w:rPr>
-                <w:b w:val="0"/>
-                <w:sz w:val="20"/>
-              </w:rPr>
-              <w:t>Coordination of the annual SMSF audit with an approved SMSF auditor as required under the Superannuation Industry (Supervision) Act 1993.</w:t>
-            </w:r>
-          </w:p>
-        </w:tc>
-      </w:tr>
-      <w:tr>
-        <w:tc>
-          <w:tcPr>
-            <w:tcW w:type="dxa" w:w="397"/>
-          </w:tcPr>
-          <w:p>
-            <w:r>
-              <w:t>{% endif %}</w:t>
-            </w:r>
-          </w:p>
-        </w:tc>
-        <w:tc>
-          <w:tcPr>
-            <w:tcW w:type="dxa" w:w="2552"/>
-          </w:tcPr>
-          <w:p>
-            <w:r/>
-          </w:p>
-        </w:tc>
-        <w:tc>
-          <w:tcPr>
-            <w:tcW w:type="dxa" w:w="6407"/>
-          </w:tcPr>
-          <w:p>
-            <w:r/>
-          </w:p>
-        </w:tc>
-      </w:tr>
-      <w:tr>
-        <w:tc>
-          <w:tcPr>
-            <w:tcW w:type="dxa" w:w="397"/>
-          </w:tcPr>
-          <w:p>
-            <w:r>
-              <w:t>{% if show_service_smsf_compliance %}</w:t>
-            </w:r>
-          </w:p>
-        </w:tc>
-        <w:tc>
-          <w:tcPr>
-            <w:tcW w:type="dxa" w:w="2552"/>
-          </w:tcPr>
-          <w:p>
-            <w:r/>
-          </w:p>
-        </w:tc>
-        <w:tc>
-          <w:tcPr>
-            <w:tcW w:type="dxa" w:w="6407"/>
-          </w:tcPr>
-          <w:p>
-            <w:r/>
-          </w:p>
-        </w:tc>
-      </w:tr>
-      <w:tr>
-        <w:tc>
-          <w:tcPr>
-            <w:tcW w:type="dxa" w:w="397"/>
-          </w:tcPr>
-          <w:p>
-            <w:r/>
-            <w:r>
-              <w:rPr>
-                <w:b/>
-                <w:sz w:val="22"/>
-              </w:rPr>
-              <w:t>✓</w:t>
-            </w:r>
-          </w:p>
-        </w:tc>
-        <w:tc>
-          <w:tcPr>
-            <w:tcW w:type="dxa" w:w="2552"/>
-          </w:tcPr>
-          <w:p>
-            <w:r/>
-            <w:r>
-              <w:rPr>
-                <w:b/>
-                <w:sz w:val="20"/>
-              </w:rPr>
-              <w:t>SMSF Compliance</w:t>
-            </w:r>
-          </w:p>
-        </w:tc>
-        <w:tc>
-          <w:tcPr>
-            <w:tcW w:type="dxa" w:w="6407"/>
-          </w:tcPr>
-          <w:p>
-            <w:r/>
-            <w:r>
-              <w:rPr>
-                <w:b w:val="0"/>
-                <w:sz w:val="20"/>
-              </w:rPr>
-              <w:t>Preparation of the SMSF annual return, member statements, and compliance documentation in accordance with ATO requirements.</w:t>
-            </w:r>
-          </w:p>
-        </w:tc>
-      </w:tr>
-      <w:tr>
-        <w:tc>
-          <w:tcPr>
-            <w:tcW w:type="dxa" w:w="397"/>
-          </w:tcPr>
-          <w:p>
-            <w:r>
-              <w:t>{% endif %}</w:t>
-            </w:r>
-          </w:p>
-        </w:tc>
-        <w:tc>
-          <w:tcPr>
-            <w:tcW w:type="dxa" w:w="2552"/>
-          </w:tcPr>
-          <w:p>
-            <w:r/>
-          </w:p>
-        </w:tc>
-        <w:tc>
-          <w:tcPr>
-            <w:tcW w:type="dxa" w:w="6407"/>
-          </w:tcPr>
-          <w:p>
-            <w:r/>
-          </w:p>
-        </w:tc>
-      </w:tr>
-      <w:tr>
-        <w:tc>
-          <w:tcPr>
-            <w:tcW w:type="dxa" w:w="397"/>
-          </w:tcPr>
-          <w:p>
-            <w:r>
-              <w:t>{% if show_service_member_statements %}</w:t>
-            </w:r>
-          </w:p>
-        </w:tc>
-        <w:tc>
-          <w:tcPr>
-            <w:tcW w:type="dxa" w:w="2552"/>
-          </w:tcPr>
-          <w:p>
-            <w:r/>
-          </w:p>
-        </w:tc>
-        <w:tc>
-          <w:tcPr>
-            <w:tcW w:type="dxa" w:w="6407"/>
-          </w:tcPr>
-          <w:p>
-            <w:r/>
-          </w:p>
-        </w:tc>
-      </w:tr>
-      <w:tr>
-        <w:tc>
-          <w:tcPr>
-            <w:tcW w:type="dxa" w:w="397"/>
-          </w:tcPr>
-          <w:p>
-            <w:r/>
-            <w:r>
-              <w:rPr>
-                <w:b/>
-                <w:sz w:val="22"/>
-              </w:rPr>
-              <w:t>✓</w:t>
-            </w:r>
-          </w:p>
-        </w:tc>
-        <w:tc>
-          <w:tcPr>
-            <w:tcW w:type="dxa" w:w="2552"/>
-          </w:tcPr>
-          <w:p>
-            <w:r/>
-            <w:r>
-              <w:rPr>
-                <w:b/>
-                <w:sz w:val="20"/>
-              </w:rPr>
-              <w:t>Member Statements</w:t>
-            </w:r>
-          </w:p>
-        </w:tc>
-        <w:tc>
-          <w:tcPr>
-            <w:tcW w:type="dxa" w:w="6407"/>
-          </w:tcPr>
-          <w:p>
-            <w:r/>
-            <w:r>
-              <w:rPr>
-                <w:b w:val="0"/>
-                <w:sz w:val="20"/>
-              </w:rPr>
-              <w:t>Preparation of annual member benefit statements showing each member's opening balance, contributions, earnings, and closing balance.</w:t>
-            </w:r>
-          </w:p>
-        </w:tc>
-      </w:tr>
-      <w:tr>
-        <w:tc>
-          <w:tcPr>
-            <w:tcW w:type="dxa" w:w="397"/>
-          </w:tcPr>
-          <w:p>
-            <w:r>
-              <w:t>{% endif %}</w:t>
-            </w:r>
-          </w:p>
-        </w:tc>
-        <w:tc>
-          <w:tcPr>
-            <w:tcW w:type="dxa" w:w="2552"/>
-          </w:tcPr>
-          <w:p>
-            <w:r/>
-          </w:p>
-        </w:tc>
-        <w:tc>
-          <w:tcPr>
-            <w:tcW w:type="dxa" w:w="6407"/>
-          </w:tcPr>
-          <w:p>
-            <w:r/>
-          </w:p>
-        </w:tc>
-      </w:tr>
-      <w:tr>
-        <w:tc>
-          <w:tcPr>
-            <w:tcW w:type="dxa" w:w="397"/>
-          </w:tcPr>
-          <w:p>
-            <w:r>
-              <w:t>{% if show_service_div7a %}</w:t>
-            </w:r>
-          </w:p>
-        </w:tc>
-        <w:tc>
-          <w:tcPr>
-            <w:tcW w:type="dxa" w:w="2552"/>
-          </w:tcPr>
-          <w:p>
-            <w:r/>
-          </w:p>
-        </w:tc>
-        <w:tc>
-          <w:tcPr>
-            <w:tcW w:type="dxa" w:w="6407"/>
-          </w:tcPr>
-          <w:p>
-            <w:r/>
-          </w:p>
-        </w:tc>
-      </w:tr>
-      <w:tr>
-        <w:tc>
-          <w:tcPr>
-            <w:tcW w:type="dxa" w:w="397"/>
-          </w:tcPr>
-          <w:p>
-            <w:r/>
-            <w:r>
-              <w:rPr>
-                <w:b/>
-                <w:sz w:val="22"/>
-              </w:rPr>
-              <w:t>✓</w:t>
-            </w:r>
-          </w:p>
-        </w:tc>
-        <w:tc>
-          <w:tcPr>
-            <w:tcW w:type="dxa" w:w="2552"/>
-          </w:tcPr>
-          <w:p>
-            <w:r/>
-            <w:r>
-              <w:rPr>
-                <w:b/>
-                <w:sz w:val="20"/>
-              </w:rPr>
-              <w:t>Division 7A Monitoring</w:t>
-            </w:r>
-          </w:p>
-        </w:tc>
-        <w:tc>
-          <w:tcPr>
-            <w:tcW w:type="dxa" w:w="6407"/>
-          </w:tcPr>
-          <w:p>
-            <w:r/>
-            <w:r>
-              <w:rPr>
-                <w:b w:val="0"/>
-                <w:sz w:val="20"/>
-              </w:rPr>
-              <w:t>Annual review of director/shareholder loan accounts for Division 7A compliance. Preparation or review of complying loan agreements and minimum repayment calculations.</w:t>
-            </w:r>
-          </w:p>
-        </w:tc>
-      </w:tr>
-      <w:tr>
-        <w:tc>
-          <w:tcPr>
-            <w:tcW w:type="dxa" w:w="397"/>
-          </w:tcPr>
-          <w:p>
-            <w:r>
-              <w:t>{% endif %}</w:t>
-            </w:r>
-          </w:p>
-        </w:tc>
-        <w:tc>
-          <w:tcPr>
-            <w:tcW w:type="dxa" w:w="2552"/>
-          </w:tcPr>
-          <w:p>
-            <w:r/>
-          </w:p>
-        </w:tc>
-        <w:tc>
-          <w:tcPr>
-            <w:tcW w:type="dxa" w:w="6407"/>
-          </w:tcPr>
-          <w:p>
-            <w:r/>
-          </w:p>
-        </w:tc>
-      </w:tr>
-      <w:tr>
-        <w:tc>
-          <w:tcPr>
-            <w:tcW w:type="dxa" w:w="397"/>
-          </w:tcPr>
-          <w:p>
-            <w:r>
-              <w:t>{% if show_service_fbt %}</w:t>
-            </w:r>
-          </w:p>
-        </w:tc>
-        <w:tc>
-          <w:tcPr>
-            <w:tcW w:type="dxa" w:w="2552"/>
-          </w:tcPr>
-          <w:p>
-            <w:r/>
-          </w:p>
-        </w:tc>
-        <w:tc>
-          <w:tcPr>
-            <w:tcW w:type="dxa" w:w="6407"/>
-          </w:tcPr>
-          <w:p>
-            <w:r/>
-          </w:p>
-        </w:tc>
-      </w:tr>
-      <w:tr>
-        <w:tc>
-          <w:tcPr>
-            <w:tcW w:type="dxa" w:w="397"/>
-          </w:tcPr>
-          <w:p>
-            <w:r/>
-            <w:r>
-              <w:rPr>
-                <w:b/>
-                <w:sz w:val="22"/>
-              </w:rPr>
-              <w:t>✓</w:t>
-            </w:r>
-          </w:p>
-        </w:tc>
-        <w:tc>
-          <w:tcPr>
-            <w:tcW w:type="dxa" w:w="2552"/>
-          </w:tcPr>
-          <w:p>
-            <w:r/>
-            <w:r>
-              <w:rPr>
-                <w:b/>
-                <w:sz w:val="20"/>
-              </w:rPr>
-              <w:t>Fringe Benefits Tax</w:t>
-            </w:r>
-          </w:p>
-        </w:tc>
-        <w:tc>
-          <w:tcPr>
-            <w:tcW w:type="dxa" w:w="6407"/>
-          </w:tcPr>
-          <w:p>
-            <w:r/>
-            <w:r>
-              <w:rPr>
-                <w:b w:val="0"/>
-                <w:sz w:val="20"/>
-              </w:rPr>
-              <w:t>Preparation and lodgement of the annual Fringe Benefits Tax return including calculation of FBT liability and applicable concessions.</w:t>
-            </w:r>
-          </w:p>
-        </w:tc>
-      </w:tr>
-      <w:tr>
-        <w:tc>
-          <w:tcPr>
-            <w:tcW w:type="dxa" w:w="397"/>
-          </w:tcPr>
-          <w:p>
-            <w:r>
-              <w:t>{% endif %}</w:t>
-            </w:r>
-          </w:p>
-        </w:tc>
-        <w:tc>
-          <w:tcPr>
-            <w:tcW w:type="dxa" w:w="2552"/>
-          </w:tcPr>
-          <w:p>
-            <w:r/>
-          </w:p>
-        </w:tc>
-        <w:tc>
-          <w:tcPr>
-            <w:tcW w:type="dxa" w:w="6407"/>
-          </w:tcPr>
-          <w:p>
-            <w:r/>
-          </w:p>
-        </w:tc>
-      </w:tr>
-      <w:tr>
-        <w:tc>
-          <w:tcPr>
-            <w:tcW w:type="dxa" w:w="397"/>
-          </w:tcPr>
-          <w:p>
-            <w:r>
-              <w:t>{% if show_service_tpar %}</w:t>
-            </w:r>
-          </w:p>
-        </w:tc>
-        <w:tc>
-          <w:tcPr>
-            <w:tcW w:type="dxa" w:w="2552"/>
-          </w:tcPr>
-          <w:p>
-            <w:r/>
-          </w:p>
-        </w:tc>
-        <w:tc>
-          <w:tcPr>
-            <w:tcW w:type="dxa" w:w="6407"/>
-          </w:tcPr>
-          <w:p>
-            <w:r/>
-          </w:p>
-        </w:tc>
-      </w:tr>
-      <w:tr>
-        <w:tc>
-          <w:tcPr>
-            <w:tcW w:type="dxa" w:w="397"/>
-          </w:tcPr>
-          <w:p>
-            <w:r/>
-            <w:r>
-              <w:rPr>
-                <w:b/>
-                <w:sz w:val="22"/>
-              </w:rPr>
-              <w:t>✓</w:t>
-            </w:r>
-          </w:p>
-        </w:tc>
-        <w:tc>
-          <w:tcPr>
-            <w:tcW w:type="dxa" w:w="2552"/>
-          </w:tcPr>
-          <w:p>
-            <w:r/>
-            <w:r>
-              <w:rPr>
-                <w:b/>
-                <w:sz w:val="20"/>
-              </w:rPr>
-              <w:t>Taxable Payments Annual Report (TPAR)</w:t>
-            </w:r>
-          </w:p>
-        </w:tc>
-        <w:tc>
-          <w:tcPr>
-            <w:tcW w:type="dxa" w:w="6407"/>
-          </w:tcPr>
-          <w:p>
-            <w:r/>
-            <w:r>
-              <w:rPr>
-                <w:b w:val="0"/>
-                <w:sz w:val="20"/>
-              </w:rPr>
-              <w:t>Preparation and lodgement of the annual Taxable Payments Annual Report where applicable.</w:t>
-            </w:r>
-          </w:p>
-        </w:tc>
-      </w:tr>
-      <w:tr>
-        <w:tc>
-          <w:tcPr>
-            <w:tcW w:type="dxa" w:w="397"/>
-          </w:tcPr>
-          <w:p>
-            <w:r>
-              <w:t>{% endif %}</w:t>
-            </w:r>
-          </w:p>
-        </w:tc>
-        <w:tc>
-          <w:tcPr>
-            <w:tcW w:type="dxa" w:w="2552"/>
-          </w:tcPr>
-          <w:p>
-            <w:r/>
-          </w:p>
-        </w:tc>
-        <w:tc>
-          <w:tcPr>
-            <w:tcW w:type="dxa" w:w="6407"/>
-          </w:tcPr>
-          <w:p>
-            <w:r/>
           </w:p>
         </w:tc>
       </w:tr>

--- a/core/management/commands/Engagement_Letter_TEMPLATE_BW_v3.docx
+++ b/core/management/commands/Engagement_Letter_TEMPLATE_BW_v3.docx
@@ -557,7 +557,7 @@
           <w:sz w:val="20"/>
           <w:szCs w:val="20"/>
         </w:rPr>
-        <w:t xml:space="preserve">1. SCOPE OF SERVICES</w:t>
+        <w:t xml:space="preserve">{{ section_scope }}. SCOPE OF SERVICES</w:t>
       </w:r>
     </w:p>
     <w:p>
@@ -795,7 +795,7 @@
           <w:sz w:val="20"/>
           <w:szCs w:val="20"/>
         </w:rPr>
-        <w:t xml:space="preserve">2. OUR FEES</w:t>
+        <w:t xml:space="preserve">{{ section_fees }}. OUR FEES</w:t>
       </w:r>
     </w:p>
     <w:p>
@@ -1028,7 +1028,7 @@
           <w:sz w:val="20"/>
           <w:szCs w:val="20"/>
         </w:rPr>
-        <w:t xml:space="preserve">3. YOUR RESPONSIBILITIES</w:t>
+        <w:t xml:space="preserve">{{ section_client_resp }}. YOUR RESPONSIBILITIES</w:t>
       </w:r>
     </w:p>
     <w:p>
@@ -1197,7 +1197,7 @@
           <w:sz w:val="20"/>
           <w:szCs w:val="20"/>
         </w:rPr>
-        <w:t xml:space="preserve">4. OUR RESPONSIBILITIES</w:t>
+        <w:t xml:space="preserve">{{ section_firm_resp }}. OUR RESPONSIBILITIES</w:t>
       </w:r>
     </w:p>
     <w:p>
@@ -1339,7 +1339,7 @@
           <w:sz w:val="20"/>
           <w:szCs w:val="20"/>
         </w:rPr>
-        <w:t xml:space="preserve">5. COMPILATION ENGAGEMENT — SPECIFIC TERMS</w:t>
+        <w:t xml:space="preserve">{{ section_compilation }}. COMPILATION ENGAGEMENT — SPECIFIC TERMS</w:t>
       </w:r>
     </w:p>
     <w:p>
@@ -1524,7 +1524,7 @@
           <w:sz w:val="20"/>
           <w:szCs w:val="20"/>
         </w:rPr>
-        <w:t xml:space="preserve">6. DIVISION 7A — SPECIFIC TERMS</w:t>
+        <w:t xml:space="preserve">{{ section_div7a }}. DIVISION 7A — SPECIFIC TERMS</w:t>
       </w:r>
     </w:p>
     <w:p>
@@ -1633,7 +1633,7 @@
           <w:sz w:val="20"/>
           <w:szCs w:val="20"/>
         </w:rPr>
-        <w:t xml:space="preserve">7. TRUST DISTRIBUTIONS — SPECIFIC TERMS</w:t>
+        <w:t xml:space="preserve">{{ section_trust_dist }}. TRUST DISTRIBUTIONS — SPECIFIC TERMS</w:t>
       </w:r>
     </w:p>
     <w:p>
@@ -1708,7 +1708,7 @@
           <w:sz w:val="20"/>
           <w:szCs w:val="20"/>
         </w:rPr>
-        <w:t xml:space="preserve">8. PROFESSIONAL STANDARDS AND REGISTRATION</w:t>
+        <w:t xml:space="preserve">{{ section_standards }}. PROFESSIONAL STANDARDS AND REGISTRATION</w:t>
       </w:r>
     </w:p>
     <w:p>
@@ -1809,7 +1809,7 @@
           <w:sz w:val="20"/>
           <w:szCs w:val="20"/>
         </w:rPr>
-        <w:t xml:space="preserve">9. CONFIDENTIALITY, PRIVACY, AND DATA STORAGE</w:t>
+        <w:t xml:space="preserve">{{ section_privacy }}. CONFIDENTIALITY, PRIVACY, AND DATA STORAGE</w:t>
       </w:r>
     </w:p>
     <w:p>
@@ -2207,7 +2207,7 @@
           <w:sz w:val="20"/>
           <w:szCs w:val="20"/>
         </w:rPr>
-        <w:t xml:space="preserve">10. LIMITATION OF LIABILITY</w:t>
+        <w:t xml:space="preserve">{{ section_liability }}. LIMITATION OF LIABILITY</w:t>
       </w:r>
     </w:p>
     <w:p>
@@ -2268,7 +2268,7 @@
           <w:sz w:val="20"/>
           <w:szCs w:val="20"/>
         </w:rPr>
-        <w:t xml:space="preserve">11. DISPUTE RESOLUTION</w:t>
+        <w:t xml:space="preserve">{{ section_dispute }}. DISPUTE RESOLUTION</w:t>
       </w:r>
     </w:p>
     <w:p>
@@ -2349,7 +2349,7 @@
           <w:sz w:val="20"/>
           <w:szCs w:val="20"/>
         </w:rPr>
-        <w:t xml:space="preserve">12. ADDITIONAL TERMS</w:t>
+        <w:t xml:space="preserve">{{ section_additional }}. ADDITIONAL TERMS</w:t>
       </w:r>
     </w:p>
     <w:p>
@@ -2398,7 +2398,7 @@
           <w:sz w:val="20"/>
           <w:szCs w:val="20"/>
         </w:rPr>
-        <w:t xml:space="preserve">13. COMMENCEMENT</w:t>
+        <w:t xml:space="preserve">{{ section_commencement }}. COMMENCEMENT</w:t>
       </w:r>
     </w:p>
     <w:p>

--- a/core/management/commands/Engagement_Letter_TEMPLATE_BW_v3.docx
+++ b/core/management/commands/Engagement_Letter_TEMPLATE_BW_v3.docx
@@ -1770,27 +1770,27 @@
           <w:sz w:val="20"/>
           <w:szCs w:val="20"/>
         </w:rPr>
-        <w:t xml:space="preserve">Where applicable, we are registered as a BAS Agent with the Tax Practitioners Board, registration number </w:t>
-      </w:r>
-      <w:r>
-        <w:rPr>
-          <w:rFonts w:ascii="Courier New" w:cs="Courier New" w:eastAsia="Courier New" w:hAnsi="Courier New"/>
-          <w:b/>
-          <w:bCs/>
-          <w:color w:val="000000"/>
-          <w:sz w:val="20"/>
-          <w:szCs w:val="20"/>
-        </w:rPr>
-        <w:t xml:space="preserve">{{ practice_bas_agent_number | default('N/A') }}</w:t>
-      </w:r>
-      <w:r>
-        <w:rPr>
-          <w:rFonts w:ascii="Arial" w:cs="Arial" w:eastAsia="Arial" w:hAnsi="Arial"/>
-          <w:color w:val="000000"/>
-          <w:sz w:val="20"/>
-          <w:szCs w:val="20"/>
-        </w:rPr>
-        <w:t xml:space="preserve">.</w:t>
+        <w:t xml:space="preserve">{% if practice_bas_agent_number %}Where applicable, we are registered as a BAS Agent with the Tax Practitioners Board, registration number </w:t>
+      </w:r>
+      <w:r>
+        <w:rPr>
+          <w:rFonts w:ascii="Courier New" w:cs="Courier New" w:eastAsia="Courier New" w:hAnsi="Courier New"/>
+          <w:b/>
+          <w:bCs/>
+          <w:color w:val="000000"/>
+          <w:sz w:val="20"/>
+          <w:szCs w:val="20"/>
+        </w:rPr>
+        <w:t xml:space="preserve">{{ practice_bas_agent_number }}</w:t>
+      </w:r>
+      <w:r>
+        <w:rPr>
+          <w:rFonts w:ascii="Arial" w:cs="Arial" w:eastAsia="Arial" w:hAnsi="Arial"/>
+          <w:color w:val="000000"/>
+          <w:sz w:val="20"/>
+          <w:szCs w:val="20"/>
+        </w:rPr>
+        <w:t xml:space="preserve">.{% endif %}</w:t>
       </w:r>
     </w:p>
     <w:p>

--- a/core/management/commands/Engagement_Letter_TEMPLATE_BW_v3.docx
+++ b/core/management/commands/Engagement_Letter_TEMPLATE_BW_v3.docx
@@ -1,6 +1,6 @@
 
 <file path=word/document.xml><?xml version="1.0" encoding="utf-8"?>
-<w:document xmlns:wpc="http://schemas.microsoft.com/office/word/2010/wordprocessingCanvas" xmlns:mc="http://schemas.openxmlformats.org/markup-compatibility/2006" xmlns:o="urn:schemas-microsoft-com:office:office" xmlns:r="http://schemas.openxmlformats.org/officeDocument/2006/relationships" xmlns:m="http://schemas.openxmlformats.org/officeDocument/2006/math" xmlns:v="urn:schemas-microsoft-com:vml" xmlns:wp14="http://schemas.microsoft.com/office/word/2010/wordprocessingDrawing" xmlns:wp="http://schemas.openxmlformats.org/drawingml/2006/wordprocessingDrawing" xmlns:w10="urn:schemas-microsoft-com:office:word" xmlns:w="http://schemas.openxmlformats.org/wordprocessingml/2006/main" xmlns:w14="http://schemas.microsoft.com/office/word/2010/wordml" xmlns:w15="http://schemas.microsoft.com/office/word/2012/wordml" xmlns:wpg="http://schemas.microsoft.com/office/word/2010/wordprocessingGroup" xmlns:wpi="http://schemas.microsoft.com/office/word/2010/wordprocessingInk" xmlns:wne="http://schemas.microsoft.com/office/word/2006/wordml" xmlns:wps="http://schemas.microsoft.com/office/word/2010/wordprocessingShape" xmlns:cx="http://schemas.microsoft.com/office/drawing/2014/chartex" xmlns:cx1="http://schemas.microsoft.com/office/drawing/2015/9/8/chartex" xmlns:cx2="http://schemas.microsoft.com/office/drawing/2015/10/21/chartex" xmlns:cx3="http://schemas.microsoft.com/office/drawing/2016/5/9/chartex" xmlns:cx4="http://schemas.microsoft.com/office/drawing/2016/5/10/chartex" xmlns:cx5="http://schemas.microsoft.com/office/drawing/2016/5/11/chartex" xmlns:cx6="http://schemas.microsoft.com/office/drawing/2016/5/12/chartex" xmlns:cx7="http://schemas.microsoft.com/office/drawing/2016/5/13/chartex" xmlns:cx8="http://schemas.microsoft.com/office/drawing/2016/5/14/chartex" xmlns:aink="http://schemas.microsoft.com/office/drawing/2016/ink" xmlns:am3d="http://schemas.microsoft.com/office/drawing/2017/model3d" xmlns:w16cex="http://schemas.microsoft.com/office/word/2018/wordml/cex" xmlns:w16cid="http://schemas.microsoft.com/office/word/2016/wordml/cid" xmlns:w16="http://schemas.microsoft.com/office/word/2018/wordml" xmlns:w16sdtdh="http://schemas.microsoft.com/office/word/2020/wordml/sdtdatahash" xmlns:w16se="http://schemas.microsoft.com/office/word/2015/wordml/symex" mc:Ignorable="w14 w15 wp14">
+<w:document xmlns:mc="http://schemas.openxmlformats.org/markup-compatibility/2006" xmlns:r="http://schemas.openxmlformats.org/officeDocument/2006/relationships" xmlns:w="http://schemas.openxmlformats.org/wordprocessingml/2006/main" mc:Ignorable="w14 w15 wp14">
   <w:body>
     <w:tbl>
       <w:tblPr>
@@ -185,17 +185,6 @@
     </w:tbl>
     <w:p>
       <w:pPr>
-        <w:pBdr>
-          <w:bottom w:val="single" w:color="999999" w:sz="4" w:space="1"/>
-        </w:pBdr>
-        <w:spacing w:before="140" w:after="140"/>
-      </w:pPr>
-      <w:r>
-        <w:t xml:space="preserve"/>
-      </w:r>
-    </w:p>
-    <w:p>
-      <w:pPr>
         <w:spacing w:before="0" w:after="0"/>
       </w:pPr>
       <w:r>
@@ -397,14 +386,6 @@
     </w:tbl>
     <w:p>
       <w:pPr>
-        <w:spacing w:before="0" w:after="0"/>
-      </w:pPr>
-      <w:r>
-        <w:t xml:space="preserve"/>
-      </w:r>
-    </w:p>
-    <w:p>
-      <w:pPr>
         <w:spacing w:before="120" w:after="120"/>
       </w:pPr>
       <w:r>
@@ -546,7 +527,7 @@
         <w:pBdr>
           <w:bottom w:val="single" w:color="000000" w:sz="6" w:space="3"/>
         </w:pBdr>
-        <w:spacing w:before="240" w:after="80"/>
+        <w:spacing w:before="280" w:after="120"/>
       </w:pPr>
       <w:r>
         <w:rPr>
@@ -572,14 +553,6 @@
           <w:szCs w:val="20"/>
         </w:rPr>
         <w:t xml:space="preserve">We have been engaged to provide the following services. Only those services marked below are included in this engagement:</w:t>
-      </w:r>
-    </w:p>
-    <w:p>
-      <w:pPr>
-        <w:spacing w:before="0" w:after="0"/>
-      </w:pPr>
-      <w:r>
-        <w:t xml:space="preserve"/>
       </w:r>
     </w:p>
     <w:tbl>
@@ -759,14 +732,6 @@
     </w:tbl>
     <w:p>
       <w:pPr>
-        <w:spacing w:before="0" w:after="0"/>
-      </w:pPr>
-      <w:r>
-        <w:t xml:space="preserve"/>
-      </w:r>
-    </w:p>
-    <w:p>
-      <w:pPr>
         <w:spacing w:before="120" w:after="120"/>
       </w:pPr>
       <w:r>
@@ -784,7 +749,7 @@
         <w:pBdr>
           <w:bottom w:val="single" w:color="000000" w:sz="6" w:space="3"/>
         </w:pBdr>
-        <w:spacing w:before="240" w:after="80"/>
+        <w:spacing w:before="280" w:after="120"/>
       </w:pPr>
       <w:r>
         <w:rPr>
@@ -1017,7 +982,7 @@
         <w:pBdr>
           <w:bottom w:val="single" w:color="000000" w:sz="6" w:space="3"/>
         </w:pBdr>
-        <w:spacing w:before="240" w:after="80"/>
+        <w:spacing w:before="280" w:after="120"/>
       </w:pPr>
       <w:r>
         <w:rPr>
@@ -1161,14 +1126,6 @@
     </w:p>
     <w:p>
       <w:pPr>
-        <w:spacing w:before="0" w:after="0"/>
-      </w:pPr>
-      <w:r>
-        <w:t xml:space="preserve"/>
-      </w:r>
-    </w:p>
-    <w:p>
-      <w:pPr>
         <w:spacing w:before="120" w:after="120"/>
       </w:pPr>
       <w:r>
@@ -1186,7 +1143,7 @@
         <w:pBdr>
           <w:bottom w:val="single" w:color="000000" w:sz="6" w:space="3"/>
         </w:pBdr>
-        <w:spacing w:before="240" w:after="80"/>
+        <w:spacing w:before="280" w:after="120"/>
       </w:pPr>
       <w:r>
         <w:rPr>
@@ -1328,7 +1285,7 @@
         <w:pBdr>
           <w:bottom w:val="single" w:color="000000" w:sz="6" w:space="3"/>
         </w:pBdr>
-        <w:spacing w:before="240" w:after="80"/>
+        <w:spacing w:before="280" w:after="120"/>
       </w:pPr>
       <w:r>
         <w:rPr>
@@ -1513,7 +1470,7 @@
         <w:pBdr>
           <w:bottom w:val="single" w:color="000000" w:sz="6" w:space="3"/>
         </w:pBdr>
-        <w:spacing w:before="240" w:after="80"/>
+        <w:spacing w:before="280" w:after="120"/>
       </w:pPr>
       <w:r>
         <w:rPr>
@@ -1615,6 +1572,835 @@
           <w:szCs w:val="16"/>
         </w:rPr>
         <w:t xml:space="preserve">{% if show_service_trust_distribution %}</w:t>
+      </w:r>
+    </w:p>
+    <w:p>
+      <w:pPr>
+        <w:pBdr>
+          <w:bottom w:val="single" w:color="000000" w:sz="6" w:space="3"/>
+        </w:pBdr>
+        <w:spacing w:before="280" w:after="120"/>
+      </w:pPr>
+      <w:r>
+        <w:rPr>
+          <w:rFonts w:ascii="Arial" w:cs="Arial" w:eastAsia="Arial" w:hAnsi="Arial"/>
+          <w:b/>
+          <w:bCs/>
+          <w:color w:val="000000"/>
+          <w:sz w:val="20"/>
+          <w:szCs w:val="20"/>
+        </w:rPr>
+        <w:t xml:space="preserve">{{ section_trust_dist }}. TRUST DISTRIBUTIONS — SPECIFIC TERMS</w:t>
+      </w:r>
+    </w:p>
+    <w:p>
+      <w:pPr>
+        <w:spacing w:before="120" w:after="120"/>
+      </w:pPr>
+      <w:r>
+        <w:rPr>
+          <w:rFonts w:ascii="Arial" w:cs="Arial" w:eastAsia="Arial" w:hAnsi="Arial"/>
+          <w:color w:val="000000"/>
+          <w:sz w:val="20"/>
+          <w:szCs w:val="20"/>
+        </w:rPr>
+        <w:t xml:space="preserve">For trust entities, trustee resolutions must be executed on or before 30 June each income year to be effective for that year. Failure to make a valid distribution resolution before this date may result in the ATO assessing the trustee on the entire net income of the trust at the top marginal tax rate.</w:t>
+      </w:r>
+    </w:p>
+    <w:p>
+      <w:pPr>
+        <w:spacing w:before="120" w:after="120"/>
+      </w:pPr>
+      <w:r>
+        <w:rPr>
+          <w:rFonts w:ascii="Arial" w:cs="Arial" w:eastAsia="Arial" w:hAnsi="Arial"/>
+          <w:color w:val="000000"/>
+          <w:sz w:val="20"/>
+          <w:szCs w:val="20"/>
+        </w:rPr>
+        <w:t xml:space="preserve">We will contact you prior to 30 June each year to obtain the information required to prepare the distribution resolution. It is your responsibility to respond promptly and to execute the resolution document before 30 June.</w:t>
+      </w:r>
+    </w:p>
+    <w:p>
+      <w:pPr>
+        <w:spacing w:before="120" w:after="120"/>
+      </w:pPr>
+      <w:r>
+        <w:rPr>
+          <w:rFonts w:ascii="Arial" w:cs="Arial" w:eastAsia="Arial" w:hAnsi="Arial"/>
+          <w:color w:val="000000"/>
+          <w:sz w:val="20"/>
+          <w:szCs w:val="20"/>
+        </w:rPr>
+        <w:t xml:space="preserve">We will also consider potential Section 100A risks in the context of trust distributions and advise you where we identify circumstances that may require further consideration.</w:t>
+      </w:r>
+    </w:p>
+    <w:p>
+      <w:pPr>
+        <w:spacing w:before="80" w:after="80"/>
+      </w:pPr>
+      <w:r>
+        <w:rPr>
+          <w:rFonts w:ascii="Courier New" w:cs="Courier New" w:eastAsia="Courier New" w:hAnsi="Courier New"/>
+          <w:color w:val="888888"/>
+          <w:sz w:val="16"/>
+          <w:szCs w:val="16"/>
+        </w:rPr>
+        <w:t xml:space="preserve">{% endif %}</w:t>
+      </w:r>
+    </w:p>
+    <w:p>
+      <w:pPr>
+        <w:pBdr>
+          <w:bottom w:val="single" w:color="000000" w:sz="6" w:space="3"/>
+        </w:pBdr>
+        <w:spacing w:before="280" w:after="120"/>
+      </w:pPr>
+      <w:r>
+        <w:rPr>
+          <w:rFonts w:ascii="Arial" w:cs="Arial" w:eastAsia="Arial" w:hAnsi="Arial"/>
+          <w:b/>
+          <w:bCs/>
+          <w:color w:val="000000"/>
+          <w:sz w:val="20"/>
+          <w:szCs w:val="20"/>
+        </w:rPr>
+        <w:t xml:space="preserve">{{ section_standards }}. PROFESSIONAL STANDARDS AND REGISTRATION</w:t>
+      </w:r>
+    </w:p>
+    <w:p>
+      <w:pPr>
+        <w:spacing w:before="120" w:after="120"/>
+      </w:pPr>
+      <w:r>
+        <w:rPr>
+          <w:rFonts w:ascii="Arial" w:cs="Arial" w:eastAsia="Arial" w:hAnsi="Arial"/>
+          <w:color w:val="000000"/>
+          <w:sz w:val="20"/>
+          <w:szCs w:val="20"/>
+        </w:rPr>
+        <w:t xml:space="preserve">{{ practice_name }} is a member of </w:t>
+      </w:r>
+      <w:r>
+        <w:rPr>
+          <w:rFonts w:ascii="Arial" w:cs="Arial" w:eastAsia="Arial" w:hAnsi="Arial"/>
+          <w:b/>
+          <w:bCs/>
+          <w:color w:val="000000"/>
+          <w:sz w:val="20"/>
+          <w:szCs w:val="20"/>
+        </w:rPr>
+        <w:t xml:space="preserve">{{ practice_professional_body }}</w:t>
+      </w:r>
+      <w:r>
+        <w:rPr>
+          <w:rFonts w:ascii="Arial" w:cs="Arial" w:eastAsia="Arial" w:hAnsi="Arial"/>
+          <w:color w:val="000000"/>
+          <w:sz w:val="20"/>
+          <w:szCs w:val="20"/>
+        </w:rPr>
+        <w:t xml:space="preserve"> and is bound by its professional standards, code of ethics, and continuing professional development requirements. All professional services are performed in accordance with these standards.</w:t>
+      </w:r>
+    </w:p>
+    <w:p>
+      <w:pPr>
+        <w:spacing w:before="120" w:after="120"/>
+      </w:pPr>
+      <w:r>
+        <w:rPr>
+          <w:rFonts w:ascii="Arial" w:cs="Arial" w:eastAsia="Arial" w:hAnsi="Arial"/>
+          <w:color w:val="000000"/>
+          <w:sz w:val="20"/>
+          <w:szCs w:val="20"/>
+        </w:rPr>
+        <w:t xml:space="preserve">{{ tpb_registration_statement }}</w:t>
+      </w:r>
+    </w:p>
+    <w:p>
+      <w:pPr>
+        <w:spacing w:before="120" w:after="120"/>
+      </w:pPr>
+      <w:r>
+        <w:rPr>
+          <w:rFonts w:ascii="Arial" w:cs="Arial" w:eastAsia="Arial" w:hAnsi="Arial"/>
+          <w:color w:val="000000"/>
+          <w:sz w:val="20"/>
+          <w:szCs w:val="20"/>
+        </w:rPr>
+        <w:t xml:space="preserve">{% if practice_bas_agent_number %}Where applicable, we are registered as a BAS Agent with the Tax Practitioners Board, registration number </w:t>
+      </w:r>
+      <w:r>
+        <w:rPr>
+          <w:rFonts w:ascii="Courier New" w:cs="Courier New" w:eastAsia="Courier New" w:hAnsi="Courier New"/>
+          <w:b/>
+          <w:bCs/>
+          <w:color w:val="000000"/>
+          <w:sz w:val="20"/>
+          <w:szCs w:val="20"/>
+        </w:rPr>
+        <w:t xml:space="preserve">{{ practice_bas_agent_number }}</w:t>
+      </w:r>
+      <w:r>
+        <w:rPr>
+          <w:rFonts w:ascii="Arial" w:cs="Arial" w:eastAsia="Arial" w:hAnsi="Arial"/>
+          <w:color w:val="000000"/>
+          <w:sz w:val="20"/>
+          <w:szCs w:val="20"/>
+        </w:rPr>
+        <w:t xml:space="preserve">.{% endif %}</w:t>
+      </w:r>
+    </w:p>
+    <w:p>
+      <w:pPr>
+        <w:pBdr>
+          <w:bottom w:val="single" w:color="000000" w:sz="6" w:space="3"/>
+        </w:pBdr>
+        <w:spacing w:before="280" w:after="120"/>
+      </w:pPr>
+      <w:r>
+        <w:rPr>
+          <w:rFonts w:ascii="Arial" w:cs="Arial" w:eastAsia="Arial" w:hAnsi="Arial"/>
+          <w:b/>
+          <w:bCs/>
+          <w:color w:val="000000"/>
+          <w:sz w:val="20"/>
+          <w:szCs w:val="20"/>
+        </w:rPr>
+        <w:t xml:space="preserve">{{ section_privacy }}. CONFIDENTIALITY, PRIVACY, AND DATA STORAGE</w:t>
+      </w:r>
+    </w:p>
+    <w:p>
+      <w:pPr>
+        <w:spacing w:before="120" w:after="120"/>
+      </w:pPr>
+      <w:r>
+        <w:rPr>
+          <w:rFonts w:ascii="Arial" w:cs="Arial" w:eastAsia="Arial" w:hAnsi="Arial"/>
+          <w:color w:val="000000"/>
+          <w:sz w:val="20"/>
+          <w:szCs w:val="20"/>
+        </w:rPr>
+        <w:t xml:space="preserve">We handle your personal and financial information in accordance with the </w:t>
+      </w:r>
+      <w:r>
+        <w:rPr>
+          <w:rFonts w:ascii="Arial" w:cs="Arial" w:eastAsia="Arial" w:hAnsi="Arial"/>
+          <w:b/>
+          <w:bCs/>
+          <w:color w:val="000000"/>
+          <w:sz w:val="20"/>
+          <w:szCs w:val="20"/>
+        </w:rPr>
+        <w:t xml:space="preserve">Privacy Act 1988 (Cth)</w:t>
+      </w:r>
+      <w:r>
+        <w:rPr>
+          <w:rFonts w:ascii="Arial" w:cs="Arial" w:eastAsia="Arial" w:hAnsi="Arial"/>
+          <w:color w:val="000000"/>
+          <w:sz w:val="20"/>
+          <w:szCs w:val="20"/>
+        </w:rPr>
+        <w:t xml:space="preserve"> and the Australian Privacy Principles (APPs). Our full Privacy Policy is available at </w:t>
+      </w:r>
+      <w:r>
+        <w:rPr>
+          <w:rFonts w:ascii="Courier New" w:cs="Courier New" w:eastAsia="Courier New" w:hAnsi="Courier New"/>
+          <w:b/>
+          <w:bCs/>
+          <w:color w:val="000000"/>
+          <w:sz w:val="20"/>
+          <w:szCs w:val="20"/>
+        </w:rPr>
+        <w:t xml:space="preserve">{{ practice_website }}</w:t>
+      </w:r>
+      <w:r>
+        <w:rPr>
+          <w:rFonts w:ascii="Arial" w:cs="Arial" w:eastAsia="Arial" w:hAnsi="Arial"/>
+          <w:color w:val="000000"/>
+          <w:sz w:val="20"/>
+          <w:szCs w:val="20"/>
+        </w:rPr>
+        <w:t xml:space="preserve">. By engaging us, you consent to the collection, use, and storage of your information as described in this section.</w:t>
+      </w:r>
+    </w:p>
+    <w:p>
+      <w:pPr>
+        <w:spacing w:before="120" w:after="120"/>
+      </w:pPr>
+      <w:r>
+        <w:rPr>
+          <w:rFonts w:ascii="Arial" w:cs="Arial" w:eastAsia="Arial" w:hAnsi="Arial"/>
+          <w:b/>
+          <w:bCs/>
+          <w:color w:val="000000"/>
+          <w:sz w:val="20"/>
+          <w:szCs w:val="20"/>
+        </w:rPr>
+        <w:t xml:space="preserve">Cloud-Based Practice Software.  </w:t>
+      </w:r>
+      <w:r>
+        <w:rPr>
+          <w:rFonts w:ascii="Arial" w:cs="Arial" w:eastAsia="Arial" w:hAnsi="Arial"/>
+          <w:color w:val="000000"/>
+          <w:sz w:val="20"/>
+          <w:szCs w:val="20"/>
+        </w:rPr>
+        <w:t xml:space="preserve">We use cloud-based practice management software to prepare, store, and manage your financial records, documents, correspondence, and tax data. This software is hosted on servers located in Australia. Your data is not sold, shared with third parties for commercial purposes, or used for any purpose other than providing the services described in this letter.</w:t>
+      </w:r>
+    </w:p>
+    <w:p>
+      <w:pPr>
+        <w:spacing w:before="120" w:after="120"/>
+      </w:pPr>
+      <w:r>
+        <w:rPr>
+          <w:rFonts w:ascii="Arial" w:cs="Arial" w:eastAsia="Arial" w:hAnsi="Arial"/>
+          <w:b/>
+          <w:bCs/>
+          <w:color w:val="000000"/>
+          <w:sz w:val="20"/>
+          <w:szCs w:val="20"/>
+        </w:rPr>
+        <w:t xml:space="preserve">Third-Party Service Providers.  </w:t>
+      </w:r>
+      <w:r>
+        <w:rPr>
+          <w:rFonts w:ascii="Arial" w:cs="Arial" w:eastAsia="Arial" w:hAnsi="Arial"/>
+          <w:color w:val="000000"/>
+          <w:sz w:val="20"/>
+          <w:szCs w:val="20"/>
+        </w:rPr>
+        <w:t xml:space="preserve">Where we engage third-party service providers to assist in delivering our services — including document signing platforms, accounting software integrations, and cloud infrastructure providers — those providers are bound by confidentiality obligations consistent with the Privacy Act 1988 (Cth). We will not share your information with third parties beyond what is strictly necessary to carry out your instructions.</w:t>
+      </w:r>
+    </w:p>
+    <w:p>
+      <w:pPr>
+        <w:spacing w:before="120" w:after="120"/>
+      </w:pPr>
+      <w:r>
+        <w:rPr>
+          <w:rFonts w:ascii="Arial" w:cs="Arial" w:eastAsia="Arial" w:hAnsi="Arial"/>
+          <w:b/>
+          <w:bCs/>
+          <w:color w:val="000000"/>
+          <w:sz w:val="20"/>
+          <w:szCs w:val="20"/>
+        </w:rPr>
+        <w:t xml:space="preserve">Regulatory Disclosure.  </w:t>
+      </w:r>
+      <w:r>
+        <w:rPr>
+          <w:rFonts w:ascii="Arial" w:cs="Arial" w:eastAsia="Arial" w:hAnsi="Arial"/>
+          <w:color w:val="000000"/>
+          <w:sz w:val="20"/>
+          <w:szCs w:val="20"/>
+        </w:rPr>
+        <w:t xml:space="preserve">We will disclose your information to the Australian Taxation Office, ASIC, state revenue authorities, and other regulatory bodies only where required by law or where necessary to carry out your instructions, such as lodging returns and statements on your behalf.</w:t>
+      </w:r>
+    </w:p>
+    <w:p>
+      <w:pPr>
+        <w:spacing w:before="80" w:after="80"/>
+      </w:pPr>
+      <w:r>
+        <w:rPr>
+          <w:rFonts w:ascii="Courier New" w:cs="Courier New" w:eastAsia="Courier New" w:hAnsi="Courier New"/>
+          <w:color w:val="888888"/>
+          <w:sz w:val="16"/>
+          <w:szCs w:val="16"/>
+        </w:rPr>
+        <w:t xml:space="preserve">{% if show_client_portal %}</w:t>
+      </w:r>
+    </w:p>
+    <w:p>
+      <w:pPr>
+        <w:spacing w:before="120" w:after="120"/>
+      </w:pPr>
+      <w:r>
+        <w:rPr>
+          <w:rFonts w:ascii="Arial" w:cs="Arial" w:eastAsia="Arial" w:hAnsi="Arial"/>
+          <w:b/>
+          <w:bCs/>
+          <w:color w:val="000000"/>
+          <w:sz w:val="20"/>
+          <w:szCs w:val="20"/>
+        </w:rPr>
+        <w:t xml:space="preserve">Client Portal.  </w:t>
+      </w:r>
+      <w:r>
+        <w:rPr>
+          <w:rFonts w:ascii="Arial" w:cs="Arial" w:eastAsia="Arial" w:hAnsi="Arial"/>
+          <w:color w:val="000000"/>
+          <w:sz w:val="20"/>
+          <w:szCs w:val="20"/>
+        </w:rPr>
+        <w:t xml:space="preserve">We provide access to a secure client portal at </w:t>
+      </w:r>
+      <w:r>
+        <w:rPr>
+          <w:rFonts w:ascii="Courier New" w:cs="Courier New" w:eastAsia="Courier New" w:hAnsi="Courier New"/>
+          <w:b/>
+          <w:bCs/>
+          <w:color w:val="000000"/>
+          <w:sz w:val="20"/>
+          <w:szCs w:val="20"/>
+        </w:rPr>
+        <w:t xml:space="preserve">{{ client_portal_url }}</w:t>
+      </w:r>
+      <w:r>
+        <w:rPr>
+          <w:rFonts w:ascii="Arial" w:cs="Arial" w:eastAsia="Arial" w:hAnsi="Arial"/>
+          <w:color w:val="000000"/>
+          <w:sz w:val="20"/>
+          <w:szCs w:val="20"/>
+        </w:rPr>
+        <w:t xml:space="preserve">. The portal allows you to view documents, approve financial statements, and communicate with our team securely. By accessing the portal, you accept the applicable terms of service for that platform. Access credentials will be provided to you separately.</w:t>
+      </w:r>
+    </w:p>
+    <w:p>
+      <w:pPr>
+        <w:spacing w:before="80" w:after="80"/>
+      </w:pPr>
+      <w:r>
+        <w:rPr>
+          <w:rFonts w:ascii="Courier New" w:cs="Courier New" w:eastAsia="Courier New" w:hAnsi="Courier New"/>
+          <w:color w:val="888888"/>
+          <w:sz w:val="16"/>
+          <w:szCs w:val="16"/>
+        </w:rPr>
+        <w:t xml:space="preserve">{% endif %}</w:t>
+      </w:r>
+    </w:p>
+    <w:p>
+      <w:pPr>
+        <w:spacing w:before="80" w:after="80"/>
+      </w:pPr>
+      <w:r>
+        <w:rPr>
+          <w:rFonts w:ascii="Courier New" w:cs="Courier New" w:eastAsia="Courier New" w:hAnsi="Courier New"/>
+          <w:color w:val="888888"/>
+          <w:sz w:val="16"/>
+          <w:szCs w:val="16"/>
+        </w:rPr>
+        <w:t xml:space="preserve">{% if show_fusesign %}</w:t>
+      </w:r>
+    </w:p>
+    <w:p>
+      <w:pPr>
+        <w:spacing w:before="120" w:after="120"/>
+      </w:pPr>
+      <w:r>
+        <w:rPr>
+          <w:rFonts w:ascii="Arial" w:cs="Arial" w:eastAsia="Arial" w:hAnsi="Arial"/>
+          <w:b/>
+          <w:bCs/>
+          <w:color w:val="000000"/>
+          <w:sz w:val="20"/>
+          <w:szCs w:val="20"/>
+        </w:rPr>
+        <w:t xml:space="preserve">Electronic Document Signing.  </w:t>
+      </w:r>
+      <w:r>
+        <w:rPr>
+          <w:rFonts w:ascii="Arial" w:cs="Arial" w:eastAsia="Arial" w:hAnsi="Arial"/>
+          <w:color w:val="000000"/>
+          <w:sz w:val="20"/>
+          <w:szCs w:val="20"/>
+        </w:rPr>
+        <w:t xml:space="preserve">We use an electronic document signing platform to send documents to you for execution. This platform processes your name, email address, and electronic signature for the sole purpose of executing documents relating to your engagement with us. By signing documents electronically, you accept the applicable terms of that platform. Electronic signatures applied through this service are legally binding under the </w:t>
+      </w:r>
+      <w:r>
+        <w:rPr>
+          <w:rFonts w:ascii="Arial" w:cs="Arial" w:eastAsia="Arial" w:hAnsi="Arial"/>
+          <w:b/>
+          <w:bCs/>
+          <w:color w:val="000000"/>
+          <w:sz w:val="20"/>
+          <w:szCs w:val="20"/>
+        </w:rPr>
+        <w:t xml:space="preserve">Electronic Transactions Act 1999 (Cth)</w:t>
+      </w:r>
+      <w:r>
+        <w:rPr>
+          <w:rFonts w:ascii="Arial" w:cs="Arial" w:eastAsia="Arial" w:hAnsi="Arial"/>
+          <w:color w:val="000000"/>
+          <w:sz w:val="20"/>
+          <w:szCs w:val="20"/>
+        </w:rPr>
+        <w:t xml:space="preserve">.</w:t>
+      </w:r>
+    </w:p>
+    <w:p>
+      <w:pPr>
+        <w:spacing w:before="80" w:after="80"/>
+      </w:pPr>
+      <w:r>
+        <w:rPr>
+          <w:rFonts w:ascii="Courier New" w:cs="Courier New" w:eastAsia="Courier New" w:hAnsi="Courier New"/>
+          <w:color w:val="888888"/>
+          <w:sz w:val="16"/>
+          <w:szCs w:val="16"/>
+        </w:rPr>
+        <w:t xml:space="preserve">{% endif %}</w:t>
+      </w:r>
+    </w:p>
+    <w:p>
+      <w:pPr>
+        <w:spacing w:before="120" w:after="120"/>
+      </w:pPr>
+      <w:r>
+        <w:rPr>
+          <w:rFonts w:ascii="Arial" w:cs="Arial" w:eastAsia="Arial" w:hAnsi="Arial"/>
+          <w:b/>
+          <w:bCs/>
+          <w:color w:val="000000"/>
+          <w:sz w:val="20"/>
+          <w:szCs w:val="20"/>
+        </w:rPr>
+        <w:t xml:space="preserve">Data Retention.  </w:t>
+      </w:r>
+      <w:r>
+        <w:rPr>
+          <w:rFonts w:ascii="Arial" w:cs="Arial" w:eastAsia="Arial" w:hAnsi="Arial"/>
+          <w:color w:val="000000"/>
+          <w:sz w:val="20"/>
+          <w:szCs w:val="20"/>
+        </w:rPr>
+        <w:t xml:space="preserve">We retain your financial records and documents for a minimum of seven years from the date of the relevant return, document, or transaction, in accordance with ATO record-keeping requirements and our obligations under the </w:t>
+      </w:r>
+      <w:r>
+        <w:rPr>
+          <w:rFonts w:ascii="Arial" w:cs="Arial" w:eastAsia="Arial" w:hAnsi="Arial"/>
+          <w:b/>
+          <w:bCs/>
+          <w:color w:val="000000"/>
+          <w:sz w:val="20"/>
+          <w:szCs w:val="20"/>
+        </w:rPr>
+        <w:t xml:space="preserve">Tax Agent Services Act 2009</w:t>
+      </w:r>
+      <w:r>
+        <w:rPr>
+          <w:rFonts w:ascii="Arial" w:cs="Arial" w:eastAsia="Arial" w:hAnsi="Arial"/>
+          <w:color w:val="000000"/>
+          <w:sz w:val="20"/>
+          <w:szCs w:val="20"/>
+        </w:rPr>
+        <w:t xml:space="preserve">. After this period, records may be securely destroyed unless you notify us in writing prior to that time that you wish to retain them.</w:t>
+      </w:r>
+    </w:p>
+    <w:p>
+      <w:pPr>
+        <w:spacing w:before="120" w:after="120"/>
+      </w:pPr>
+      <w:r>
+        <w:rPr>
+          <w:rFonts w:ascii="Arial" w:cs="Arial" w:eastAsia="Arial" w:hAnsi="Arial"/>
+          <w:b/>
+          <w:bCs/>
+          <w:color w:val="000000"/>
+          <w:sz w:val="20"/>
+          <w:szCs w:val="20"/>
+        </w:rPr>
+        <w:t xml:space="preserve">Access and Correction.  </w:t>
+      </w:r>
+      <w:r>
+        <w:rPr>
+          <w:rFonts w:ascii="Arial" w:cs="Arial" w:eastAsia="Arial" w:hAnsi="Arial"/>
+          <w:color w:val="000000"/>
+          <w:sz w:val="20"/>
+          <w:szCs w:val="20"/>
+        </w:rPr>
+        <w:t xml:space="preserve">You have the right to access the personal information we hold about you and to request corrections where that information is inaccurate, incomplete, or out of date. To make a request, contact us at </w:t>
+      </w:r>
+      <w:r>
+        <w:rPr>
+          <w:rFonts w:ascii="Courier New" w:cs="Courier New" w:eastAsia="Courier New" w:hAnsi="Courier New"/>
+          <w:b/>
+          <w:bCs/>
+          <w:color w:val="000000"/>
+          <w:sz w:val="20"/>
+          <w:szCs w:val="20"/>
+        </w:rPr>
+        <w:t xml:space="preserve">{{ practice_email }}</w:t>
+      </w:r>
+      <w:r>
+        <w:rPr>
+          <w:rFonts w:ascii="Arial" w:cs="Arial" w:eastAsia="Arial" w:hAnsi="Arial"/>
+          <w:color w:val="000000"/>
+          <w:sz w:val="20"/>
+          <w:szCs w:val="20"/>
+        </w:rPr>
+        <w:t xml:space="preserve">. We will respond within 30 days.</w:t>
+      </w:r>
+    </w:p>
+    <w:p>
+      <w:pPr>
+        <w:spacing w:before="120" w:after="120"/>
+      </w:pPr>
+      <w:r>
+        <w:rPr>
+          <w:rFonts w:ascii="Arial" w:cs="Arial" w:eastAsia="Arial" w:hAnsi="Arial"/>
+          <w:color w:val="000000"/>
+          <w:sz w:val="20"/>
+          <w:szCs w:val="20"/>
+        </w:rPr>
+        <w:t xml:space="preserve">If you do not wish us to use your information in a particular way, please advise us in writing. We will consider your request, noting that in some cases this may affect our ability to provide the services described in this letter.</w:t>
+      </w:r>
+    </w:p>
+    <w:p>
+      <w:pPr>
+        <w:pBdr>
+          <w:bottom w:val="single" w:color="000000" w:sz="6" w:space="3"/>
+        </w:pBdr>
+        <w:spacing w:before="280" w:after="120"/>
+      </w:pPr>
+      <w:r>
+        <w:rPr>
+          <w:rFonts w:ascii="Arial" w:cs="Arial" w:eastAsia="Arial" w:hAnsi="Arial"/>
+          <w:b/>
+          <w:bCs/>
+          <w:color w:val="000000"/>
+          <w:sz w:val="20"/>
+          <w:szCs w:val="20"/>
+        </w:rPr>
+        <w:t xml:space="preserve">{{ section_liability }}. LIMITATION OF LIABILITY</w:t>
+      </w:r>
+    </w:p>
+    <w:p>
+      <w:pPr>
+        <w:spacing w:before="120" w:after="120"/>
+      </w:pPr>
+      <w:r>
+        <w:rPr>
+          <w:rFonts w:ascii="Arial" w:cs="Arial" w:eastAsia="Arial" w:hAnsi="Arial"/>
+          <w:color w:val="000000"/>
+          <w:sz w:val="20"/>
+          <w:szCs w:val="20"/>
+        </w:rPr>
+        <w:t xml:space="preserve">Our liability to you arising out of or in connection with this engagement is limited to the fees paid by you to us for the specific services giving rise to the liability, or to the extent permitted by law, the maximum amount our professional indemnity insurance will cover in respect of that claim.</w:t>
+      </w:r>
+    </w:p>
+    <w:p>
+      <w:pPr>
+        <w:spacing w:before="120" w:after="120"/>
+      </w:pPr>
+      <w:r>
+        <w:rPr>
+          <w:rFonts w:ascii="Arial" w:cs="Arial" w:eastAsia="Arial" w:hAnsi="Arial"/>
+          <w:color w:val="000000"/>
+          <w:sz w:val="20"/>
+          <w:szCs w:val="20"/>
+        </w:rPr>
+        <w:t xml:space="preserve">We are not liable for any loss, damage, or expense arising from our reliance on information provided by you that was incomplete, inaccurate, or misleading. We are not liable for any indirect, consequential, special, or incidental loss or damage.</w:t>
+      </w:r>
+    </w:p>
+    <w:p>
+      <w:pPr>
+        <w:spacing w:before="120" w:after="120"/>
+      </w:pPr>
+      <w:r>
+        <w:rPr>
+          <w:rFonts w:ascii="Arial" w:cs="Arial" w:eastAsia="Arial" w:hAnsi="Arial"/>
+          <w:color w:val="000000"/>
+          <w:sz w:val="20"/>
+          <w:szCs w:val="20"/>
+        </w:rPr>
+        <w:t xml:space="preserve">Nothing in this clause limits our liability for fraud, wilful misconduct, or any liability that cannot be excluded by law.</w:t>
+      </w:r>
+    </w:p>
+    <w:p>
+      <w:pPr>
+        <w:pBdr>
+          <w:bottom w:val="single" w:color="000000" w:sz="6" w:space="3"/>
+        </w:pBdr>
+        <w:spacing w:before="280" w:after="120"/>
+      </w:pPr>
+      <w:r>
+        <w:rPr>
+          <w:rFonts w:ascii="Arial" w:cs="Arial" w:eastAsia="Arial" w:hAnsi="Arial"/>
+          <w:b/>
+          <w:bCs/>
+          <w:color w:val="000000"/>
+          <w:sz w:val="20"/>
+          <w:szCs w:val="20"/>
+        </w:rPr>
+        <w:t xml:space="preserve">{{ section_dispute }}. DISPUTE RESOLUTION</w:t>
+      </w:r>
+    </w:p>
+    <w:p>
+      <w:pPr>
+        <w:spacing w:before="120" w:after="120"/>
+      </w:pPr>
+      <w:r>
+        <w:rPr>
+          <w:rFonts w:ascii="Arial" w:cs="Arial" w:eastAsia="Arial" w:hAnsi="Arial"/>
+          <w:color w:val="000000"/>
+          <w:sz w:val="20"/>
+          <w:szCs w:val="20"/>
+        </w:rPr>
+        <w:t xml:space="preserve">If a dispute arises from this engagement, we ask that you first raise the matter directly with the partner responsible for your engagement so that we may attempt to resolve it. If we are unable to resolve the dispute, either party may refer the matter to the complaints process of </w:t>
+      </w:r>
+      <w:r>
+        <w:rPr>
+          <w:rFonts w:ascii="Arial" w:cs="Arial" w:eastAsia="Arial" w:hAnsi="Arial"/>
+          <w:b/>
+          <w:bCs/>
+          <w:color w:val="000000"/>
+          <w:sz w:val="20"/>
+          <w:szCs w:val="20"/>
+        </w:rPr>
+        <w:t xml:space="preserve">{{ practice_professional_body }}</w:t>
+      </w:r>
+      <w:r>
+        <w:rPr>
+          <w:rFonts w:ascii="Arial" w:cs="Arial" w:eastAsia="Arial" w:hAnsi="Arial"/>
+          <w:color w:val="000000"/>
+          <w:sz w:val="20"/>
+          <w:szCs w:val="20"/>
+        </w:rPr>
+        <w:t xml:space="preserve"> in accordance with their dispute resolution procedures.</w:t>
+      </w:r>
+    </w:p>
+    <w:p>
+      <w:pPr>
+        <w:spacing w:before="120" w:after="120"/>
+      </w:pPr>
+      <w:r>
+        <w:rPr>
+          <w:rFonts w:ascii="Arial" w:cs="Arial" w:eastAsia="Arial" w:hAnsi="Arial"/>
+          <w:color w:val="000000"/>
+          <w:sz w:val="20"/>
+          <w:szCs w:val="20"/>
+        </w:rPr>
+        <w:t xml:space="preserve">This engagement is governed by the laws of Victoria, Australia.</w:t>
+      </w:r>
+    </w:p>
+    <w:p>
+      <w:pPr>
+        <w:spacing w:before="80" w:after="80"/>
+      </w:pPr>
+      <w:r>
+        <w:rPr>
+          <w:rFonts w:ascii="Courier New" w:cs="Courier New" w:eastAsia="Courier New" w:hAnsi="Courier New"/>
+          <w:color w:val="888888"/>
+          <w:sz w:val="16"/>
+          <w:szCs w:val="16"/>
+        </w:rPr>
+        <w:t xml:space="preserve">{% if show_additional_terms %}</w:t>
+      </w:r>
+    </w:p>
+    <w:p>
+      <w:pPr>
+        <w:pBdr>
+          <w:bottom w:val="single" w:color="000000" w:sz="6" w:space="3"/>
+        </w:pBdr>
+        <w:spacing w:before="280" w:after="120"/>
+      </w:pPr>
+      <w:r>
+        <w:rPr>
+          <w:rFonts w:ascii="Arial" w:cs="Arial" w:eastAsia="Arial" w:hAnsi="Arial"/>
+          <w:b/>
+          <w:bCs/>
+          <w:color w:val="000000"/>
+          <w:sz w:val="20"/>
+          <w:szCs w:val="20"/>
+        </w:rPr>
+        <w:t xml:space="preserve">{{ section_additional }}. ADDITIONAL TERMS</w:t>
+      </w:r>
+    </w:p>
+    <w:p>
+      <w:pPr>
+        <w:spacing w:before="120" w:after="120"/>
+      </w:pPr>
+      <w:r>
+        <w:rPr>
+          <w:rFonts w:ascii="Courier New" w:cs="Courier New" w:eastAsia="Courier New" w:hAnsi="Courier New"/>
+          <w:b/>
+          <w:bCs/>
+          <w:color w:val="000000"/>
+          <w:sz w:val="20"/>
+          <w:szCs w:val="20"/>
+        </w:rPr>
+        <w:t xml:space="preserve">{{ additional_terms }}</w:t>
+      </w:r>
+    </w:p>
+    <w:p>
+      <w:pPr>
+        <w:spacing w:before="80" w:after="80"/>
+      </w:pPr>
+      <w:r>
+        <w:rPr>
+          <w:rFonts w:ascii="Courier New" w:cs="Courier New" w:eastAsia="Courier New" w:hAnsi="Courier New"/>
+          <w:color w:val="888888"/>
+          <w:sz w:val="16"/>
+          <w:szCs w:val="16"/>
+        </w:rPr>
+        <w:t xml:space="preserve">{% endif %}</w:t>
+      </w:r>
+    </w:p>
+    <w:p>
+      <w:pPr>
+        <w:pBdr>
+          <w:bottom w:val="single" w:color="000000" w:sz="6" w:space="3"/>
+        </w:pBdr>
+        <w:spacing w:before="280" w:after="120"/>
+      </w:pPr>
+      <w:r>
+        <w:rPr>
+          <w:rFonts w:ascii="Arial" w:cs="Arial" w:eastAsia="Arial" w:hAnsi="Arial"/>
+          <w:b/>
+          <w:bCs/>
+          <w:color w:val="000000"/>
+          <w:sz w:val="20"/>
+          <w:szCs w:val="20"/>
+        </w:rPr>
+        <w:t xml:space="preserve">{{ section_commencement }}. COMMENCEMENT</w:t>
+      </w:r>
+    </w:p>
+    <w:p>
+      <w:pPr>
+        <w:spacing w:before="120" w:after="120"/>
+      </w:pPr>
+      <w:r>
+        <w:rPr>
+          <w:rFonts w:ascii="Arial" w:cs="Arial" w:eastAsia="Arial" w:hAnsi="Arial"/>
+          <w:color w:val="000000"/>
+          <w:sz w:val="20"/>
+          <w:szCs w:val="20"/>
+        </w:rPr>
+        <w:t xml:space="preserve">This engagement letter takes effect from the date of acceptance below and continues until terminated by either party in writing, or until superseded by a new engagement letter.</w:t>
+      </w:r>
+    </w:p>
+    <w:p>
+      <w:pPr>
+        <w:spacing w:before="120" w:after="120"/>
+      </w:pPr>
+      <w:r>
+        <w:rPr>
+          <w:rFonts w:ascii="Arial" w:cs="Arial" w:eastAsia="Arial" w:hAnsi="Arial"/>
+          <w:color w:val="000000"/>
+          <w:sz w:val="20"/>
+          <w:szCs w:val="20"/>
+        </w:rPr>
+        <w:t xml:space="preserve">Either party may terminate this engagement by giving 30 days' written notice to the other party. We reserve the right to terminate this engagement immediately where fees remain unpaid or where you have not complied with your responsibilities as described in Section 3.</w:t>
+      </w:r>
+    </w:p>
+    <w:p>
+      <w:pPr>
+        <w:spacing w:before="120" w:after="120"/>
+        <w:jc w:val="center"/>
+      </w:pPr>
+      <w:r>
+        <w:rPr>
+          <w:rFonts w:ascii="Arial" w:cs="Arial" w:eastAsia="Arial" w:hAnsi="Arial"/>
+          <w:b/>
+          <w:bCs/>
+          <w:color w:val="000000"/>
+          <w:sz w:val="18"/>
+          <w:szCs w:val="18"/>
+        </w:rPr>
+        <w:t xml:space="preserve">{{ apes_305_reference }}</w:t>
       </w:r>
     </w:p>
     <w:p>
@@ -1633,873 +2419,6 @@
           <w:sz w:val="20"/>
           <w:szCs w:val="20"/>
         </w:rPr>
-        <w:t xml:space="preserve">{{ section_trust_dist }}. TRUST DISTRIBUTIONS — SPECIFIC TERMS</w:t>
-      </w:r>
-    </w:p>
-    <w:p>
-      <w:pPr>
-        <w:spacing w:before="120" w:after="120"/>
-      </w:pPr>
-      <w:r>
-        <w:rPr>
-          <w:rFonts w:ascii="Arial" w:cs="Arial" w:eastAsia="Arial" w:hAnsi="Arial"/>
-          <w:color w:val="000000"/>
-          <w:sz w:val="20"/>
-          <w:szCs w:val="20"/>
-        </w:rPr>
-        <w:t xml:space="preserve">For trust entities, trustee resolutions must be executed on or before 30 June each income year to be effective for that year. Failure to make a valid distribution resolution before this date may result in the ATO assessing the trustee on the entire net income of the trust at the top marginal tax rate.</w:t>
-      </w:r>
-    </w:p>
-    <w:p>
-      <w:pPr>
-        <w:spacing w:before="120" w:after="120"/>
-      </w:pPr>
-      <w:r>
-        <w:rPr>
-          <w:rFonts w:ascii="Arial" w:cs="Arial" w:eastAsia="Arial" w:hAnsi="Arial"/>
-          <w:color w:val="000000"/>
-          <w:sz w:val="20"/>
-          <w:szCs w:val="20"/>
-        </w:rPr>
-        <w:t xml:space="preserve">We will contact you prior to 30 June each year to obtain the information required to prepare the distribution resolution. It is your responsibility to respond promptly and to execute the resolution document before 30 June.</w:t>
-      </w:r>
-    </w:p>
-    <w:p>
-      <w:pPr>
-        <w:spacing w:before="120" w:after="120"/>
-      </w:pPr>
-      <w:r>
-        <w:rPr>
-          <w:rFonts w:ascii="Arial" w:cs="Arial" w:eastAsia="Arial" w:hAnsi="Arial"/>
-          <w:color w:val="000000"/>
-          <w:sz w:val="20"/>
-          <w:szCs w:val="20"/>
-        </w:rPr>
-        <w:t xml:space="preserve">We will also consider potential Section 100A risks in the context of trust distributions and advise you where we identify circumstances that may require further consideration.</w:t>
-      </w:r>
-    </w:p>
-    <w:p>
-      <w:pPr>
-        <w:spacing w:before="80" w:after="80"/>
-      </w:pPr>
-      <w:r>
-        <w:rPr>
-          <w:rFonts w:ascii="Courier New" w:cs="Courier New" w:eastAsia="Courier New" w:hAnsi="Courier New"/>
-          <w:color w:val="888888"/>
-          <w:sz w:val="16"/>
-          <w:szCs w:val="16"/>
-        </w:rPr>
-        <w:t xml:space="preserve">{% endif %}</w:t>
-      </w:r>
-    </w:p>
-    <w:p>
-      <w:pPr>
-        <w:pBdr>
-          <w:bottom w:val="single" w:color="000000" w:sz="6" w:space="3"/>
-        </w:pBdr>
-        <w:spacing w:before="240" w:after="80"/>
-      </w:pPr>
-      <w:r>
-        <w:rPr>
-          <w:rFonts w:ascii="Arial" w:cs="Arial" w:eastAsia="Arial" w:hAnsi="Arial"/>
-          <w:b/>
-          <w:bCs/>
-          <w:color w:val="000000"/>
-          <w:sz w:val="20"/>
-          <w:szCs w:val="20"/>
-        </w:rPr>
-        <w:t xml:space="preserve">{{ section_standards }}. PROFESSIONAL STANDARDS AND REGISTRATION</w:t>
-      </w:r>
-    </w:p>
-    <w:p>
-      <w:pPr>
-        <w:spacing w:before="120" w:after="120"/>
-      </w:pPr>
-      <w:r>
-        <w:rPr>
-          <w:rFonts w:ascii="Arial" w:cs="Arial" w:eastAsia="Arial" w:hAnsi="Arial"/>
-          <w:color w:val="000000"/>
-          <w:sz w:val="20"/>
-          <w:szCs w:val="20"/>
-        </w:rPr>
-        <w:t xml:space="preserve">{{ practice_name }} is a member of </w:t>
-      </w:r>
-      <w:r>
-        <w:rPr>
-          <w:rFonts w:ascii="Arial" w:cs="Arial" w:eastAsia="Arial" w:hAnsi="Arial"/>
-          <w:b/>
-          <w:bCs/>
-          <w:color w:val="000000"/>
-          <w:sz w:val="20"/>
-          <w:szCs w:val="20"/>
-        </w:rPr>
-        <w:t xml:space="preserve">{{ practice_professional_body }}</w:t>
-      </w:r>
-      <w:r>
-        <w:rPr>
-          <w:rFonts w:ascii="Arial" w:cs="Arial" w:eastAsia="Arial" w:hAnsi="Arial"/>
-          <w:color w:val="000000"/>
-          <w:sz w:val="20"/>
-          <w:szCs w:val="20"/>
-        </w:rPr>
-        <w:t xml:space="preserve"> and is bound by its professional standards, code of ethics, and continuing professional development requirements. All professional services are performed in accordance with these standards.</w:t>
-      </w:r>
-    </w:p>
-    <w:p>
-      <w:pPr>
-        <w:spacing w:before="120" w:after="120"/>
-      </w:pPr>
-      <w:r>
-        <w:rPr>
-          <w:rFonts w:ascii="Arial" w:cs="Arial" w:eastAsia="Arial" w:hAnsi="Arial"/>
-          <w:color w:val="000000"/>
-          <w:sz w:val="20"/>
-          <w:szCs w:val="20"/>
-        </w:rPr>
-        <w:t xml:space="preserve">{{ tpb_registration_statement }}</w:t>
-      </w:r>
-    </w:p>
-    <w:p>
-      <w:pPr>
-        <w:spacing w:before="120" w:after="120"/>
-      </w:pPr>
-      <w:r>
-        <w:rPr>
-          <w:rFonts w:ascii="Arial" w:cs="Arial" w:eastAsia="Arial" w:hAnsi="Arial"/>
-          <w:color w:val="000000"/>
-          <w:sz w:val="20"/>
-          <w:szCs w:val="20"/>
-        </w:rPr>
-        <w:t xml:space="preserve">{% if practice_bas_agent_number %}Where applicable, we are registered as a BAS Agent with the Tax Practitioners Board, registration number </w:t>
-      </w:r>
-      <w:r>
-        <w:rPr>
-          <w:rFonts w:ascii="Courier New" w:cs="Courier New" w:eastAsia="Courier New" w:hAnsi="Courier New"/>
-          <w:b/>
-          <w:bCs/>
-          <w:color w:val="000000"/>
-          <w:sz w:val="20"/>
-          <w:szCs w:val="20"/>
-        </w:rPr>
-        <w:t xml:space="preserve">{{ practice_bas_agent_number }}</w:t>
-      </w:r>
-      <w:r>
-        <w:rPr>
-          <w:rFonts w:ascii="Arial" w:cs="Arial" w:eastAsia="Arial" w:hAnsi="Arial"/>
-          <w:color w:val="000000"/>
-          <w:sz w:val="20"/>
-          <w:szCs w:val="20"/>
-        </w:rPr>
-        <w:t xml:space="preserve">.{% endif %}</w:t>
-      </w:r>
-    </w:p>
-    <w:p>
-      <w:pPr>
-        <w:pBdr>
-          <w:bottom w:val="single" w:color="000000" w:sz="6" w:space="3"/>
-        </w:pBdr>
-        <w:spacing w:before="240" w:after="80"/>
-      </w:pPr>
-      <w:r>
-        <w:rPr>
-          <w:rFonts w:ascii="Arial" w:cs="Arial" w:eastAsia="Arial" w:hAnsi="Arial"/>
-          <w:b/>
-          <w:bCs/>
-          <w:color w:val="000000"/>
-          <w:sz w:val="20"/>
-          <w:szCs w:val="20"/>
-        </w:rPr>
-        <w:t xml:space="preserve">{{ section_privacy }}. CONFIDENTIALITY, PRIVACY, AND DATA STORAGE</w:t>
-      </w:r>
-    </w:p>
-    <w:p>
-      <w:pPr>
-        <w:spacing w:before="120" w:after="120"/>
-      </w:pPr>
-      <w:r>
-        <w:rPr>
-          <w:rFonts w:ascii="Arial" w:cs="Arial" w:eastAsia="Arial" w:hAnsi="Arial"/>
-          <w:color w:val="000000"/>
-          <w:sz w:val="20"/>
-          <w:szCs w:val="20"/>
-        </w:rPr>
-        <w:t xml:space="preserve">We handle your personal and financial information in accordance with the </w:t>
-      </w:r>
-      <w:r>
-        <w:rPr>
-          <w:rFonts w:ascii="Arial" w:cs="Arial" w:eastAsia="Arial" w:hAnsi="Arial"/>
-          <w:b/>
-          <w:bCs/>
-          <w:color w:val="000000"/>
-          <w:sz w:val="20"/>
-          <w:szCs w:val="20"/>
-        </w:rPr>
-        <w:t xml:space="preserve">Privacy Act 1988 (Cth)</w:t>
-      </w:r>
-      <w:r>
-        <w:rPr>
-          <w:rFonts w:ascii="Arial" w:cs="Arial" w:eastAsia="Arial" w:hAnsi="Arial"/>
-          <w:color w:val="000000"/>
-          <w:sz w:val="20"/>
-          <w:szCs w:val="20"/>
-        </w:rPr>
-        <w:t xml:space="preserve"> and the Australian Privacy Principles (APPs). Our full Privacy Policy is available at </w:t>
-      </w:r>
-      <w:r>
-        <w:rPr>
-          <w:rFonts w:ascii="Courier New" w:cs="Courier New" w:eastAsia="Courier New" w:hAnsi="Courier New"/>
-          <w:b/>
-          <w:bCs/>
-          <w:color w:val="000000"/>
-          <w:sz w:val="20"/>
-          <w:szCs w:val="20"/>
-        </w:rPr>
-        <w:t xml:space="preserve">{{ practice_website }}</w:t>
-      </w:r>
-      <w:r>
-        <w:rPr>
-          <w:rFonts w:ascii="Arial" w:cs="Arial" w:eastAsia="Arial" w:hAnsi="Arial"/>
-          <w:color w:val="000000"/>
-          <w:sz w:val="20"/>
-          <w:szCs w:val="20"/>
-        </w:rPr>
-        <w:t xml:space="preserve">. By engaging us, you consent to the collection, use, and storage of your information as described in this section.</w:t>
-      </w:r>
-    </w:p>
-    <w:p>
-      <w:pPr>
-        <w:spacing w:before="120" w:after="120"/>
-      </w:pPr>
-      <w:r>
-        <w:rPr>
-          <w:rFonts w:ascii="Arial" w:cs="Arial" w:eastAsia="Arial" w:hAnsi="Arial"/>
-          <w:b/>
-          <w:bCs/>
-          <w:color w:val="000000"/>
-          <w:sz w:val="20"/>
-          <w:szCs w:val="20"/>
-        </w:rPr>
-        <w:t xml:space="preserve">Cloud-Based Practice Software.  </w:t>
-      </w:r>
-      <w:r>
-        <w:rPr>
-          <w:rFonts w:ascii="Arial" w:cs="Arial" w:eastAsia="Arial" w:hAnsi="Arial"/>
-          <w:color w:val="000000"/>
-          <w:sz w:val="20"/>
-          <w:szCs w:val="20"/>
-        </w:rPr>
-        <w:t xml:space="preserve">We use cloud-based practice management software to prepare, store, and manage your financial records, documents, correspondence, and tax data. This software is hosted on servers located in Australia. Your data is not sold, shared with third parties for commercial purposes, or used for any purpose other than providing the services described in this letter.</w:t>
-      </w:r>
-    </w:p>
-    <w:p>
-      <w:pPr>
-        <w:spacing w:before="120" w:after="120"/>
-      </w:pPr>
-      <w:r>
-        <w:rPr>
-          <w:rFonts w:ascii="Arial" w:cs="Arial" w:eastAsia="Arial" w:hAnsi="Arial"/>
-          <w:b/>
-          <w:bCs/>
-          <w:color w:val="000000"/>
-          <w:sz w:val="20"/>
-          <w:szCs w:val="20"/>
-        </w:rPr>
-        <w:t xml:space="preserve">Third-Party Service Providers.  </w:t>
-      </w:r>
-      <w:r>
-        <w:rPr>
-          <w:rFonts w:ascii="Arial" w:cs="Arial" w:eastAsia="Arial" w:hAnsi="Arial"/>
-          <w:color w:val="000000"/>
-          <w:sz w:val="20"/>
-          <w:szCs w:val="20"/>
-        </w:rPr>
-        <w:t xml:space="preserve">Where we engage third-party service providers to assist in delivering our services — including document signing platforms, accounting software integrations, and cloud infrastructure providers — those providers are bound by confidentiality obligations consistent with the Privacy Act 1988 (Cth). We will not share your information with third parties beyond what is strictly necessary to carry out your instructions.</w:t>
-      </w:r>
-    </w:p>
-    <w:p>
-      <w:pPr>
-        <w:spacing w:before="120" w:after="120"/>
-      </w:pPr>
-      <w:r>
-        <w:rPr>
-          <w:rFonts w:ascii="Arial" w:cs="Arial" w:eastAsia="Arial" w:hAnsi="Arial"/>
-          <w:b/>
-          <w:bCs/>
-          <w:color w:val="000000"/>
-          <w:sz w:val="20"/>
-          <w:szCs w:val="20"/>
-        </w:rPr>
-        <w:t xml:space="preserve">Regulatory Disclosure.  </w:t>
-      </w:r>
-      <w:r>
-        <w:rPr>
-          <w:rFonts w:ascii="Arial" w:cs="Arial" w:eastAsia="Arial" w:hAnsi="Arial"/>
-          <w:color w:val="000000"/>
-          <w:sz w:val="20"/>
-          <w:szCs w:val="20"/>
-        </w:rPr>
-        <w:t xml:space="preserve">We will disclose your information to the Australian Taxation Office, ASIC, state revenue authorities, and other regulatory bodies only where required by law or where necessary to carry out your instructions, such as lodging returns and statements on your behalf.</w:t>
-      </w:r>
-    </w:p>
-    <w:p>
-      <w:pPr>
-        <w:spacing w:before="80" w:after="80"/>
-      </w:pPr>
-      <w:r>
-        <w:rPr>
-          <w:rFonts w:ascii="Courier New" w:cs="Courier New" w:eastAsia="Courier New" w:hAnsi="Courier New"/>
-          <w:color w:val="888888"/>
-          <w:sz w:val="16"/>
-          <w:szCs w:val="16"/>
-        </w:rPr>
-        <w:t xml:space="preserve">{% if show_client_portal %}</w:t>
-      </w:r>
-    </w:p>
-    <w:p>
-      <w:pPr>
-        <w:spacing w:before="120" w:after="120"/>
-      </w:pPr>
-      <w:r>
-        <w:rPr>
-          <w:rFonts w:ascii="Arial" w:cs="Arial" w:eastAsia="Arial" w:hAnsi="Arial"/>
-          <w:b/>
-          <w:bCs/>
-          <w:color w:val="000000"/>
-          <w:sz w:val="20"/>
-          <w:szCs w:val="20"/>
-        </w:rPr>
-        <w:t xml:space="preserve">Client Portal.  </w:t>
-      </w:r>
-      <w:r>
-        <w:rPr>
-          <w:rFonts w:ascii="Arial" w:cs="Arial" w:eastAsia="Arial" w:hAnsi="Arial"/>
-          <w:color w:val="000000"/>
-          <w:sz w:val="20"/>
-          <w:szCs w:val="20"/>
-        </w:rPr>
-        <w:t xml:space="preserve">We provide access to a secure client portal at </w:t>
-      </w:r>
-      <w:r>
-        <w:rPr>
-          <w:rFonts w:ascii="Courier New" w:cs="Courier New" w:eastAsia="Courier New" w:hAnsi="Courier New"/>
-          <w:b/>
-          <w:bCs/>
-          <w:color w:val="000000"/>
-          <w:sz w:val="20"/>
-          <w:szCs w:val="20"/>
-        </w:rPr>
-        <w:t xml:space="preserve">{{ client_portal_url }}</w:t>
-      </w:r>
-      <w:r>
-        <w:rPr>
-          <w:rFonts w:ascii="Arial" w:cs="Arial" w:eastAsia="Arial" w:hAnsi="Arial"/>
-          <w:color w:val="000000"/>
-          <w:sz w:val="20"/>
-          <w:szCs w:val="20"/>
-        </w:rPr>
-        <w:t xml:space="preserve">. The portal allows you to view documents, approve financial statements, and communicate with our team securely. By accessing the portal, you accept the applicable terms of service for that platform. Access credentials will be provided to you separately.</w:t>
-      </w:r>
-    </w:p>
-    <w:p>
-      <w:pPr>
-        <w:spacing w:before="80" w:after="80"/>
-      </w:pPr>
-      <w:r>
-        <w:rPr>
-          <w:rFonts w:ascii="Courier New" w:cs="Courier New" w:eastAsia="Courier New" w:hAnsi="Courier New"/>
-          <w:color w:val="888888"/>
-          <w:sz w:val="16"/>
-          <w:szCs w:val="16"/>
-        </w:rPr>
-        <w:t xml:space="preserve">{% endif %}</w:t>
-      </w:r>
-    </w:p>
-    <w:p>
-      <w:pPr>
-        <w:spacing w:before="80" w:after="80"/>
-      </w:pPr>
-      <w:r>
-        <w:rPr>
-          <w:rFonts w:ascii="Courier New" w:cs="Courier New" w:eastAsia="Courier New" w:hAnsi="Courier New"/>
-          <w:color w:val="888888"/>
-          <w:sz w:val="16"/>
-          <w:szCs w:val="16"/>
-        </w:rPr>
-        <w:t xml:space="preserve">{% if show_fusesign %}</w:t>
-      </w:r>
-    </w:p>
-    <w:p>
-      <w:pPr>
-        <w:spacing w:before="120" w:after="120"/>
-      </w:pPr>
-      <w:r>
-        <w:rPr>
-          <w:rFonts w:ascii="Arial" w:cs="Arial" w:eastAsia="Arial" w:hAnsi="Arial"/>
-          <w:b/>
-          <w:bCs/>
-          <w:color w:val="000000"/>
-          <w:sz w:val="20"/>
-          <w:szCs w:val="20"/>
-        </w:rPr>
-        <w:t xml:space="preserve">Electronic Document Signing.  </w:t>
-      </w:r>
-      <w:r>
-        <w:rPr>
-          <w:rFonts w:ascii="Arial" w:cs="Arial" w:eastAsia="Arial" w:hAnsi="Arial"/>
-          <w:color w:val="000000"/>
-          <w:sz w:val="20"/>
-          <w:szCs w:val="20"/>
-        </w:rPr>
-        <w:t xml:space="preserve">We use an electronic document signing platform to send documents to you for execution. This platform processes your name, email address, and electronic signature for the sole purpose of executing documents relating to your engagement with us. By signing documents electronically, you accept the applicable terms of that platform. Electronic signatures applied through this service are legally binding under the </w:t>
-      </w:r>
-      <w:r>
-        <w:rPr>
-          <w:rFonts w:ascii="Arial" w:cs="Arial" w:eastAsia="Arial" w:hAnsi="Arial"/>
-          <w:b/>
-          <w:bCs/>
-          <w:color w:val="000000"/>
-          <w:sz w:val="20"/>
-          <w:szCs w:val="20"/>
-        </w:rPr>
-        <w:t xml:space="preserve">Electronic Transactions Act 1999 (Cth)</w:t>
-      </w:r>
-      <w:r>
-        <w:rPr>
-          <w:rFonts w:ascii="Arial" w:cs="Arial" w:eastAsia="Arial" w:hAnsi="Arial"/>
-          <w:color w:val="000000"/>
-          <w:sz w:val="20"/>
-          <w:szCs w:val="20"/>
-        </w:rPr>
-        <w:t xml:space="preserve">.</w:t>
-      </w:r>
-    </w:p>
-    <w:p>
-      <w:pPr>
-        <w:spacing w:before="80" w:after="80"/>
-      </w:pPr>
-      <w:r>
-        <w:rPr>
-          <w:rFonts w:ascii="Courier New" w:cs="Courier New" w:eastAsia="Courier New" w:hAnsi="Courier New"/>
-          <w:color w:val="888888"/>
-          <w:sz w:val="16"/>
-          <w:szCs w:val="16"/>
-        </w:rPr>
-        <w:t xml:space="preserve">{% endif %}</w:t>
-      </w:r>
-    </w:p>
-    <w:p>
-      <w:pPr>
-        <w:spacing w:before="120" w:after="120"/>
-      </w:pPr>
-      <w:r>
-        <w:rPr>
-          <w:rFonts w:ascii="Arial" w:cs="Arial" w:eastAsia="Arial" w:hAnsi="Arial"/>
-          <w:b/>
-          <w:bCs/>
-          <w:color w:val="000000"/>
-          <w:sz w:val="20"/>
-          <w:szCs w:val="20"/>
-        </w:rPr>
-        <w:t xml:space="preserve">Data Retention.  </w:t>
-      </w:r>
-      <w:r>
-        <w:rPr>
-          <w:rFonts w:ascii="Arial" w:cs="Arial" w:eastAsia="Arial" w:hAnsi="Arial"/>
-          <w:color w:val="000000"/>
-          <w:sz w:val="20"/>
-          <w:szCs w:val="20"/>
-        </w:rPr>
-        <w:t xml:space="preserve">We retain your financial records and documents for a minimum of seven years from the date of the relevant return, document, or transaction, in accordance with ATO record-keeping requirements and our obligations under the </w:t>
-      </w:r>
-      <w:r>
-        <w:rPr>
-          <w:rFonts w:ascii="Arial" w:cs="Arial" w:eastAsia="Arial" w:hAnsi="Arial"/>
-          <w:b/>
-          <w:bCs/>
-          <w:color w:val="000000"/>
-          <w:sz w:val="20"/>
-          <w:szCs w:val="20"/>
-        </w:rPr>
-        <w:t xml:space="preserve">Tax Agent Services Act 2009</w:t>
-      </w:r>
-      <w:r>
-        <w:rPr>
-          <w:rFonts w:ascii="Arial" w:cs="Arial" w:eastAsia="Arial" w:hAnsi="Arial"/>
-          <w:color w:val="000000"/>
-          <w:sz w:val="20"/>
-          <w:szCs w:val="20"/>
-        </w:rPr>
-        <w:t xml:space="preserve">. After this period, records may be securely destroyed unless you notify us in writing prior to that time that you wish to retain them.</w:t>
-      </w:r>
-    </w:p>
-    <w:p>
-      <w:pPr>
-        <w:spacing w:before="120" w:after="120"/>
-      </w:pPr>
-      <w:r>
-        <w:rPr>
-          <w:rFonts w:ascii="Arial" w:cs="Arial" w:eastAsia="Arial" w:hAnsi="Arial"/>
-          <w:b/>
-          <w:bCs/>
-          <w:color w:val="000000"/>
-          <w:sz w:val="20"/>
-          <w:szCs w:val="20"/>
-        </w:rPr>
-        <w:t xml:space="preserve">Access and Correction.  </w:t>
-      </w:r>
-      <w:r>
-        <w:rPr>
-          <w:rFonts w:ascii="Arial" w:cs="Arial" w:eastAsia="Arial" w:hAnsi="Arial"/>
-          <w:color w:val="000000"/>
-          <w:sz w:val="20"/>
-          <w:szCs w:val="20"/>
-        </w:rPr>
-        <w:t xml:space="preserve">You have the right to access the personal information we hold about you and to request corrections where that information is inaccurate, incomplete, or out of date. To make a request, contact us at </w:t>
-      </w:r>
-      <w:r>
-        <w:rPr>
-          <w:rFonts w:ascii="Courier New" w:cs="Courier New" w:eastAsia="Courier New" w:hAnsi="Courier New"/>
-          <w:b/>
-          <w:bCs/>
-          <w:color w:val="000000"/>
-          <w:sz w:val="20"/>
-          <w:szCs w:val="20"/>
-        </w:rPr>
-        <w:t xml:space="preserve">{{ practice_email }}</w:t>
-      </w:r>
-      <w:r>
-        <w:rPr>
-          <w:rFonts w:ascii="Arial" w:cs="Arial" w:eastAsia="Arial" w:hAnsi="Arial"/>
-          <w:color w:val="000000"/>
-          <w:sz w:val="20"/>
-          <w:szCs w:val="20"/>
-        </w:rPr>
-        <w:t xml:space="preserve">. We will respond within 30 days.</w:t>
-      </w:r>
-    </w:p>
-    <w:p>
-      <w:pPr>
-        <w:spacing w:before="120" w:after="120"/>
-      </w:pPr>
-      <w:r>
-        <w:rPr>
-          <w:rFonts w:ascii="Arial" w:cs="Arial" w:eastAsia="Arial" w:hAnsi="Arial"/>
-          <w:color w:val="000000"/>
-          <w:sz w:val="20"/>
-          <w:szCs w:val="20"/>
-        </w:rPr>
-        <w:t xml:space="preserve">If you do not wish us to use your information in a particular way, please advise us in writing. We will consider your request, noting that in some cases this may affect our ability to provide the services described in this letter.</w:t>
-      </w:r>
-    </w:p>
-    <w:p>
-      <w:pPr>
-        <w:pBdr>
-          <w:bottom w:val="single" w:color="000000" w:sz="6" w:space="3"/>
-        </w:pBdr>
-        <w:spacing w:before="240" w:after="80"/>
-      </w:pPr>
-      <w:r>
-        <w:rPr>
-          <w:rFonts w:ascii="Arial" w:cs="Arial" w:eastAsia="Arial" w:hAnsi="Arial"/>
-          <w:b/>
-          <w:bCs/>
-          <w:color w:val="000000"/>
-          <w:sz w:val="20"/>
-          <w:szCs w:val="20"/>
-        </w:rPr>
-        <w:t xml:space="preserve">{{ section_liability }}. LIMITATION OF LIABILITY</w:t>
-      </w:r>
-    </w:p>
-    <w:p>
-      <w:pPr>
-        <w:spacing w:before="120" w:after="120"/>
-      </w:pPr>
-      <w:r>
-        <w:rPr>
-          <w:rFonts w:ascii="Arial" w:cs="Arial" w:eastAsia="Arial" w:hAnsi="Arial"/>
-          <w:color w:val="000000"/>
-          <w:sz w:val="20"/>
-          <w:szCs w:val="20"/>
-        </w:rPr>
-        <w:t xml:space="preserve">Our liability to you arising out of or in connection with this engagement is limited to the fees paid by you to us for the specific services giving rise to the liability, or to the extent permitted by law, the maximum amount our professional indemnity insurance will cover in respect of that claim.</w:t>
-      </w:r>
-    </w:p>
-    <w:p>
-      <w:pPr>
-        <w:spacing w:before="120" w:after="120"/>
-      </w:pPr>
-      <w:r>
-        <w:rPr>
-          <w:rFonts w:ascii="Arial" w:cs="Arial" w:eastAsia="Arial" w:hAnsi="Arial"/>
-          <w:color w:val="000000"/>
-          <w:sz w:val="20"/>
-          <w:szCs w:val="20"/>
-        </w:rPr>
-        <w:t xml:space="preserve">We are not liable for any loss, damage, or expense arising from our reliance on information provided by you that was incomplete, inaccurate, or misleading. We are not liable for any indirect, consequential, special, or incidental loss or damage.</w:t>
-      </w:r>
-    </w:p>
-    <w:p>
-      <w:pPr>
-        <w:spacing w:before="120" w:after="120"/>
-      </w:pPr>
-      <w:r>
-        <w:rPr>
-          <w:rFonts w:ascii="Arial" w:cs="Arial" w:eastAsia="Arial" w:hAnsi="Arial"/>
-          <w:color w:val="000000"/>
-          <w:sz w:val="20"/>
-          <w:szCs w:val="20"/>
-        </w:rPr>
-        <w:t xml:space="preserve">Nothing in this clause limits our liability for fraud, wilful misconduct, or any liability that cannot be excluded by law.</w:t>
-      </w:r>
-    </w:p>
-    <w:p>
-      <w:pPr>
-        <w:pBdr>
-          <w:bottom w:val="single" w:color="000000" w:sz="6" w:space="3"/>
-        </w:pBdr>
-        <w:spacing w:before="240" w:after="80"/>
-      </w:pPr>
-      <w:r>
-        <w:rPr>
-          <w:rFonts w:ascii="Arial" w:cs="Arial" w:eastAsia="Arial" w:hAnsi="Arial"/>
-          <w:b/>
-          <w:bCs/>
-          <w:color w:val="000000"/>
-          <w:sz w:val="20"/>
-          <w:szCs w:val="20"/>
-        </w:rPr>
-        <w:t xml:space="preserve">{{ section_dispute }}. DISPUTE RESOLUTION</w:t>
-      </w:r>
-    </w:p>
-    <w:p>
-      <w:pPr>
-        <w:spacing w:before="120" w:after="120"/>
-      </w:pPr>
-      <w:r>
-        <w:rPr>
-          <w:rFonts w:ascii="Arial" w:cs="Arial" w:eastAsia="Arial" w:hAnsi="Arial"/>
-          <w:color w:val="000000"/>
-          <w:sz w:val="20"/>
-          <w:szCs w:val="20"/>
-        </w:rPr>
-        <w:t xml:space="preserve">If a dispute arises from this engagement, we ask that you first raise the matter directly with the partner responsible for your engagement so that we may attempt to resolve it. If we are unable to resolve the dispute, either party may refer the matter to the complaints process of </w:t>
-      </w:r>
-      <w:r>
-        <w:rPr>
-          <w:rFonts w:ascii="Arial" w:cs="Arial" w:eastAsia="Arial" w:hAnsi="Arial"/>
-          <w:b/>
-          <w:bCs/>
-          <w:color w:val="000000"/>
-          <w:sz w:val="20"/>
-          <w:szCs w:val="20"/>
-        </w:rPr>
-        <w:t xml:space="preserve">{{ practice_professional_body }}</w:t>
-      </w:r>
-      <w:r>
-        <w:rPr>
-          <w:rFonts w:ascii="Arial" w:cs="Arial" w:eastAsia="Arial" w:hAnsi="Arial"/>
-          <w:color w:val="000000"/>
-          <w:sz w:val="20"/>
-          <w:szCs w:val="20"/>
-        </w:rPr>
-        <w:t xml:space="preserve"> in accordance with their dispute resolution procedures.</w:t>
-      </w:r>
-    </w:p>
-    <w:p>
-      <w:pPr>
-        <w:spacing w:before="120" w:after="120"/>
-      </w:pPr>
-      <w:r>
-        <w:rPr>
-          <w:rFonts w:ascii="Arial" w:cs="Arial" w:eastAsia="Arial" w:hAnsi="Arial"/>
-          <w:color w:val="000000"/>
-          <w:sz w:val="20"/>
-          <w:szCs w:val="20"/>
-        </w:rPr>
-        <w:t xml:space="preserve">This engagement is governed by the laws of Victoria, Australia.</w:t>
-      </w:r>
-    </w:p>
-    <w:p>
-      <w:pPr>
-        <w:spacing w:before="80" w:after="80"/>
-      </w:pPr>
-      <w:r>
-        <w:rPr>
-          <w:rFonts w:ascii="Courier New" w:cs="Courier New" w:eastAsia="Courier New" w:hAnsi="Courier New"/>
-          <w:color w:val="888888"/>
-          <w:sz w:val="16"/>
-          <w:szCs w:val="16"/>
-        </w:rPr>
-        <w:t xml:space="preserve">{% if show_additional_terms %}</w:t>
-      </w:r>
-    </w:p>
-    <w:p>
-      <w:pPr>
-        <w:pBdr>
-          <w:bottom w:val="single" w:color="000000" w:sz="6" w:space="3"/>
-        </w:pBdr>
-        <w:spacing w:before="240" w:after="80"/>
-      </w:pPr>
-      <w:r>
-        <w:rPr>
-          <w:rFonts w:ascii="Arial" w:cs="Arial" w:eastAsia="Arial" w:hAnsi="Arial"/>
-          <w:b/>
-          <w:bCs/>
-          <w:color w:val="000000"/>
-          <w:sz w:val="20"/>
-          <w:szCs w:val="20"/>
-        </w:rPr>
-        <w:t xml:space="preserve">{{ section_additional }}. ADDITIONAL TERMS</w:t>
-      </w:r>
-    </w:p>
-    <w:p>
-      <w:pPr>
-        <w:spacing w:before="120" w:after="120"/>
-      </w:pPr>
-      <w:r>
-        <w:rPr>
-          <w:rFonts w:ascii="Courier New" w:cs="Courier New" w:eastAsia="Courier New" w:hAnsi="Courier New"/>
-          <w:b/>
-          <w:bCs/>
-          <w:color w:val="000000"/>
-          <w:sz w:val="20"/>
-          <w:szCs w:val="20"/>
-        </w:rPr>
-        <w:t xml:space="preserve">{{ additional_terms }}</w:t>
-      </w:r>
-    </w:p>
-    <w:p>
-      <w:pPr>
-        <w:spacing w:before="80" w:after="80"/>
-      </w:pPr>
-      <w:r>
-        <w:rPr>
-          <w:rFonts w:ascii="Courier New" w:cs="Courier New" w:eastAsia="Courier New" w:hAnsi="Courier New"/>
-          <w:color w:val="888888"/>
-          <w:sz w:val="16"/>
-          <w:szCs w:val="16"/>
-        </w:rPr>
-        <w:t xml:space="preserve">{% endif %}</w:t>
-      </w:r>
-    </w:p>
-    <w:p>
-      <w:pPr>
-        <w:pBdr>
-          <w:bottom w:val="single" w:color="000000" w:sz="6" w:space="3"/>
-        </w:pBdr>
-        <w:spacing w:before="240" w:after="80"/>
-      </w:pPr>
-      <w:r>
-        <w:rPr>
-          <w:rFonts w:ascii="Arial" w:cs="Arial" w:eastAsia="Arial" w:hAnsi="Arial"/>
-          <w:b/>
-          <w:bCs/>
-          <w:color w:val="000000"/>
-          <w:sz w:val="20"/>
-          <w:szCs w:val="20"/>
-        </w:rPr>
-        <w:t xml:space="preserve">{{ section_commencement }}. COMMENCEMENT</w:t>
-      </w:r>
-    </w:p>
-    <w:p>
-      <w:pPr>
-        <w:spacing w:before="120" w:after="120"/>
-      </w:pPr>
-      <w:r>
-        <w:rPr>
-          <w:rFonts w:ascii="Arial" w:cs="Arial" w:eastAsia="Arial" w:hAnsi="Arial"/>
-          <w:color w:val="000000"/>
-          <w:sz w:val="20"/>
-          <w:szCs w:val="20"/>
-        </w:rPr>
-        <w:t xml:space="preserve">This engagement letter takes effect from the date of acceptance below and continues until terminated by either party in writing, or until superseded by a new engagement letter.</w:t>
-      </w:r>
-    </w:p>
-    <w:p>
-      <w:pPr>
-        <w:spacing w:before="120" w:after="120"/>
-      </w:pPr>
-      <w:r>
-        <w:rPr>
-          <w:rFonts w:ascii="Arial" w:cs="Arial" w:eastAsia="Arial" w:hAnsi="Arial"/>
-          <w:color w:val="000000"/>
-          <w:sz w:val="20"/>
-          <w:szCs w:val="20"/>
-        </w:rPr>
-        <w:t xml:space="preserve">Either party may terminate this engagement by giving 30 days' written notice to the other party. We reserve the right to terminate this engagement immediately where fees remain unpaid or where you have not complied with your responsibilities as described in Section 3.</w:t>
-      </w:r>
-    </w:p>
-    <w:p>
-      <w:pPr>
-        <w:spacing w:before="0" w:after="0"/>
-      </w:pPr>
-      <w:r>
-        <w:t xml:space="preserve"/>
-      </w:r>
-    </w:p>
-    <w:p>
-      <w:pPr>
-        <w:pBdr>
-          <w:bottom w:val="single" w:color="999999" w:sz="4" w:space="1"/>
-        </w:pBdr>
-        <w:spacing w:before="140" w:after="140"/>
-      </w:pPr>
-      <w:r>
-        <w:t xml:space="preserve"/>
-      </w:r>
-    </w:p>
-    <w:p>
-      <w:pPr>
-        <w:spacing w:before="120" w:after="120"/>
-        <w:jc w:val="center"/>
-      </w:pPr>
-      <w:r>
-        <w:rPr>
-          <w:rFonts w:ascii="Arial" w:cs="Arial" w:eastAsia="Arial" w:hAnsi="Arial"/>
-          <w:b/>
-          <w:bCs/>
-          <w:color w:val="000000"/>
-          <w:sz w:val="18"/>
-          <w:szCs w:val="18"/>
-        </w:rPr>
-        <w:t xml:space="preserve">{{ apes_305_reference }}</w:t>
-      </w:r>
-    </w:p>
-    <w:p>
-      <w:pPr>
-        <w:pBdr>
-          <w:bottom w:val="single" w:color="999999" w:sz="4" w:space="1"/>
-        </w:pBdr>
-        <w:spacing w:before="140" w:after="140"/>
-      </w:pPr>
-      <w:r>
-        <w:t xml:space="preserve"/>
-      </w:r>
-    </w:p>
-    <w:p>
-      <w:pPr>
-        <w:spacing w:before="0" w:after="0"/>
-      </w:pPr>
-      <w:r>
-        <w:t xml:space="preserve"/>
-      </w:r>
-    </w:p>
-    <w:p>
-      <w:pPr>
-        <w:pBdr>
-          <w:bottom w:val="single" w:color="000000" w:sz="6" w:space="3"/>
-        </w:pBdr>
-        <w:spacing w:before="240" w:after="80"/>
-      </w:pPr>
-      <w:r>
-        <w:rPr>
-          <w:rFonts w:ascii="Arial" w:cs="Arial" w:eastAsia="Arial" w:hAnsi="Arial"/>
-          <w:b/>
-          <w:bCs/>
-          <w:color w:val="000000"/>
-          <w:sz w:val="20"/>
-          <w:szCs w:val="20"/>
-        </w:rPr>
         <w:t xml:space="preserve">ACCEPTANCE OF TERMS</w:t>
       </w:r>
     </w:p>
@@ -2529,14 +2448,6 @@
           <w:szCs w:val="20"/>
         </w:rPr>
         <w:t xml:space="preserve">You may return the signed letter by email, post, or via the electronic signature process if we have sent this letter through our secure document signing platform.</w:t>
-      </w:r>
-    </w:p>
-    <w:p>
-      <w:pPr>
-        <w:spacing w:before="0" w:after="0"/>
-      </w:pPr>
-      <w:r>
-        <w:t xml:space="preserve"/>
       </w:r>
     </w:p>
     <w:p>
@@ -3478,17 +3389,6 @@
     <w:p>
       <w:pPr>
         <w:spacing w:before="0" w:after="0"/>
-      </w:pPr>
-      <w:r>
-        <w:t xml:space="preserve"/>
-      </w:r>
-    </w:p>
-    <w:p>
-      <w:pPr>
-        <w:pBdr>
-          <w:bottom w:val="single" w:color="999999" w:sz="4" w:space="1"/>
-        </w:pBdr>
-        <w:spacing w:before="140" w:after="140"/>
       </w:pPr>
       <w:r>
         <w:t xml:space="preserve"/>

--- a/core/management/commands/Engagement_Letter_TEMPLATE_BW_v3.docx
+++ b/core/management/commands/Engagement_Letter_TEMPLATE_BW_v3.docx
@@ -1,6 +1,6 @@
 
 <file path=word/document.xml><?xml version="1.0" encoding="utf-8"?>
-<w:document xmlns:mc="http://schemas.openxmlformats.org/markup-compatibility/2006" xmlns:r="http://schemas.openxmlformats.org/officeDocument/2006/relationships" xmlns:w="http://schemas.openxmlformats.org/wordprocessingml/2006/main" mc:Ignorable="w14 w15 wp14">
+<w:document xmlns:wpc="http://schemas.microsoft.com/office/word/2010/wordprocessingCanvas" xmlns:mc="http://schemas.openxmlformats.org/markup-compatibility/2006" xmlns:o="urn:schemas-microsoft-com:office:office" xmlns:r="http://schemas.openxmlformats.org/officeDocument/2006/relationships" xmlns:m="http://schemas.openxmlformats.org/officeDocument/2006/math" xmlns:v="urn:schemas-microsoft-com:vml" xmlns:wp14="http://schemas.microsoft.com/office/word/2010/wordprocessingDrawing" xmlns:wp="http://schemas.openxmlformats.org/drawingml/2006/wordprocessingDrawing" xmlns:w10="urn:schemas-microsoft-com:office:word" xmlns:w="http://schemas.openxmlformats.org/wordprocessingml/2006/main" xmlns:w14="http://schemas.microsoft.com/office/word/2010/wordml" xmlns:w15="http://schemas.microsoft.com/office/word/2012/wordml" xmlns:wpg="http://schemas.microsoft.com/office/word/2010/wordprocessingGroup" xmlns:wpi="http://schemas.microsoft.com/office/word/2010/wordprocessingInk" xmlns:wne="http://schemas.microsoft.com/office/word/2006/wordml" xmlns:wps="http://schemas.microsoft.com/office/word/2010/wordprocessingShape" xmlns:cx="http://schemas.microsoft.com/office/drawing/2014/chartex" xmlns:cx1="http://schemas.microsoft.com/office/drawing/2015/9/8/chartex" xmlns:cx2="http://schemas.microsoft.com/office/drawing/2015/10/21/chartex" xmlns:cx3="http://schemas.microsoft.com/office/drawing/2016/5/9/chartex" xmlns:cx4="http://schemas.microsoft.com/office/drawing/2016/5/10/chartex" xmlns:cx5="http://schemas.microsoft.com/office/drawing/2016/5/11/chartex" xmlns:cx6="http://schemas.microsoft.com/office/drawing/2016/5/12/chartex" xmlns:cx7="http://schemas.microsoft.com/office/drawing/2016/5/13/chartex" xmlns:cx8="http://schemas.microsoft.com/office/drawing/2016/5/14/chartex" xmlns:aink="http://schemas.microsoft.com/office/drawing/2016/ink" xmlns:am3d="http://schemas.microsoft.com/office/drawing/2017/model3d" xmlns:w16cex="http://schemas.microsoft.com/office/word/2018/wordml/cex" xmlns:w16cid="http://schemas.microsoft.com/office/word/2016/wordml/cid" xmlns:w16="http://schemas.microsoft.com/office/word/2018/wordml" xmlns:w16sdtdh="http://schemas.microsoft.com/office/word/2020/wordml/sdtdatahash" xmlns:w16se="http://schemas.microsoft.com/office/word/2015/wordml/symex" mc:Ignorable="w14 w15 wp14">
   <w:body>
     <w:tbl>
       <w:tblPr>
@@ -185,6 +185,17 @@
     </w:tbl>
     <w:p>
       <w:pPr>
+        <w:pBdr>
+          <w:bottom w:val="single" w:color="999999" w:sz="4" w:space="1"/>
+        </w:pBdr>
+        <w:spacing w:before="140" w:after="140"/>
+      </w:pPr>
+      <w:r>
+        <w:t xml:space="preserve"/>
+      </w:r>
+    </w:p>
+    <w:p>
+      <w:pPr>
         <w:spacing w:before="0" w:after="0"/>
       </w:pPr>
       <w:r>
@@ -386,6 +397,14 @@
     </w:tbl>
     <w:p>
       <w:pPr>
+        <w:spacing w:before="0" w:after="0"/>
+      </w:pPr>
+      <w:r>
+        <w:t xml:space="preserve"/>
+      </w:r>
+    </w:p>
+    <w:p>
+      <w:pPr>
         <w:spacing w:before="120" w:after="120"/>
       </w:pPr>
       <w:r>
@@ -527,7 +546,7 @@
         <w:pBdr>
           <w:bottom w:val="single" w:color="000000" w:sz="6" w:space="3"/>
         </w:pBdr>
-        <w:spacing w:before="280" w:after="120"/>
+        <w:spacing w:before="240" w:after="80"/>
       </w:pPr>
       <w:r>
         <w:rPr>
@@ -553,6 +572,14 @@
           <w:szCs w:val="20"/>
         </w:rPr>
         <w:t xml:space="preserve">We have been engaged to provide the following services. Only those services marked below are included in this engagement:</w:t>
+      </w:r>
+    </w:p>
+    <w:p>
+      <w:pPr>
+        <w:spacing w:before="0" w:after="0"/>
+      </w:pPr>
+      <w:r>
+        <w:t xml:space="preserve"/>
       </w:r>
     </w:p>
     <w:tbl>
@@ -732,6 +759,14 @@
     </w:tbl>
     <w:p>
       <w:pPr>
+        <w:spacing w:before="0" w:after="0"/>
+      </w:pPr>
+      <w:r>
+        <w:t xml:space="preserve"/>
+      </w:r>
+    </w:p>
+    <w:p>
+      <w:pPr>
         <w:spacing w:before="120" w:after="120"/>
       </w:pPr>
       <w:r>
@@ -749,7 +784,7 @@
         <w:pBdr>
           <w:bottom w:val="single" w:color="000000" w:sz="6" w:space="3"/>
         </w:pBdr>
-        <w:spacing w:before="280" w:after="120"/>
+        <w:spacing w:before="240" w:after="80"/>
       </w:pPr>
       <w:r>
         <w:rPr>
@@ -982,7 +1017,7 @@
         <w:pBdr>
           <w:bottom w:val="single" w:color="000000" w:sz="6" w:space="3"/>
         </w:pBdr>
-        <w:spacing w:before="280" w:after="120"/>
+        <w:spacing w:before="240" w:after="80"/>
       </w:pPr>
       <w:r>
         <w:rPr>
@@ -1126,6 +1161,14 @@
     </w:p>
     <w:p>
       <w:pPr>
+        <w:spacing w:before="0" w:after="0"/>
+      </w:pPr>
+      <w:r>
+        <w:t xml:space="preserve"/>
+      </w:r>
+    </w:p>
+    <w:p>
+      <w:pPr>
         <w:spacing w:before="120" w:after="120"/>
       </w:pPr>
       <w:r>
@@ -1143,7 +1186,7 @@
         <w:pBdr>
           <w:bottom w:val="single" w:color="000000" w:sz="6" w:space="3"/>
         </w:pBdr>
-        <w:spacing w:before="280" w:after="120"/>
+        <w:spacing w:before="240" w:after="80"/>
       </w:pPr>
       <w:r>
         <w:rPr>
@@ -1285,7 +1328,7 @@
         <w:pBdr>
           <w:bottom w:val="single" w:color="000000" w:sz="6" w:space="3"/>
         </w:pBdr>
-        <w:spacing w:before="280" w:after="120"/>
+        <w:spacing w:before="240" w:after="80"/>
       </w:pPr>
       <w:r>
         <w:rPr>
@@ -1470,7 +1513,7 @@
         <w:pBdr>
           <w:bottom w:val="single" w:color="000000" w:sz="6" w:space="3"/>
         </w:pBdr>
-        <w:spacing w:before="280" w:after="120"/>
+        <w:spacing w:before="240" w:after="80"/>
       </w:pPr>
       <w:r>
         <w:rPr>
@@ -1572,835 +1615,6 @@
           <w:szCs w:val="16"/>
         </w:rPr>
         <w:t xml:space="preserve">{% if show_service_trust_distribution %}</w:t>
-      </w:r>
-    </w:p>
-    <w:p>
-      <w:pPr>
-        <w:pBdr>
-          <w:bottom w:val="single" w:color="000000" w:sz="6" w:space="3"/>
-        </w:pBdr>
-        <w:spacing w:before="280" w:after="120"/>
-      </w:pPr>
-      <w:r>
-        <w:rPr>
-          <w:rFonts w:ascii="Arial" w:cs="Arial" w:eastAsia="Arial" w:hAnsi="Arial"/>
-          <w:b/>
-          <w:bCs/>
-          <w:color w:val="000000"/>
-          <w:sz w:val="20"/>
-          <w:szCs w:val="20"/>
-        </w:rPr>
-        <w:t xml:space="preserve">{{ section_trust_dist }}. TRUST DISTRIBUTIONS — SPECIFIC TERMS</w:t>
-      </w:r>
-    </w:p>
-    <w:p>
-      <w:pPr>
-        <w:spacing w:before="120" w:after="120"/>
-      </w:pPr>
-      <w:r>
-        <w:rPr>
-          <w:rFonts w:ascii="Arial" w:cs="Arial" w:eastAsia="Arial" w:hAnsi="Arial"/>
-          <w:color w:val="000000"/>
-          <w:sz w:val="20"/>
-          <w:szCs w:val="20"/>
-        </w:rPr>
-        <w:t xml:space="preserve">For trust entities, trustee resolutions must be executed on or before 30 June each income year to be effective for that year. Failure to make a valid distribution resolution before this date may result in the ATO assessing the trustee on the entire net income of the trust at the top marginal tax rate.</w:t>
-      </w:r>
-    </w:p>
-    <w:p>
-      <w:pPr>
-        <w:spacing w:before="120" w:after="120"/>
-      </w:pPr>
-      <w:r>
-        <w:rPr>
-          <w:rFonts w:ascii="Arial" w:cs="Arial" w:eastAsia="Arial" w:hAnsi="Arial"/>
-          <w:color w:val="000000"/>
-          <w:sz w:val="20"/>
-          <w:szCs w:val="20"/>
-        </w:rPr>
-        <w:t xml:space="preserve">We will contact you prior to 30 June each year to obtain the information required to prepare the distribution resolution. It is your responsibility to respond promptly and to execute the resolution document before 30 June.</w:t>
-      </w:r>
-    </w:p>
-    <w:p>
-      <w:pPr>
-        <w:spacing w:before="120" w:after="120"/>
-      </w:pPr>
-      <w:r>
-        <w:rPr>
-          <w:rFonts w:ascii="Arial" w:cs="Arial" w:eastAsia="Arial" w:hAnsi="Arial"/>
-          <w:color w:val="000000"/>
-          <w:sz w:val="20"/>
-          <w:szCs w:val="20"/>
-        </w:rPr>
-        <w:t xml:space="preserve">We will also consider potential Section 100A risks in the context of trust distributions and advise you where we identify circumstances that may require further consideration.</w:t>
-      </w:r>
-    </w:p>
-    <w:p>
-      <w:pPr>
-        <w:spacing w:before="80" w:after="80"/>
-      </w:pPr>
-      <w:r>
-        <w:rPr>
-          <w:rFonts w:ascii="Courier New" w:cs="Courier New" w:eastAsia="Courier New" w:hAnsi="Courier New"/>
-          <w:color w:val="888888"/>
-          <w:sz w:val="16"/>
-          <w:szCs w:val="16"/>
-        </w:rPr>
-        <w:t xml:space="preserve">{% endif %}</w:t>
-      </w:r>
-    </w:p>
-    <w:p>
-      <w:pPr>
-        <w:pBdr>
-          <w:bottom w:val="single" w:color="000000" w:sz="6" w:space="3"/>
-        </w:pBdr>
-        <w:spacing w:before="280" w:after="120"/>
-      </w:pPr>
-      <w:r>
-        <w:rPr>
-          <w:rFonts w:ascii="Arial" w:cs="Arial" w:eastAsia="Arial" w:hAnsi="Arial"/>
-          <w:b/>
-          <w:bCs/>
-          <w:color w:val="000000"/>
-          <w:sz w:val="20"/>
-          <w:szCs w:val="20"/>
-        </w:rPr>
-        <w:t xml:space="preserve">{{ section_standards }}. PROFESSIONAL STANDARDS AND REGISTRATION</w:t>
-      </w:r>
-    </w:p>
-    <w:p>
-      <w:pPr>
-        <w:spacing w:before="120" w:after="120"/>
-      </w:pPr>
-      <w:r>
-        <w:rPr>
-          <w:rFonts w:ascii="Arial" w:cs="Arial" w:eastAsia="Arial" w:hAnsi="Arial"/>
-          <w:color w:val="000000"/>
-          <w:sz w:val="20"/>
-          <w:szCs w:val="20"/>
-        </w:rPr>
-        <w:t xml:space="preserve">{{ practice_name }} is a member of </w:t>
-      </w:r>
-      <w:r>
-        <w:rPr>
-          <w:rFonts w:ascii="Arial" w:cs="Arial" w:eastAsia="Arial" w:hAnsi="Arial"/>
-          <w:b/>
-          <w:bCs/>
-          <w:color w:val="000000"/>
-          <w:sz w:val="20"/>
-          <w:szCs w:val="20"/>
-        </w:rPr>
-        <w:t xml:space="preserve">{{ practice_professional_body }}</w:t>
-      </w:r>
-      <w:r>
-        <w:rPr>
-          <w:rFonts w:ascii="Arial" w:cs="Arial" w:eastAsia="Arial" w:hAnsi="Arial"/>
-          <w:color w:val="000000"/>
-          <w:sz w:val="20"/>
-          <w:szCs w:val="20"/>
-        </w:rPr>
-        <w:t xml:space="preserve"> and is bound by its professional standards, code of ethics, and continuing professional development requirements. All professional services are performed in accordance with these standards.</w:t>
-      </w:r>
-    </w:p>
-    <w:p>
-      <w:pPr>
-        <w:spacing w:before="120" w:after="120"/>
-      </w:pPr>
-      <w:r>
-        <w:rPr>
-          <w:rFonts w:ascii="Arial" w:cs="Arial" w:eastAsia="Arial" w:hAnsi="Arial"/>
-          <w:color w:val="000000"/>
-          <w:sz w:val="20"/>
-          <w:szCs w:val="20"/>
-        </w:rPr>
-        <w:t xml:space="preserve">{{ tpb_registration_statement }}</w:t>
-      </w:r>
-    </w:p>
-    <w:p>
-      <w:pPr>
-        <w:spacing w:before="120" w:after="120"/>
-      </w:pPr>
-      <w:r>
-        <w:rPr>
-          <w:rFonts w:ascii="Arial" w:cs="Arial" w:eastAsia="Arial" w:hAnsi="Arial"/>
-          <w:color w:val="000000"/>
-          <w:sz w:val="20"/>
-          <w:szCs w:val="20"/>
-        </w:rPr>
-        <w:t xml:space="preserve">{% if practice_bas_agent_number %}Where applicable, we are registered as a BAS Agent with the Tax Practitioners Board, registration number </w:t>
-      </w:r>
-      <w:r>
-        <w:rPr>
-          <w:rFonts w:ascii="Courier New" w:cs="Courier New" w:eastAsia="Courier New" w:hAnsi="Courier New"/>
-          <w:b/>
-          <w:bCs/>
-          <w:color w:val="000000"/>
-          <w:sz w:val="20"/>
-          <w:szCs w:val="20"/>
-        </w:rPr>
-        <w:t xml:space="preserve">{{ practice_bas_agent_number }}</w:t>
-      </w:r>
-      <w:r>
-        <w:rPr>
-          <w:rFonts w:ascii="Arial" w:cs="Arial" w:eastAsia="Arial" w:hAnsi="Arial"/>
-          <w:color w:val="000000"/>
-          <w:sz w:val="20"/>
-          <w:szCs w:val="20"/>
-        </w:rPr>
-        <w:t xml:space="preserve">.{% endif %}</w:t>
-      </w:r>
-    </w:p>
-    <w:p>
-      <w:pPr>
-        <w:pBdr>
-          <w:bottom w:val="single" w:color="000000" w:sz="6" w:space="3"/>
-        </w:pBdr>
-        <w:spacing w:before="280" w:after="120"/>
-      </w:pPr>
-      <w:r>
-        <w:rPr>
-          <w:rFonts w:ascii="Arial" w:cs="Arial" w:eastAsia="Arial" w:hAnsi="Arial"/>
-          <w:b/>
-          <w:bCs/>
-          <w:color w:val="000000"/>
-          <w:sz w:val="20"/>
-          <w:szCs w:val="20"/>
-        </w:rPr>
-        <w:t xml:space="preserve">{{ section_privacy }}. CONFIDENTIALITY, PRIVACY, AND DATA STORAGE</w:t>
-      </w:r>
-    </w:p>
-    <w:p>
-      <w:pPr>
-        <w:spacing w:before="120" w:after="120"/>
-      </w:pPr>
-      <w:r>
-        <w:rPr>
-          <w:rFonts w:ascii="Arial" w:cs="Arial" w:eastAsia="Arial" w:hAnsi="Arial"/>
-          <w:color w:val="000000"/>
-          <w:sz w:val="20"/>
-          <w:szCs w:val="20"/>
-        </w:rPr>
-        <w:t xml:space="preserve">We handle your personal and financial information in accordance with the </w:t>
-      </w:r>
-      <w:r>
-        <w:rPr>
-          <w:rFonts w:ascii="Arial" w:cs="Arial" w:eastAsia="Arial" w:hAnsi="Arial"/>
-          <w:b/>
-          <w:bCs/>
-          <w:color w:val="000000"/>
-          <w:sz w:val="20"/>
-          <w:szCs w:val="20"/>
-        </w:rPr>
-        <w:t xml:space="preserve">Privacy Act 1988 (Cth)</w:t>
-      </w:r>
-      <w:r>
-        <w:rPr>
-          <w:rFonts w:ascii="Arial" w:cs="Arial" w:eastAsia="Arial" w:hAnsi="Arial"/>
-          <w:color w:val="000000"/>
-          <w:sz w:val="20"/>
-          <w:szCs w:val="20"/>
-        </w:rPr>
-        <w:t xml:space="preserve"> and the Australian Privacy Principles (APPs). Our full Privacy Policy is available at </w:t>
-      </w:r>
-      <w:r>
-        <w:rPr>
-          <w:rFonts w:ascii="Courier New" w:cs="Courier New" w:eastAsia="Courier New" w:hAnsi="Courier New"/>
-          <w:b/>
-          <w:bCs/>
-          <w:color w:val="000000"/>
-          <w:sz w:val="20"/>
-          <w:szCs w:val="20"/>
-        </w:rPr>
-        <w:t xml:space="preserve">{{ practice_website }}</w:t>
-      </w:r>
-      <w:r>
-        <w:rPr>
-          <w:rFonts w:ascii="Arial" w:cs="Arial" w:eastAsia="Arial" w:hAnsi="Arial"/>
-          <w:color w:val="000000"/>
-          <w:sz w:val="20"/>
-          <w:szCs w:val="20"/>
-        </w:rPr>
-        <w:t xml:space="preserve">. By engaging us, you consent to the collection, use, and storage of your information as described in this section.</w:t>
-      </w:r>
-    </w:p>
-    <w:p>
-      <w:pPr>
-        <w:spacing w:before="120" w:after="120"/>
-      </w:pPr>
-      <w:r>
-        <w:rPr>
-          <w:rFonts w:ascii="Arial" w:cs="Arial" w:eastAsia="Arial" w:hAnsi="Arial"/>
-          <w:b/>
-          <w:bCs/>
-          <w:color w:val="000000"/>
-          <w:sz w:val="20"/>
-          <w:szCs w:val="20"/>
-        </w:rPr>
-        <w:t xml:space="preserve">Cloud-Based Practice Software.  </w:t>
-      </w:r>
-      <w:r>
-        <w:rPr>
-          <w:rFonts w:ascii="Arial" w:cs="Arial" w:eastAsia="Arial" w:hAnsi="Arial"/>
-          <w:color w:val="000000"/>
-          <w:sz w:val="20"/>
-          <w:szCs w:val="20"/>
-        </w:rPr>
-        <w:t xml:space="preserve">We use cloud-based practice management software to prepare, store, and manage your financial records, documents, correspondence, and tax data. This software is hosted on servers located in Australia. Your data is not sold, shared with third parties for commercial purposes, or used for any purpose other than providing the services described in this letter.</w:t>
-      </w:r>
-    </w:p>
-    <w:p>
-      <w:pPr>
-        <w:spacing w:before="120" w:after="120"/>
-      </w:pPr>
-      <w:r>
-        <w:rPr>
-          <w:rFonts w:ascii="Arial" w:cs="Arial" w:eastAsia="Arial" w:hAnsi="Arial"/>
-          <w:b/>
-          <w:bCs/>
-          <w:color w:val="000000"/>
-          <w:sz w:val="20"/>
-          <w:szCs w:val="20"/>
-        </w:rPr>
-        <w:t xml:space="preserve">Third-Party Service Providers.  </w:t>
-      </w:r>
-      <w:r>
-        <w:rPr>
-          <w:rFonts w:ascii="Arial" w:cs="Arial" w:eastAsia="Arial" w:hAnsi="Arial"/>
-          <w:color w:val="000000"/>
-          <w:sz w:val="20"/>
-          <w:szCs w:val="20"/>
-        </w:rPr>
-        <w:t xml:space="preserve">Where we engage third-party service providers to assist in delivering our services — including document signing platforms, accounting software integrations, and cloud infrastructure providers — those providers are bound by confidentiality obligations consistent with the Privacy Act 1988 (Cth). We will not share your information with third parties beyond what is strictly necessary to carry out your instructions.</w:t>
-      </w:r>
-    </w:p>
-    <w:p>
-      <w:pPr>
-        <w:spacing w:before="120" w:after="120"/>
-      </w:pPr>
-      <w:r>
-        <w:rPr>
-          <w:rFonts w:ascii="Arial" w:cs="Arial" w:eastAsia="Arial" w:hAnsi="Arial"/>
-          <w:b/>
-          <w:bCs/>
-          <w:color w:val="000000"/>
-          <w:sz w:val="20"/>
-          <w:szCs w:val="20"/>
-        </w:rPr>
-        <w:t xml:space="preserve">Regulatory Disclosure.  </w:t>
-      </w:r>
-      <w:r>
-        <w:rPr>
-          <w:rFonts w:ascii="Arial" w:cs="Arial" w:eastAsia="Arial" w:hAnsi="Arial"/>
-          <w:color w:val="000000"/>
-          <w:sz w:val="20"/>
-          <w:szCs w:val="20"/>
-        </w:rPr>
-        <w:t xml:space="preserve">We will disclose your information to the Australian Taxation Office, ASIC, state revenue authorities, and other regulatory bodies only where required by law or where necessary to carry out your instructions, such as lodging returns and statements on your behalf.</w:t>
-      </w:r>
-    </w:p>
-    <w:p>
-      <w:pPr>
-        <w:spacing w:before="80" w:after="80"/>
-      </w:pPr>
-      <w:r>
-        <w:rPr>
-          <w:rFonts w:ascii="Courier New" w:cs="Courier New" w:eastAsia="Courier New" w:hAnsi="Courier New"/>
-          <w:color w:val="888888"/>
-          <w:sz w:val="16"/>
-          <w:szCs w:val="16"/>
-        </w:rPr>
-        <w:t xml:space="preserve">{% if show_client_portal %}</w:t>
-      </w:r>
-    </w:p>
-    <w:p>
-      <w:pPr>
-        <w:spacing w:before="120" w:after="120"/>
-      </w:pPr>
-      <w:r>
-        <w:rPr>
-          <w:rFonts w:ascii="Arial" w:cs="Arial" w:eastAsia="Arial" w:hAnsi="Arial"/>
-          <w:b/>
-          <w:bCs/>
-          <w:color w:val="000000"/>
-          <w:sz w:val="20"/>
-          <w:szCs w:val="20"/>
-        </w:rPr>
-        <w:t xml:space="preserve">Client Portal.  </w:t>
-      </w:r>
-      <w:r>
-        <w:rPr>
-          <w:rFonts w:ascii="Arial" w:cs="Arial" w:eastAsia="Arial" w:hAnsi="Arial"/>
-          <w:color w:val="000000"/>
-          <w:sz w:val="20"/>
-          <w:szCs w:val="20"/>
-        </w:rPr>
-        <w:t xml:space="preserve">We provide access to a secure client portal at </w:t>
-      </w:r>
-      <w:r>
-        <w:rPr>
-          <w:rFonts w:ascii="Courier New" w:cs="Courier New" w:eastAsia="Courier New" w:hAnsi="Courier New"/>
-          <w:b/>
-          <w:bCs/>
-          <w:color w:val="000000"/>
-          <w:sz w:val="20"/>
-          <w:szCs w:val="20"/>
-        </w:rPr>
-        <w:t xml:space="preserve">{{ client_portal_url }}</w:t>
-      </w:r>
-      <w:r>
-        <w:rPr>
-          <w:rFonts w:ascii="Arial" w:cs="Arial" w:eastAsia="Arial" w:hAnsi="Arial"/>
-          <w:color w:val="000000"/>
-          <w:sz w:val="20"/>
-          <w:szCs w:val="20"/>
-        </w:rPr>
-        <w:t xml:space="preserve">. The portal allows you to view documents, approve financial statements, and communicate with our team securely. By accessing the portal, you accept the applicable terms of service for that platform. Access credentials will be provided to you separately.</w:t>
-      </w:r>
-    </w:p>
-    <w:p>
-      <w:pPr>
-        <w:spacing w:before="80" w:after="80"/>
-      </w:pPr>
-      <w:r>
-        <w:rPr>
-          <w:rFonts w:ascii="Courier New" w:cs="Courier New" w:eastAsia="Courier New" w:hAnsi="Courier New"/>
-          <w:color w:val="888888"/>
-          <w:sz w:val="16"/>
-          <w:szCs w:val="16"/>
-        </w:rPr>
-        <w:t xml:space="preserve">{% endif %}</w:t>
-      </w:r>
-    </w:p>
-    <w:p>
-      <w:pPr>
-        <w:spacing w:before="80" w:after="80"/>
-      </w:pPr>
-      <w:r>
-        <w:rPr>
-          <w:rFonts w:ascii="Courier New" w:cs="Courier New" w:eastAsia="Courier New" w:hAnsi="Courier New"/>
-          <w:color w:val="888888"/>
-          <w:sz w:val="16"/>
-          <w:szCs w:val="16"/>
-        </w:rPr>
-        <w:t xml:space="preserve">{% if show_fusesign %}</w:t>
-      </w:r>
-    </w:p>
-    <w:p>
-      <w:pPr>
-        <w:spacing w:before="120" w:after="120"/>
-      </w:pPr>
-      <w:r>
-        <w:rPr>
-          <w:rFonts w:ascii="Arial" w:cs="Arial" w:eastAsia="Arial" w:hAnsi="Arial"/>
-          <w:b/>
-          <w:bCs/>
-          <w:color w:val="000000"/>
-          <w:sz w:val="20"/>
-          <w:szCs w:val="20"/>
-        </w:rPr>
-        <w:t xml:space="preserve">Electronic Document Signing.  </w:t>
-      </w:r>
-      <w:r>
-        <w:rPr>
-          <w:rFonts w:ascii="Arial" w:cs="Arial" w:eastAsia="Arial" w:hAnsi="Arial"/>
-          <w:color w:val="000000"/>
-          <w:sz w:val="20"/>
-          <w:szCs w:val="20"/>
-        </w:rPr>
-        <w:t xml:space="preserve">We use an electronic document signing platform to send documents to you for execution. This platform processes your name, email address, and electronic signature for the sole purpose of executing documents relating to your engagement with us. By signing documents electronically, you accept the applicable terms of that platform. Electronic signatures applied through this service are legally binding under the </w:t>
-      </w:r>
-      <w:r>
-        <w:rPr>
-          <w:rFonts w:ascii="Arial" w:cs="Arial" w:eastAsia="Arial" w:hAnsi="Arial"/>
-          <w:b/>
-          <w:bCs/>
-          <w:color w:val="000000"/>
-          <w:sz w:val="20"/>
-          <w:szCs w:val="20"/>
-        </w:rPr>
-        <w:t xml:space="preserve">Electronic Transactions Act 1999 (Cth)</w:t>
-      </w:r>
-      <w:r>
-        <w:rPr>
-          <w:rFonts w:ascii="Arial" w:cs="Arial" w:eastAsia="Arial" w:hAnsi="Arial"/>
-          <w:color w:val="000000"/>
-          <w:sz w:val="20"/>
-          <w:szCs w:val="20"/>
-        </w:rPr>
-        <w:t xml:space="preserve">.</w:t>
-      </w:r>
-    </w:p>
-    <w:p>
-      <w:pPr>
-        <w:spacing w:before="80" w:after="80"/>
-      </w:pPr>
-      <w:r>
-        <w:rPr>
-          <w:rFonts w:ascii="Courier New" w:cs="Courier New" w:eastAsia="Courier New" w:hAnsi="Courier New"/>
-          <w:color w:val="888888"/>
-          <w:sz w:val="16"/>
-          <w:szCs w:val="16"/>
-        </w:rPr>
-        <w:t xml:space="preserve">{% endif %}</w:t>
-      </w:r>
-    </w:p>
-    <w:p>
-      <w:pPr>
-        <w:spacing w:before="120" w:after="120"/>
-      </w:pPr>
-      <w:r>
-        <w:rPr>
-          <w:rFonts w:ascii="Arial" w:cs="Arial" w:eastAsia="Arial" w:hAnsi="Arial"/>
-          <w:b/>
-          <w:bCs/>
-          <w:color w:val="000000"/>
-          <w:sz w:val="20"/>
-          <w:szCs w:val="20"/>
-        </w:rPr>
-        <w:t xml:space="preserve">Data Retention.  </w:t>
-      </w:r>
-      <w:r>
-        <w:rPr>
-          <w:rFonts w:ascii="Arial" w:cs="Arial" w:eastAsia="Arial" w:hAnsi="Arial"/>
-          <w:color w:val="000000"/>
-          <w:sz w:val="20"/>
-          <w:szCs w:val="20"/>
-        </w:rPr>
-        <w:t xml:space="preserve">We retain your financial records and documents for a minimum of seven years from the date of the relevant return, document, or transaction, in accordance with ATO record-keeping requirements and our obligations under the </w:t>
-      </w:r>
-      <w:r>
-        <w:rPr>
-          <w:rFonts w:ascii="Arial" w:cs="Arial" w:eastAsia="Arial" w:hAnsi="Arial"/>
-          <w:b/>
-          <w:bCs/>
-          <w:color w:val="000000"/>
-          <w:sz w:val="20"/>
-          <w:szCs w:val="20"/>
-        </w:rPr>
-        <w:t xml:space="preserve">Tax Agent Services Act 2009</w:t>
-      </w:r>
-      <w:r>
-        <w:rPr>
-          <w:rFonts w:ascii="Arial" w:cs="Arial" w:eastAsia="Arial" w:hAnsi="Arial"/>
-          <w:color w:val="000000"/>
-          <w:sz w:val="20"/>
-          <w:szCs w:val="20"/>
-        </w:rPr>
-        <w:t xml:space="preserve">. After this period, records may be securely destroyed unless you notify us in writing prior to that time that you wish to retain them.</w:t>
-      </w:r>
-    </w:p>
-    <w:p>
-      <w:pPr>
-        <w:spacing w:before="120" w:after="120"/>
-      </w:pPr>
-      <w:r>
-        <w:rPr>
-          <w:rFonts w:ascii="Arial" w:cs="Arial" w:eastAsia="Arial" w:hAnsi="Arial"/>
-          <w:b/>
-          <w:bCs/>
-          <w:color w:val="000000"/>
-          <w:sz w:val="20"/>
-          <w:szCs w:val="20"/>
-        </w:rPr>
-        <w:t xml:space="preserve">Access and Correction.  </w:t>
-      </w:r>
-      <w:r>
-        <w:rPr>
-          <w:rFonts w:ascii="Arial" w:cs="Arial" w:eastAsia="Arial" w:hAnsi="Arial"/>
-          <w:color w:val="000000"/>
-          <w:sz w:val="20"/>
-          <w:szCs w:val="20"/>
-        </w:rPr>
-        <w:t xml:space="preserve">You have the right to access the personal information we hold about you and to request corrections where that information is inaccurate, incomplete, or out of date. To make a request, contact us at </w:t>
-      </w:r>
-      <w:r>
-        <w:rPr>
-          <w:rFonts w:ascii="Courier New" w:cs="Courier New" w:eastAsia="Courier New" w:hAnsi="Courier New"/>
-          <w:b/>
-          <w:bCs/>
-          <w:color w:val="000000"/>
-          <w:sz w:val="20"/>
-          <w:szCs w:val="20"/>
-        </w:rPr>
-        <w:t xml:space="preserve">{{ practice_email }}</w:t>
-      </w:r>
-      <w:r>
-        <w:rPr>
-          <w:rFonts w:ascii="Arial" w:cs="Arial" w:eastAsia="Arial" w:hAnsi="Arial"/>
-          <w:color w:val="000000"/>
-          <w:sz w:val="20"/>
-          <w:szCs w:val="20"/>
-        </w:rPr>
-        <w:t xml:space="preserve">. We will respond within 30 days.</w:t>
-      </w:r>
-    </w:p>
-    <w:p>
-      <w:pPr>
-        <w:spacing w:before="120" w:after="120"/>
-      </w:pPr>
-      <w:r>
-        <w:rPr>
-          <w:rFonts w:ascii="Arial" w:cs="Arial" w:eastAsia="Arial" w:hAnsi="Arial"/>
-          <w:color w:val="000000"/>
-          <w:sz w:val="20"/>
-          <w:szCs w:val="20"/>
-        </w:rPr>
-        <w:t xml:space="preserve">If you do not wish us to use your information in a particular way, please advise us in writing. We will consider your request, noting that in some cases this may affect our ability to provide the services described in this letter.</w:t>
-      </w:r>
-    </w:p>
-    <w:p>
-      <w:pPr>
-        <w:pBdr>
-          <w:bottom w:val="single" w:color="000000" w:sz="6" w:space="3"/>
-        </w:pBdr>
-        <w:spacing w:before="280" w:after="120"/>
-      </w:pPr>
-      <w:r>
-        <w:rPr>
-          <w:rFonts w:ascii="Arial" w:cs="Arial" w:eastAsia="Arial" w:hAnsi="Arial"/>
-          <w:b/>
-          <w:bCs/>
-          <w:color w:val="000000"/>
-          <w:sz w:val="20"/>
-          <w:szCs w:val="20"/>
-        </w:rPr>
-        <w:t xml:space="preserve">{{ section_liability }}. LIMITATION OF LIABILITY</w:t>
-      </w:r>
-    </w:p>
-    <w:p>
-      <w:pPr>
-        <w:spacing w:before="120" w:after="120"/>
-      </w:pPr>
-      <w:r>
-        <w:rPr>
-          <w:rFonts w:ascii="Arial" w:cs="Arial" w:eastAsia="Arial" w:hAnsi="Arial"/>
-          <w:color w:val="000000"/>
-          <w:sz w:val="20"/>
-          <w:szCs w:val="20"/>
-        </w:rPr>
-        <w:t xml:space="preserve">Our liability to you arising out of or in connection with this engagement is limited to the fees paid by you to us for the specific services giving rise to the liability, or to the extent permitted by law, the maximum amount our professional indemnity insurance will cover in respect of that claim.</w:t>
-      </w:r>
-    </w:p>
-    <w:p>
-      <w:pPr>
-        <w:spacing w:before="120" w:after="120"/>
-      </w:pPr>
-      <w:r>
-        <w:rPr>
-          <w:rFonts w:ascii="Arial" w:cs="Arial" w:eastAsia="Arial" w:hAnsi="Arial"/>
-          <w:color w:val="000000"/>
-          <w:sz w:val="20"/>
-          <w:szCs w:val="20"/>
-        </w:rPr>
-        <w:t xml:space="preserve">We are not liable for any loss, damage, or expense arising from our reliance on information provided by you that was incomplete, inaccurate, or misleading. We are not liable for any indirect, consequential, special, or incidental loss or damage.</w:t>
-      </w:r>
-    </w:p>
-    <w:p>
-      <w:pPr>
-        <w:spacing w:before="120" w:after="120"/>
-      </w:pPr>
-      <w:r>
-        <w:rPr>
-          <w:rFonts w:ascii="Arial" w:cs="Arial" w:eastAsia="Arial" w:hAnsi="Arial"/>
-          <w:color w:val="000000"/>
-          <w:sz w:val="20"/>
-          <w:szCs w:val="20"/>
-        </w:rPr>
-        <w:t xml:space="preserve">Nothing in this clause limits our liability for fraud, wilful misconduct, or any liability that cannot be excluded by law.</w:t>
-      </w:r>
-    </w:p>
-    <w:p>
-      <w:pPr>
-        <w:pBdr>
-          <w:bottom w:val="single" w:color="000000" w:sz="6" w:space="3"/>
-        </w:pBdr>
-        <w:spacing w:before="280" w:after="120"/>
-      </w:pPr>
-      <w:r>
-        <w:rPr>
-          <w:rFonts w:ascii="Arial" w:cs="Arial" w:eastAsia="Arial" w:hAnsi="Arial"/>
-          <w:b/>
-          <w:bCs/>
-          <w:color w:val="000000"/>
-          <w:sz w:val="20"/>
-          <w:szCs w:val="20"/>
-        </w:rPr>
-        <w:t xml:space="preserve">{{ section_dispute }}. DISPUTE RESOLUTION</w:t>
-      </w:r>
-    </w:p>
-    <w:p>
-      <w:pPr>
-        <w:spacing w:before="120" w:after="120"/>
-      </w:pPr>
-      <w:r>
-        <w:rPr>
-          <w:rFonts w:ascii="Arial" w:cs="Arial" w:eastAsia="Arial" w:hAnsi="Arial"/>
-          <w:color w:val="000000"/>
-          <w:sz w:val="20"/>
-          <w:szCs w:val="20"/>
-        </w:rPr>
-        <w:t xml:space="preserve">If a dispute arises from this engagement, we ask that you first raise the matter directly with the partner responsible for your engagement so that we may attempt to resolve it. If we are unable to resolve the dispute, either party may refer the matter to the complaints process of </w:t>
-      </w:r>
-      <w:r>
-        <w:rPr>
-          <w:rFonts w:ascii="Arial" w:cs="Arial" w:eastAsia="Arial" w:hAnsi="Arial"/>
-          <w:b/>
-          <w:bCs/>
-          <w:color w:val="000000"/>
-          <w:sz w:val="20"/>
-          <w:szCs w:val="20"/>
-        </w:rPr>
-        <w:t xml:space="preserve">{{ practice_professional_body }}</w:t>
-      </w:r>
-      <w:r>
-        <w:rPr>
-          <w:rFonts w:ascii="Arial" w:cs="Arial" w:eastAsia="Arial" w:hAnsi="Arial"/>
-          <w:color w:val="000000"/>
-          <w:sz w:val="20"/>
-          <w:szCs w:val="20"/>
-        </w:rPr>
-        <w:t xml:space="preserve"> in accordance with their dispute resolution procedures.</w:t>
-      </w:r>
-    </w:p>
-    <w:p>
-      <w:pPr>
-        <w:spacing w:before="120" w:after="120"/>
-      </w:pPr>
-      <w:r>
-        <w:rPr>
-          <w:rFonts w:ascii="Arial" w:cs="Arial" w:eastAsia="Arial" w:hAnsi="Arial"/>
-          <w:color w:val="000000"/>
-          <w:sz w:val="20"/>
-          <w:szCs w:val="20"/>
-        </w:rPr>
-        <w:t xml:space="preserve">This engagement is governed by the laws of Victoria, Australia.</w:t>
-      </w:r>
-    </w:p>
-    <w:p>
-      <w:pPr>
-        <w:spacing w:before="80" w:after="80"/>
-      </w:pPr>
-      <w:r>
-        <w:rPr>
-          <w:rFonts w:ascii="Courier New" w:cs="Courier New" w:eastAsia="Courier New" w:hAnsi="Courier New"/>
-          <w:color w:val="888888"/>
-          <w:sz w:val="16"/>
-          <w:szCs w:val="16"/>
-        </w:rPr>
-        <w:t xml:space="preserve">{% if show_additional_terms %}</w:t>
-      </w:r>
-    </w:p>
-    <w:p>
-      <w:pPr>
-        <w:pBdr>
-          <w:bottom w:val="single" w:color="000000" w:sz="6" w:space="3"/>
-        </w:pBdr>
-        <w:spacing w:before="280" w:after="120"/>
-      </w:pPr>
-      <w:r>
-        <w:rPr>
-          <w:rFonts w:ascii="Arial" w:cs="Arial" w:eastAsia="Arial" w:hAnsi="Arial"/>
-          <w:b/>
-          <w:bCs/>
-          <w:color w:val="000000"/>
-          <w:sz w:val="20"/>
-          <w:szCs w:val="20"/>
-        </w:rPr>
-        <w:t xml:space="preserve">{{ section_additional }}. ADDITIONAL TERMS</w:t>
-      </w:r>
-    </w:p>
-    <w:p>
-      <w:pPr>
-        <w:spacing w:before="120" w:after="120"/>
-      </w:pPr>
-      <w:r>
-        <w:rPr>
-          <w:rFonts w:ascii="Courier New" w:cs="Courier New" w:eastAsia="Courier New" w:hAnsi="Courier New"/>
-          <w:b/>
-          <w:bCs/>
-          <w:color w:val="000000"/>
-          <w:sz w:val="20"/>
-          <w:szCs w:val="20"/>
-        </w:rPr>
-        <w:t xml:space="preserve">{{ additional_terms }}</w:t>
-      </w:r>
-    </w:p>
-    <w:p>
-      <w:pPr>
-        <w:spacing w:before="80" w:after="80"/>
-      </w:pPr>
-      <w:r>
-        <w:rPr>
-          <w:rFonts w:ascii="Courier New" w:cs="Courier New" w:eastAsia="Courier New" w:hAnsi="Courier New"/>
-          <w:color w:val="888888"/>
-          <w:sz w:val="16"/>
-          <w:szCs w:val="16"/>
-        </w:rPr>
-        <w:t xml:space="preserve">{% endif %}</w:t>
-      </w:r>
-    </w:p>
-    <w:p>
-      <w:pPr>
-        <w:pBdr>
-          <w:bottom w:val="single" w:color="000000" w:sz="6" w:space="3"/>
-        </w:pBdr>
-        <w:spacing w:before="280" w:after="120"/>
-      </w:pPr>
-      <w:r>
-        <w:rPr>
-          <w:rFonts w:ascii="Arial" w:cs="Arial" w:eastAsia="Arial" w:hAnsi="Arial"/>
-          <w:b/>
-          <w:bCs/>
-          <w:color w:val="000000"/>
-          <w:sz w:val="20"/>
-          <w:szCs w:val="20"/>
-        </w:rPr>
-        <w:t xml:space="preserve">{{ section_commencement }}. COMMENCEMENT</w:t>
-      </w:r>
-    </w:p>
-    <w:p>
-      <w:pPr>
-        <w:spacing w:before="120" w:after="120"/>
-      </w:pPr>
-      <w:r>
-        <w:rPr>
-          <w:rFonts w:ascii="Arial" w:cs="Arial" w:eastAsia="Arial" w:hAnsi="Arial"/>
-          <w:color w:val="000000"/>
-          <w:sz w:val="20"/>
-          <w:szCs w:val="20"/>
-        </w:rPr>
-        <w:t xml:space="preserve">This engagement letter takes effect from the date of acceptance below and continues until terminated by either party in writing, or until superseded by a new engagement letter.</w:t>
-      </w:r>
-    </w:p>
-    <w:p>
-      <w:pPr>
-        <w:spacing w:before="120" w:after="120"/>
-      </w:pPr>
-      <w:r>
-        <w:rPr>
-          <w:rFonts w:ascii="Arial" w:cs="Arial" w:eastAsia="Arial" w:hAnsi="Arial"/>
-          <w:color w:val="000000"/>
-          <w:sz w:val="20"/>
-          <w:szCs w:val="20"/>
-        </w:rPr>
-        <w:t xml:space="preserve">Either party may terminate this engagement by giving 30 days' written notice to the other party. We reserve the right to terminate this engagement immediately where fees remain unpaid or where you have not complied with your responsibilities as described in Section 3.</w:t>
-      </w:r>
-    </w:p>
-    <w:p>
-      <w:pPr>
-        <w:spacing w:before="120" w:after="120"/>
-        <w:jc w:val="center"/>
-      </w:pPr>
-      <w:r>
-        <w:rPr>
-          <w:rFonts w:ascii="Arial" w:cs="Arial" w:eastAsia="Arial" w:hAnsi="Arial"/>
-          <w:b/>
-          <w:bCs/>
-          <w:color w:val="000000"/>
-          <w:sz w:val="18"/>
-          <w:szCs w:val="18"/>
-        </w:rPr>
-        <w:t xml:space="preserve">{{ apes_305_reference }}</w:t>
       </w:r>
     </w:p>
     <w:p>
@@ -2419,6 +1633,873 @@
           <w:sz w:val="20"/>
           <w:szCs w:val="20"/>
         </w:rPr>
+        <w:t xml:space="preserve">{{ section_trust_dist }}. TRUST DISTRIBUTIONS — SPECIFIC TERMS</w:t>
+      </w:r>
+    </w:p>
+    <w:p>
+      <w:pPr>
+        <w:spacing w:before="120" w:after="120"/>
+      </w:pPr>
+      <w:r>
+        <w:rPr>
+          <w:rFonts w:ascii="Arial" w:cs="Arial" w:eastAsia="Arial" w:hAnsi="Arial"/>
+          <w:color w:val="000000"/>
+          <w:sz w:val="20"/>
+          <w:szCs w:val="20"/>
+        </w:rPr>
+        <w:t xml:space="preserve">For trust entities, trustee resolutions must be executed on or before 30 June each income year to be effective for that year. Failure to make a valid distribution resolution before this date may result in the ATO assessing the trustee on the entire net income of the trust at the top marginal tax rate.</w:t>
+      </w:r>
+    </w:p>
+    <w:p>
+      <w:pPr>
+        <w:spacing w:before="120" w:after="120"/>
+      </w:pPr>
+      <w:r>
+        <w:rPr>
+          <w:rFonts w:ascii="Arial" w:cs="Arial" w:eastAsia="Arial" w:hAnsi="Arial"/>
+          <w:color w:val="000000"/>
+          <w:sz w:val="20"/>
+          <w:szCs w:val="20"/>
+        </w:rPr>
+        <w:t xml:space="preserve">We will contact you prior to 30 June each year to obtain the information required to prepare the distribution resolution. It is your responsibility to respond promptly and to execute the resolution document before 30 June.</w:t>
+      </w:r>
+    </w:p>
+    <w:p>
+      <w:pPr>
+        <w:spacing w:before="120" w:after="120"/>
+      </w:pPr>
+      <w:r>
+        <w:rPr>
+          <w:rFonts w:ascii="Arial" w:cs="Arial" w:eastAsia="Arial" w:hAnsi="Arial"/>
+          <w:color w:val="000000"/>
+          <w:sz w:val="20"/>
+          <w:szCs w:val="20"/>
+        </w:rPr>
+        <w:t xml:space="preserve">We will also consider potential Section 100A risks in the context of trust distributions and advise you where we identify circumstances that may require further consideration.</w:t>
+      </w:r>
+    </w:p>
+    <w:p>
+      <w:pPr>
+        <w:spacing w:before="80" w:after="80"/>
+      </w:pPr>
+      <w:r>
+        <w:rPr>
+          <w:rFonts w:ascii="Courier New" w:cs="Courier New" w:eastAsia="Courier New" w:hAnsi="Courier New"/>
+          <w:color w:val="888888"/>
+          <w:sz w:val="16"/>
+          <w:szCs w:val="16"/>
+        </w:rPr>
+        <w:t xml:space="preserve">{% endif %}</w:t>
+      </w:r>
+    </w:p>
+    <w:p>
+      <w:pPr>
+        <w:pBdr>
+          <w:bottom w:val="single" w:color="000000" w:sz="6" w:space="3"/>
+        </w:pBdr>
+        <w:spacing w:before="240" w:after="80"/>
+      </w:pPr>
+      <w:r>
+        <w:rPr>
+          <w:rFonts w:ascii="Arial" w:cs="Arial" w:eastAsia="Arial" w:hAnsi="Arial"/>
+          <w:b/>
+          <w:bCs/>
+          <w:color w:val="000000"/>
+          <w:sz w:val="20"/>
+          <w:szCs w:val="20"/>
+        </w:rPr>
+        <w:t xml:space="preserve">{{ section_standards }}. PROFESSIONAL STANDARDS AND REGISTRATION</w:t>
+      </w:r>
+    </w:p>
+    <w:p>
+      <w:pPr>
+        <w:spacing w:before="120" w:after="120"/>
+      </w:pPr>
+      <w:r>
+        <w:rPr>
+          <w:rFonts w:ascii="Arial" w:cs="Arial" w:eastAsia="Arial" w:hAnsi="Arial"/>
+          <w:color w:val="000000"/>
+          <w:sz w:val="20"/>
+          <w:szCs w:val="20"/>
+        </w:rPr>
+        <w:t xml:space="preserve">{{ practice_name }} is a member of </w:t>
+      </w:r>
+      <w:r>
+        <w:rPr>
+          <w:rFonts w:ascii="Arial" w:cs="Arial" w:eastAsia="Arial" w:hAnsi="Arial"/>
+          <w:b/>
+          <w:bCs/>
+          <w:color w:val="000000"/>
+          <w:sz w:val="20"/>
+          <w:szCs w:val="20"/>
+        </w:rPr>
+        <w:t xml:space="preserve">{{ practice_professional_body }}</w:t>
+      </w:r>
+      <w:r>
+        <w:rPr>
+          <w:rFonts w:ascii="Arial" w:cs="Arial" w:eastAsia="Arial" w:hAnsi="Arial"/>
+          <w:color w:val="000000"/>
+          <w:sz w:val="20"/>
+          <w:szCs w:val="20"/>
+        </w:rPr>
+        <w:t xml:space="preserve"> and is bound by its professional standards, code of ethics, and continuing professional development requirements. All professional services are performed in accordance with these standards.</w:t>
+      </w:r>
+    </w:p>
+    <w:p>
+      <w:pPr>
+        <w:spacing w:before="120" w:after="120"/>
+      </w:pPr>
+      <w:r>
+        <w:rPr>
+          <w:rFonts w:ascii="Arial" w:cs="Arial" w:eastAsia="Arial" w:hAnsi="Arial"/>
+          <w:color w:val="000000"/>
+          <w:sz w:val="20"/>
+          <w:szCs w:val="20"/>
+        </w:rPr>
+        <w:t xml:space="preserve">{{ tpb_registration_statement }}</w:t>
+      </w:r>
+    </w:p>
+    <w:p>
+      <w:pPr>
+        <w:spacing w:before="120" w:after="120"/>
+      </w:pPr>
+      <w:r>
+        <w:rPr>
+          <w:rFonts w:ascii="Arial" w:cs="Arial" w:eastAsia="Arial" w:hAnsi="Arial"/>
+          <w:color w:val="000000"/>
+          <w:sz w:val="20"/>
+          <w:szCs w:val="20"/>
+        </w:rPr>
+        <w:t xml:space="preserve">{% if practice_bas_agent_number %}Where applicable, we are registered as a BAS Agent with the Tax Practitioners Board, registration number </w:t>
+      </w:r>
+      <w:r>
+        <w:rPr>
+          <w:rFonts w:ascii="Courier New" w:cs="Courier New" w:eastAsia="Courier New" w:hAnsi="Courier New"/>
+          <w:b/>
+          <w:bCs/>
+          <w:color w:val="000000"/>
+          <w:sz w:val="20"/>
+          <w:szCs w:val="20"/>
+        </w:rPr>
+        <w:t xml:space="preserve">{{ practice_bas_agent_number }}</w:t>
+      </w:r>
+      <w:r>
+        <w:rPr>
+          <w:rFonts w:ascii="Arial" w:cs="Arial" w:eastAsia="Arial" w:hAnsi="Arial"/>
+          <w:color w:val="000000"/>
+          <w:sz w:val="20"/>
+          <w:szCs w:val="20"/>
+        </w:rPr>
+        <w:t xml:space="preserve">.{% endif %}</w:t>
+      </w:r>
+    </w:p>
+    <w:p>
+      <w:pPr>
+        <w:pBdr>
+          <w:bottom w:val="single" w:color="000000" w:sz="6" w:space="3"/>
+        </w:pBdr>
+        <w:spacing w:before="240" w:after="80"/>
+      </w:pPr>
+      <w:r>
+        <w:rPr>
+          <w:rFonts w:ascii="Arial" w:cs="Arial" w:eastAsia="Arial" w:hAnsi="Arial"/>
+          <w:b/>
+          <w:bCs/>
+          <w:color w:val="000000"/>
+          <w:sz w:val="20"/>
+          <w:szCs w:val="20"/>
+        </w:rPr>
+        <w:t xml:space="preserve">{{ section_privacy }}. CONFIDENTIALITY, PRIVACY, AND DATA STORAGE</w:t>
+      </w:r>
+    </w:p>
+    <w:p>
+      <w:pPr>
+        <w:spacing w:before="120" w:after="120"/>
+      </w:pPr>
+      <w:r>
+        <w:rPr>
+          <w:rFonts w:ascii="Arial" w:cs="Arial" w:eastAsia="Arial" w:hAnsi="Arial"/>
+          <w:color w:val="000000"/>
+          <w:sz w:val="20"/>
+          <w:szCs w:val="20"/>
+        </w:rPr>
+        <w:t xml:space="preserve">We handle your personal and financial information in accordance with the </w:t>
+      </w:r>
+      <w:r>
+        <w:rPr>
+          <w:rFonts w:ascii="Arial" w:cs="Arial" w:eastAsia="Arial" w:hAnsi="Arial"/>
+          <w:b/>
+          <w:bCs/>
+          <w:color w:val="000000"/>
+          <w:sz w:val="20"/>
+          <w:szCs w:val="20"/>
+        </w:rPr>
+        <w:t xml:space="preserve">Privacy Act 1988 (Cth)</w:t>
+      </w:r>
+      <w:r>
+        <w:rPr>
+          <w:rFonts w:ascii="Arial" w:cs="Arial" w:eastAsia="Arial" w:hAnsi="Arial"/>
+          <w:color w:val="000000"/>
+          <w:sz w:val="20"/>
+          <w:szCs w:val="20"/>
+        </w:rPr>
+        <w:t xml:space="preserve"> and the Australian Privacy Principles (APPs). Our full Privacy Policy is available at </w:t>
+      </w:r>
+      <w:r>
+        <w:rPr>
+          <w:rFonts w:ascii="Courier New" w:cs="Courier New" w:eastAsia="Courier New" w:hAnsi="Courier New"/>
+          <w:b/>
+          <w:bCs/>
+          <w:color w:val="000000"/>
+          <w:sz w:val="20"/>
+          <w:szCs w:val="20"/>
+        </w:rPr>
+        <w:t xml:space="preserve">{{ practice_website }}</w:t>
+      </w:r>
+      <w:r>
+        <w:rPr>
+          <w:rFonts w:ascii="Arial" w:cs="Arial" w:eastAsia="Arial" w:hAnsi="Arial"/>
+          <w:color w:val="000000"/>
+          <w:sz w:val="20"/>
+          <w:szCs w:val="20"/>
+        </w:rPr>
+        <w:t xml:space="preserve">. By engaging us, you consent to the collection, use, and storage of your information as described in this section.</w:t>
+      </w:r>
+    </w:p>
+    <w:p>
+      <w:pPr>
+        <w:spacing w:before="120" w:after="120"/>
+      </w:pPr>
+      <w:r>
+        <w:rPr>
+          <w:rFonts w:ascii="Arial" w:cs="Arial" w:eastAsia="Arial" w:hAnsi="Arial"/>
+          <w:b/>
+          <w:bCs/>
+          <w:color w:val="000000"/>
+          <w:sz w:val="20"/>
+          <w:szCs w:val="20"/>
+        </w:rPr>
+        <w:t xml:space="preserve">Cloud-Based Practice Software.  </w:t>
+      </w:r>
+      <w:r>
+        <w:rPr>
+          <w:rFonts w:ascii="Arial" w:cs="Arial" w:eastAsia="Arial" w:hAnsi="Arial"/>
+          <w:color w:val="000000"/>
+          <w:sz w:val="20"/>
+          <w:szCs w:val="20"/>
+        </w:rPr>
+        <w:t xml:space="preserve">We use cloud-based practice management software to prepare, store, and manage your financial records, documents, correspondence, and tax data. This software is hosted on servers located in Australia. Your data is not sold, shared with third parties for commercial purposes, or used for any purpose other than providing the services described in this letter.</w:t>
+      </w:r>
+    </w:p>
+    <w:p>
+      <w:pPr>
+        <w:spacing w:before="120" w:after="120"/>
+      </w:pPr>
+      <w:r>
+        <w:rPr>
+          <w:rFonts w:ascii="Arial" w:cs="Arial" w:eastAsia="Arial" w:hAnsi="Arial"/>
+          <w:b/>
+          <w:bCs/>
+          <w:color w:val="000000"/>
+          <w:sz w:val="20"/>
+          <w:szCs w:val="20"/>
+        </w:rPr>
+        <w:t xml:space="preserve">Third-Party Service Providers.  </w:t>
+      </w:r>
+      <w:r>
+        <w:rPr>
+          <w:rFonts w:ascii="Arial" w:cs="Arial" w:eastAsia="Arial" w:hAnsi="Arial"/>
+          <w:color w:val="000000"/>
+          <w:sz w:val="20"/>
+          <w:szCs w:val="20"/>
+        </w:rPr>
+        <w:t xml:space="preserve">Where we engage third-party service providers to assist in delivering our services — including document signing platforms, accounting software integrations, and cloud infrastructure providers — those providers are bound by confidentiality obligations consistent with the Privacy Act 1988 (Cth). We will not share your information with third parties beyond what is strictly necessary to carry out your instructions.</w:t>
+      </w:r>
+    </w:p>
+    <w:p>
+      <w:pPr>
+        <w:spacing w:before="120" w:after="120"/>
+      </w:pPr>
+      <w:r>
+        <w:rPr>
+          <w:rFonts w:ascii="Arial" w:cs="Arial" w:eastAsia="Arial" w:hAnsi="Arial"/>
+          <w:b/>
+          <w:bCs/>
+          <w:color w:val="000000"/>
+          <w:sz w:val="20"/>
+          <w:szCs w:val="20"/>
+        </w:rPr>
+        <w:t xml:space="preserve">Regulatory Disclosure.  </w:t>
+      </w:r>
+      <w:r>
+        <w:rPr>
+          <w:rFonts w:ascii="Arial" w:cs="Arial" w:eastAsia="Arial" w:hAnsi="Arial"/>
+          <w:color w:val="000000"/>
+          <w:sz w:val="20"/>
+          <w:szCs w:val="20"/>
+        </w:rPr>
+        <w:t xml:space="preserve">We will disclose your information to the Australian Taxation Office, ASIC, state revenue authorities, and other regulatory bodies only where required by law or where necessary to carry out your instructions, such as lodging returns and statements on your behalf.</w:t>
+      </w:r>
+    </w:p>
+    <w:p>
+      <w:pPr>
+        <w:spacing w:before="80" w:after="80"/>
+      </w:pPr>
+      <w:r>
+        <w:rPr>
+          <w:rFonts w:ascii="Courier New" w:cs="Courier New" w:eastAsia="Courier New" w:hAnsi="Courier New"/>
+          <w:color w:val="888888"/>
+          <w:sz w:val="16"/>
+          <w:szCs w:val="16"/>
+        </w:rPr>
+        <w:t xml:space="preserve">{% if show_client_portal %}</w:t>
+      </w:r>
+    </w:p>
+    <w:p>
+      <w:pPr>
+        <w:spacing w:before="120" w:after="120"/>
+      </w:pPr>
+      <w:r>
+        <w:rPr>
+          <w:rFonts w:ascii="Arial" w:cs="Arial" w:eastAsia="Arial" w:hAnsi="Arial"/>
+          <w:b/>
+          <w:bCs/>
+          <w:color w:val="000000"/>
+          <w:sz w:val="20"/>
+          <w:szCs w:val="20"/>
+        </w:rPr>
+        <w:t xml:space="preserve">Client Portal.  </w:t>
+      </w:r>
+      <w:r>
+        <w:rPr>
+          <w:rFonts w:ascii="Arial" w:cs="Arial" w:eastAsia="Arial" w:hAnsi="Arial"/>
+          <w:color w:val="000000"/>
+          <w:sz w:val="20"/>
+          <w:szCs w:val="20"/>
+        </w:rPr>
+        <w:t xml:space="preserve">We provide access to a secure client portal at </w:t>
+      </w:r>
+      <w:r>
+        <w:rPr>
+          <w:rFonts w:ascii="Courier New" w:cs="Courier New" w:eastAsia="Courier New" w:hAnsi="Courier New"/>
+          <w:b/>
+          <w:bCs/>
+          <w:color w:val="000000"/>
+          <w:sz w:val="20"/>
+          <w:szCs w:val="20"/>
+        </w:rPr>
+        <w:t xml:space="preserve">{{ client_portal_url }}</w:t>
+      </w:r>
+      <w:r>
+        <w:rPr>
+          <w:rFonts w:ascii="Arial" w:cs="Arial" w:eastAsia="Arial" w:hAnsi="Arial"/>
+          <w:color w:val="000000"/>
+          <w:sz w:val="20"/>
+          <w:szCs w:val="20"/>
+        </w:rPr>
+        <w:t xml:space="preserve">. The portal allows you to view documents, approve financial statements, and communicate with our team securely. By accessing the portal, you accept the applicable terms of service for that platform. Access credentials will be provided to you separately.</w:t>
+      </w:r>
+    </w:p>
+    <w:p>
+      <w:pPr>
+        <w:spacing w:before="80" w:after="80"/>
+      </w:pPr>
+      <w:r>
+        <w:rPr>
+          <w:rFonts w:ascii="Courier New" w:cs="Courier New" w:eastAsia="Courier New" w:hAnsi="Courier New"/>
+          <w:color w:val="888888"/>
+          <w:sz w:val="16"/>
+          <w:szCs w:val="16"/>
+        </w:rPr>
+        <w:t xml:space="preserve">{% endif %}</w:t>
+      </w:r>
+    </w:p>
+    <w:p>
+      <w:pPr>
+        <w:spacing w:before="80" w:after="80"/>
+      </w:pPr>
+      <w:r>
+        <w:rPr>
+          <w:rFonts w:ascii="Courier New" w:cs="Courier New" w:eastAsia="Courier New" w:hAnsi="Courier New"/>
+          <w:color w:val="888888"/>
+          <w:sz w:val="16"/>
+          <w:szCs w:val="16"/>
+        </w:rPr>
+        <w:t xml:space="preserve">{% if show_fusesign %}</w:t>
+      </w:r>
+    </w:p>
+    <w:p>
+      <w:pPr>
+        <w:spacing w:before="120" w:after="120"/>
+      </w:pPr>
+      <w:r>
+        <w:rPr>
+          <w:rFonts w:ascii="Arial" w:cs="Arial" w:eastAsia="Arial" w:hAnsi="Arial"/>
+          <w:b/>
+          <w:bCs/>
+          <w:color w:val="000000"/>
+          <w:sz w:val="20"/>
+          <w:szCs w:val="20"/>
+        </w:rPr>
+        <w:t xml:space="preserve">Electronic Document Signing.  </w:t>
+      </w:r>
+      <w:r>
+        <w:rPr>
+          <w:rFonts w:ascii="Arial" w:cs="Arial" w:eastAsia="Arial" w:hAnsi="Arial"/>
+          <w:color w:val="000000"/>
+          <w:sz w:val="20"/>
+          <w:szCs w:val="20"/>
+        </w:rPr>
+        <w:t xml:space="preserve">We use an electronic document signing platform to send documents to you for execution. This platform processes your name, email address, and electronic signature for the sole purpose of executing documents relating to your engagement with us. By signing documents electronically, you accept the applicable terms of that platform. Electronic signatures applied through this service are legally binding under the </w:t>
+      </w:r>
+      <w:r>
+        <w:rPr>
+          <w:rFonts w:ascii="Arial" w:cs="Arial" w:eastAsia="Arial" w:hAnsi="Arial"/>
+          <w:b/>
+          <w:bCs/>
+          <w:color w:val="000000"/>
+          <w:sz w:val="20"/>
+          <w:szCs w:val="20"/>
+        </w:rPr>
+        <w:t xml:space="preserve">Electronic Transactions Act 1999 (Cth)</w:t>
+      </w:r>
+      <w:r>
+        <w:rPr>
+          <w:rFonts w:ascii="Arial" w:cs="Arial" w:eastAsia="Arial" w:hAnsi="Arial"/>
+          <w:color w:val="000000"/>
+          <w:sz w:val="20"/>
+          <w:szCs w:val="20"/>
+        </w:rPr>
+        <w:t xml:space="preserve">.</w:t>
+      </w:r>
+    </w:p>
+    <w:p>
+      <w:pPr>
+        <w:spacing w:before="80" w:after="80"/>
+      </w:pPr>
+      <w:r>
+        <w:rPr>
+          <w:rFonts w:ascii="Courier New" w:cs="Courier New" w:eastAsia="Courier New" w:hAnsi="Courier New"/>
+          <w:color w:val="888888"/>
+          <w:sz w:val="16"/>
+          <w:szCs w:val="16"/>
+        </w:rPr>
+        <w:t xml:space="preserve">{% endif %}</w:t>
+      </w:r>
+    </w:p>
+    <w:p>
+      <w:pPr>
+        <w:spacing w:before="120" w:after="120"/>
+      </w:pPr>
+      <w:r>
+        <w:rPr>
+          <w:rFonts w:ascii="Arial" w:cs="Arial" w:eastAsia="Arial" w:hAnsi="Arial"/>
+          <w:b/>
+          <w:bCs/>
+          <w:color w:val="000000"/>
+          <w:sz w:val="20"/>
+          <w:szCs w:val="20"/>
+        </w:rPr>
+        <w:t xml:space="preserve">Data Retention.  </w:t>
+      </w:r>
+      <w:r>
+        <w:rPr>
+          <w:rFonts w:ascii="Arial" w:cs="Arial" w:eastAsia="Arial" w:hAnsi="Arial"/>
+          <w:color w:val="000000"/>
+          <w:sz w:val="20"/>
+          <w:szCs w:val="20"/>
+        </w:rPr>
+        <w:t xml:space="preserve">We retain your financial records and documents for a minimum of seven years from the date of the relevant return, document, or transaction, in accordance with ATO record-keeping requirements and our obligations under the </w:t>
+      </w:r>
+      <w:r>
+        <w:rPr>
+          <w:rFonts w:ascii="Arial" w:cs="Arial" w:eastAsia="Arial" w:hAnsi="Arial"/>
+          <w:b/>
+          <w:bCs/>
+          <w:color w:val="000000"/>
+          <w:sz w:val="20"/>
+          <w:szCs w:val="20"/>
+        </w:rPr>
+        <w:t xml:space="preserve">Tax Agent Services Act 2009</w:t>
+      </w:r>
+      <w:r>
+        <w:rPr>
+          <w:rFonts w:ascii="Arial" w:cs="Arial" w:eastAsia="Arial" w:hAnsi="Arial"/>
+          <w:color w:val="000000"/>
+          <w:sz w:val="20"/>
+          <w:szCs w:val="20"/>
+        </w:rPr>
+        <w:t xml:space="preserve">. After this period, records may be securely destroyed unless you notify us in writing prior to that time that you wish to retain them.</w:t>
+      </w:r>
+    </w:p>
+    <w:p>
+      <w:pPr>
+        <w:spacing w:before="120" w:after="120"/>
+      </w:pPr>
+      <w:r>
+        <w:rPr>
+          <w:rFonts w:ascii="Arial" w:cs="Arial" w:eastAsia="Arial" w:hAnsi="Arial"/>
+          <w:b/>
+          <w:bCs/>
+          <w:color w:val="000000"/>
+          <w:sz w:val="20"/>
+          <w:szCs w:val="20"/>
+        </w:rPr>
+        <w:t xml:space="preserve">Access and Correction.  </w:t>
+      </w:r>
+      <w:r>
+        <w:rPr>
+          <w:rFonts w:ascii="Arial" w:cs="Arial" w:eastAsia="Arial" w:hAnsi="Arial"/>
+          <w:color w:val="000000"/>
+          <w:sz w:val="20"/>
+          <w:szCs w:val="20"/>
+        </w:rPr>
+        <w:t xml:space="preserve">You have the right to access the personal information we hold about you and to request corrections where that information is inaccurate, incomplete, or out of date. To make a request, contact us at </w:t>
+      </w:r>
+      <w:r>
+        <w:rPr>
+          <w:rFonts w:ascii="Courier New" w:cs="Courier New" w:eastAsia="Courier New" w:hAnsi="Courier New"/>
+          <w:b/>
+          <w:bCs/>
+          <w:color w:val="000000"/>
+          <w:sz w:val="20"/>
+          <w:szCs w:val="20"/>
+        </w:rPr>
+        <w:t xml:space="preserve">{{ practice_email }}</w:t>
+      </w:r>
+      <w:r>
+        <w:rPr>
+          <w:rFonts w:ascii="Arial" w:cs="Arial" w:eastAsia="Arial" w:hAnsi="Arial"/>
+          <w:color w:val="000000"/>
+          <w:sz w:val="20"/>
+          <w:szCs w:val="20"/>
+        </w:rPr>
+        <w:t xml:space="preserve">. We will respond within 30 days.</w:t>
+      </w:r>
+    </w:p>
+    <w:p>
+      <w:pPr>
+        <w:spacing w:before="120" w:after="120"/>
+      </w:pPr>
+      <w:r>
+        <w:rPr>
+          <w:rFonts w:ascii="Arial" w:cs="Arial" w:eastAsia="Arial" w:hAnsi="Arial"/>
+          <w:color w:val="000000"/>
+          <w:sz w:val="20"/>
+          <w:szCs w:val="20"/>
+        </w:rPr>
+        <w:t xml:space="preserve">If you do not wish us to use your information in a particular way, please advise us in writing. We will consider your request, noting that in some cases this may affect our ability to provide the services described in this letter.</w:t>
+      </w:r>
+    </w:p>
+    <w:p>
+      <w:pPr>
+        <w:pBdr>
+          <w:bottom w:val="single" w:color="000000" w:sz="6" w:space="3"/>
+        </w:pBdr>
+        <w:spacing w:before="240" w:after="80"/>
+      </w:pPr>
+      <w:r>
+        <w:rPr>
+          <w:rFonts w:ascii="Arial" w:cs="Arial" w:eastAsia="Arial" w:hAnsi="Arial"/>
+          <w:b/>
+          <w:bCs/>
+          <w:color w:val="000000"/>
+          <w:sz w:val="20"/>
+          <w:szCs w:val="20"/>
+        </w:rPr>
+        <w:t xml:space="preserve">{{ section_liability }}. LIMITATION OF LIABILITY</w:t>
+      </w:r>
+    </w:p>
+    <w:p>
+      <w:pPr>
+        <w:spacing w:before="120" w:after="120"/>
+      </w:pPr>
+      <w:r>
+        <w:rPr>
+          <w:rFonts w:ascii="Arial" w:cs="Arial" w:eastAsia="Arial" w:hAnsi="Arial"/>
+          <w:color w:val="000000"/>
+          <w:sz w:val="20"/>
+          <w:szCs w:val="20"/>
+        </w:rPr>
+        <w:t xml:space="preserve">Our liability to you arising out of or in connection with this engagement is limited to the fees paid by you to us for the specific services giving rise to the liability, or to the extent permitted by law, the maximum amount our professional indemnity insurance will cover in respect of that claim.</w:t>
+      </w:r>
+    </w:p>
+    <w:p>
+      <w:pPr>
+        <w:spacing w:before="120" w:after="120"/>
+      </w:pPr>
+      <w:r>
+        <w:rPr>
+          <w:rFonts w:ascii="Arial" w:cs="Arial" w:eastAsia="Arial" w:hAnsi="Arial"/>
+          <w:color w:val="000000"/>
+          <w:sz w:val="20"/>
+          <w:szCs w:val="20"/>
+        </w:rPr>
+        <w:t xml:space="preserve">We are not liable for any loss, damage, or expense arising from our reliance on information provided by you that was incomplete, inaccurate, or misleading. We are not liable for any indirect, consequential, special, or incidental loss or damage.</w:t>
+      </w:r>
+    </w:p>
+    <w:p>
+      <w:pPr>
+        <w:spacing w:before="120" w:after="120"/>
+      </w:pPr>
+      <w:r>
+        <w:rPr>
+          <w:rFonts w:ascii="Arial" w:cs="Arial" w:eastAsia="Arial" w:hAnsi="Arial"/>
+          <w:color w:val="000000"/>
+          <w:sz w:val="20"/>
+          <w:szCs w:val="20"/>
+        </w:rPr>
+        <w:t xml:space="preserve">Nothing in this clause limits our liability for fraud, wilful misconduct, or any liability that cannot be excluded by law.</w:t>
+      </w:r>
+    </w:p>
+    <w:p>
+      <w:pPr>
+        <w:pBdr>
+          <w:bottom w:val="single" w:color="000000" w:sz="6" w:space="3"/>
+        </w:pBdr>
+        <w:spacing w:before="240" w:after="80"/>
+      </w:pPr>
+      <w:r>
+        <w:rPr>
+          <w:rFonts w:ascii="Arial" w:cs="Arial" w:eastAsia="Arial" w:hAnsi="Arial"/>
+          <w:b/>
+          <w:bCs/>
+          <w:color w:val="000000"/>
+          <w:sz w:val="20"/>
+          <w:szCs w:val="20"/>
+        </w:rPr>
+        <w:t xml:space="preserve">{{ section_dispute }}. DISPUTE RESOLUTION</w:t>
+      </w:r>
+    </w:p>
+    <w:p>
+      <w:pPr>
+        <w:spacing w:before="120" w:after="120"/>
+      </w:pPr>
+      <w:r>
+        <w:rPr>
+          <w:rFonts w:ascii="Arial" w:cs="Arial" w:eastAsia="Arial" w:hAnsi="Arial"/>
+          <w:color w:val="000000"/>
+          <w:sz w:val="20"/>
+          <w:szCs w:val="20"/>
+        </w:rPr>
+        <w:t xml:space="preserve">If a dispute arises from this engagement, we ask that you first raise the matter directly with the partner responsible for your engagement so that we may attempt to resolve it. If we are unable to resolve the dispute, either party may refer the matter to the complaints process of </w:t>
+      </w:r>
+      <w:r>
+        <w:rPr>
+          <w:rFonts w:ascii="Arial" w:cs="Arial" w:eastAsia="Arial" w:hAnsi="Arial"/>
+          <w:b/>
+          <w:bCs/>
+          <w:color w:val="000000"/>
+          <w:sz w:val="20"/>
+          <w:szCs w:val="20"/>
+        </w:rPr>
+        <w:t xml:space="preserve">{{ practice_professional_body }}</w:t>
+      </w:r>
+      <w:r>
+        <w:rPr>
+          <w:rFonts w:ascii="Arial" w:cs="Arial" w:eastAsia="Arial" w:hAnsi="Arial"/>
+          <w:color w:val="000000"/>
+          <w:sz w:val="20"/>
+          <w:szCs w:val="20"/>
+        </w:rPr>
+        <w:t xml:space="preserve"> in accordance with their dispute resolution procedures.</w:t>
+      </w:r>
+    </w:p>
+    <w:p>
+      <w:pPr>
+        <w:spacing w:before="120" w:after="120"/>
+      </w:pPr>
+      <w:r>
+        <w:rPr>
+          <w:rFonts w:ascii="Arial" w:cs="Arial" w:eastAsia="Arial" w:hAnsi="Arial"/>
+          <w:color w:val="000000"/>
+          <w:sz w:val="20"/>
+          <w:szCs w:val="20"/>
+        </w:rPr>
+        <w:t xml:space="preserve">This engagement is governed by the laws of Victoria, Australia.</w:t>
+      </w:r>
+    </w:p>
+    <w:p>
+      <w:pPr>
+        <w:spacing w:before="80" w:after="80"/>
+      </w:pPr>
+      <w:r>
+        <w:rPr>
+          <w:rFonts w:ascii="Courier New" w:cs="Courier New" w:eastAsia="Courier New" w:hAnsi="Courier New"/>
+          <w:color w:val="888888"/>
+          <w:sz w:val="16"/>
+          <w:szCs w:val="16"/>
+        </w:rPr>
+        <w:t xml:space="preserve">{% if show_additional_terms %}</w:t>
+      </w:r>
+    </w:p>
+    <w:p>
+      <w:pPr>
+        <w:pBdr>
+          <w:bottom w:val="single" w:color="000000" w:sz="6" w:space="3"/>
+        </w:pBdr>
+        <w:spacing w:before="240" w:after="80"/>
+      </w:pPr>
+      <w:r>
+        <w:rPr>
+          <w:rFonts w:ascii="Arial" w:cs="Arial" w:eastAsia="Arial" w:hAnsi="Arial"/>
+          <w:b/>
+          <w:bCs/>
+          <w:color w:val="000000"/>
+          <w:sz w:val="20"/>
+          <w:szCs w:val="20"/>
+        </w:rPr>
+        <w:t xml:space="preserve">{{ section_additional }}. ADDITIONAL TERMS</w:t>
+      </w:r>
+    </w:p>
+    <w:p>
+      <w:pPr>
+        <w:spacing w:before="120" w:after="120"/>
+      </w:pPr>
+      <w:r>
+        <w:rPr>
+          <w:rFonts w:ascii="Courier New" w:cs="Courier New" w:eastAsia="Courier New" w:hAnsi="Courier New"/>
+          <w:b/>
+          <w:bCs/>
+          <w:color w:val="000000"/>
+          <w:sz w:val="20"/>
+          <w:szCs w:val="20"/>
+        </w:rPr>
+        <w:t xml:space="preserve">{{ additional_terms }}</w:t>
+      </w:r>
+    </w:p>
+    <w:p>
+      <w:pPr>
+        <w:spacing w:before="80" w:after="80"/>
+      </w:pPr>
+      <w:r>
+        <w:rPr>
+          <w:rFonts w:ascii="Courier New" w:cs="Courier New" w:eastAsia="Courier New" w:hAnsi="Courier New"/>
+          <w:color w:val="888888"/>
+          <w:sz w:val="16"/>
+          <w:szCs w:val="16"/>
+        </w:rPr>
+        <w:t xml:space="preserve">{% endif %}</w:t>
+      </w:r>
+    </w:p>
+    <w:p>
+      <w:pPr>
+        <w:pBdr>
+          <w:bottom w:val="single" w:color="000000" w:sz="6" w:space="3"/>
+        </w:pBdr>
+        <w:spacing w:before="240" w:after="80"/>
+      </w:pPr>
+      <w:r>
+        <w:rPr>
+          <w:rFonts w:ascii="Arial" w:cs="Arial" w:eastAsia="Arial" w:hAnsi="Arial"/>
+          <w:b/>
+          <w:bCs/>
+          <w:color w:val="000000"/>
+          <w:sz w:val="20"/>
+          <w:szCs w:val="20"/>
+        </w:rPr>
+        <w:t xml:space="preserve">{{ section_commencement }}. COMMENCEMENT</w:t>
+      </w:r>
+    </w:p>
+    <w:p>
+      <w:pPr>
+        <w:spacing w:before="120" w:after="120"/>
+      </w:pPr>
+      <w:r>
+        <w:rPr>
+          <w:rFonts w:ascii="Arial" w:cs="Arial" w:eastAsia="Arial" w:hAnsi="Arial"/>
+          <w:color w:val="000000"/>
+          <w:sz w:val="20"/>
+          <w:szCs w:val="20"/>
+        </w:rPr>
+        <w:t xml:space="preserve">This engagement letter takes effect from the date of acceptance below and continues until terminated by either party in writing, or until superseded by a new engagement letter.</w:t>
+      </w:r>
+    </w:p>
+    <w:p>
+      <w:pPr>
+        <w:spacing w:before="120" w:after="120"/>
+      </w:pPr>
+      <w:r>
+        <w:rPr>
+          <w:rFonts w:ascii="Arial" w:cs="Arial" w:eastAsia="Arial" w:hAnsi="Arial"/>
+          <w:color w:val="000000"/>
+          <w:sz w:val="20"/>
+          <w:szCs w:val="20"/>
+        </w:rPr>
+        <w:t xml:space="preserve">Either party may terminate this engagement by giving 30 days' written notice to the other party. We reserve the right to terminate this engagement immediately where fees remain unpaid or where you have not complied with your responsibilities as described in Section 3.</w:t>
+      </w:r>
+    </w:p>
+    <w:p>
+      <w:pPr>
+        <w:spacing w:before="0" w:after="0"/>
+      </w:pPr>
+      <w:r>
+        <w:t xml:space="preserve"/>
+      </w:r>
+    </w:p>
+    <w:p>
+      <w:pPr>
+        <w:pBdr>
+          <w:bottom w:val="single" w:color="999999" w:sz="4" w:space="1"/>
+        </w:pBdr>
+        <w:spacing w:before="140" w:after="140"/>
+      </w:pPr>
+      <w:r>
+        <w:t xml:space="preserve"/>
+      </w:r>
+    </w:p>
+    <w:p>
+      <w:pPr>
+        <w:spacing w:before="120" w:after="120"/>
+        <w:jc w:val="center"/>
+      </w:pPr>
+      <w:r>
+        <w:rPr>
+          <w:rFonts w:ascii="Arial" w:cs="Arial" w:eastAsia="Arial" w:hAnsi="Arial"/>
+          <w:b/>
+          <w:bCs/>
+          <w:color w:val="000000"/>
+          <w:sz w:val="18"/>
+          <w:szCs w:val="18"/>
+        </w:rPr>
+        <w:t xml:space="preserve">{{ apes_305_reference }}</w:t>
+      </w:r>
+    </w:p>
+    <w:p>
+      <w:pPr>
+        <w:pBdr>
+          <w:bottom w:val="single" w:color="999999" w:sz="4" w:space="1"/>
+        </w:pBdr>
+        <w:spacing w:before="140" w:after="140"/>
+      </w:pPr>
+      <w:r>
+        <w:t xml:space="preserve"/>
+      </w:r>
+    </w:p>
+    <w:p>
+      <w:pPr>
+        <w:spacing w:before="0" w:after="0"/>
+      </w:pPr>
+      <w:r>
+        <w:t xml:space="preserve"/>
+      </w:r>
+    </w:p>
+    <w:p>
+      <w:pPr>
+        <w:pBdr>
+          <w:bottom w:val="single" w:color="000000" w:sz="6" w:space="3"/>
+        </w:pBdr>
+        <w:spacing w:before="240" w:after="80"/>
+      </w:pPr>
+      <w:r>
+        <w:rPr>
+          <w:rFonts w:ascii="Arial" w:cs="Arial" w:eastAsia="Arial" w:hAnsi="Arial"/>
+          <w:b/>
+          <w:bCs/>
+          <w:color w:val="000000"/>
+          <w:sz w:val="20"/>
+          <w:szCs w:val="20"/>
+        </w:rPr>
         <w:t xml:space="preserve">ACCEPTANCE OF TERMS</w:t>
       </w:r>
     </w:p>
@@ -2448,6 +2529,14 @@
           <w:szCs w:val="20"/>
         </w:rPr>
         <w:t xml:space="preserve">You may return the signed letter by email, post, or via the electronic signature process if we have sent this letter through our secure document signing platform.</w:t>
+      </w:r>
+    </w:p>
+    <w:p>
+      <w:pPr>
+        <w:spacing w:before="0" w:after="0"/>
+      </w:pPr>
+      <w:r>
+        <w:t xml:space="preserve"/>
       </w:r>
     </w:p>
     <w:p>
@@ -2881,22 +2970,6 @@
     </w:p>
     <w:p>
       <w:pPr>
-        <w:spacing w:before="0" w:after="40"/>
-      </w:pPr>
-      <w:r>
-        <w:rPr>
-          <w:rFonts w:ascii="Courier New" w:cs="Courier New" w:eastAsia="Courier New" w:hAnsi="Courier New"/>
-          <w:b/>
-          <w:bCs/>
-          <w:color w:val="000000"/>
-          <w:sz w:val="20"/>
-          <w:szCs w:val="20"/>
-        </w:rPr>
-        <w:t xml:space="preserve">{% endfor %}</w:t>
-      </w:r>
-    </w:p>
-    <w:p>
-      <w:pPr>
         <w:spacing w:before="80" w:after="80"/>
       </w:pPr>
       <w:r>
@@ -3133,22 +3206,6 @@
     </w:p>
     <w:p>
       <w:pPr>
-        <w:spacing w:before="0" w:after="40"/>
-      </w:pPr>
-      <w:r>
-        <w:rPr>
-          <w:rFonts w:ascii="Courier New" w:cs="Courier New" w:eastAsia="Courier New" w:hAnsi="Courier New"/>
-          <w:b/>
-          <w:bCs/>
-          <w:color w:val="000000"/>
-          <w:sz w:val="20"/>
-          <w:szCs w:val="20"/>
-        </w:rPr>
-        <w:t xml:space="preserve">{% endfor %}</w:t>
-      </w:r>
-    </w:p>
-    <w:p>
-      <w:pPr>
         <w:spacing w:before="80" w:after="80"/>
       </w:pPr>
       <w:r>
@@ -3358,22 +3415,6 @@
     </w:p>
     <w:p>
       <w:pPr>
-        <w:spacing w:before="0" w:after="40"/>
-      </w:pPr>
-      <w:r>
-        <w:rPr>
-          <w:rFonts w:ascii="Courier New" w:cs="Courier New" w:eastAsia="Courier New" w:hAnsi="Courier New"/>
-          <w:b/>
-          <w:bCs/>
-          <w:color w:val="000000"/>
-          <w:sz w:val="20"/>
-          <w:szCs w:val="20"/>
-        </w:rPr>
-        <w:t xml:space="preserve">{% endfor %}</w:t>
-      </w:r>
-    </w:p>
-    <w:p>
-      <w:pPr>
         <w:spacing w:before="80" w:after="80"/>
       </w:pPr>
       <w:r>
@@ -3389,6 +3430,17 @@
     <w:p>
       <w:pPr>
         <w:spacing w:before="0" w:after="0"/>
+      </w:pPr>
+      <w:r>
+        <w:t xml:space="preserve"/>
+      </w:r>
+    </w:p>
+    <w:p>
+      <w:pPr>
+        <w:pBdr>
+          <w:bottom w:val="single" w:color="999999" w:sz="4" w:space="1"/>
+        </w:pBdr>
+        <w:spacing w:before="140" w:after="140"/>
       </w:pPr>
       <w:r>
         <w:t xml:space="preserve"/>

--- a/core/management/commands/Engagement_Letter_TEMPLATE_BW_v3.docx
+++ b/core/management/commands/Engagement_Letter_TEMPLATE_BW_v3.docx
@@ -2979,7 +2979,7 @@
           <w:sz w:val="16"/>
           <w:szCs w:val="16"/>
         </w:rPr>
-        <w:t xml:space="preserve">{% endif %}</w:t>
+        <w:t xml:space="preserve">{% endfor %}</w:t>
       </w:r>
     </w:p>
     <w:p>
@@ -3215,7 +3215,7 @@
           <w:sz w:val="16"/>
           <w:szCs w:val="16"/>
         </w:rPr>
-        <w:t xml:space="preserve">{% endif %}</w:t>
+        <w:t xml:space="preserve">{% endfor %}</w:t>
       </w:r>
     </w:p>
     <w:p>
@@ -3424,7 +3424,7 @@
           <w:sz w:val="16"/>
           <w:szCs w:val="16"/>
         </w:rPr>
-        <w:t xml:space="preserve">{% endif %}</w:t>
+        <w:t xml:space="preserve">{% endfor %}</w:t>
       </w:r>
     </w:p>
     <w:p>

--- a/core/management/commands/Engagement_Letter_TEMPLATE_BW_v3.docx
+++ b/core/management/commands/Engagement_Letter_TEMPLATE_BW_v3.docx
@@ -2984,6 +2984,19 @@
     </w:p>
     <w:p>
       <w:pPr>
+        <w:spacing w:before="0" w:after="0"/>
+      </w:pPr>
+      <w:r>
+        <w:rPr>
+          <w:rFonts w:ascii="Arial" w:cs="Arial" w:eastAsia="Arial" w:hAnsi="Arial"/>
+          <w:sz w:val="20"/>
+          <w:szCs w:val="20"/>
+        </w:rPr>
+        <w:t>{% endif %}</w:t>
+      </w:r>
+    </w:p>
+    <w:p>
+      <w:pPr>
         <w:spacing w:before="80" w:after="80"/>
       </w:pPr>
       <w:r>
@@ -3220,6 +3233,19 @@
     </w:p>
     <w:p>
       <w:pPr>
+        <w:spacing w:before="0" w:after="0"/>
+      </w:pPr>
+      <w:r>
+        <w:rPr>
+          <w:rFonts w:ascii="Arial" w:cs="Arial" w:eastAsia="Arial" w:hAnsi="Arial"/>
+          <w:sz w:val="20"/>
+          <w:szCs w:val="20"/>
+        </w:rPr>
+        <w:t>{% endif %}</w:t>
+      </w:r>
+    </w:p>
+    <w:p>
+      <w:pPr>
         <w:spacing w:before="80" w:after="80"/>
       </w:pPr>
       <w:r>
@@ -3425,6 +3451,19 @@
           <w:szCs w:val="16"/>
         </w:rPr>
         <w:t xml:space="preserve">{% endfor %}</w:t>
+      </w:r>
+    </w:p>
+    <w:p>
+      <w:pPr>
+        <w:spacing w:before="0" w:after="0"/>
+      </w:pPr>
+      <w:r>
+        <w:rPr>
+          <w:rFonts w:ascii="Arial" w:cs="Arial" w:eastAsia="Arial" w:hAnsi="Arial"/>
+          <w:sz w:val="20"/>
+          <w:szCs w:val="20"/>
+        </w:rPr>
+        <w:t>{% endif %}</w:t>
       </w:r>
     </w:p>
     <w:p>

--- a/core/management/commands/Engagement_Letter_TEMPLATE_BW_v3.docx
+++ b/core/management/commands/Engagement_Letter_TEMPLATE_BW_v3.docx
@@ -65,7 +65,7 @@
                 <w:sz w:val="16"/>
                 <w:szCs w:val="16"/>
               </w:rPr>
-              <w:t xml:space="preserve">(firm logo — rendered at generation time)</w:t>
+              <w:t xml:space="preserve">{% if not practice_logo %}(firm logo — rendered at generation time){% endif %}</w:t>
             </w:r>
           </w:p>
         </w:tc>
